--- a/matriz-viral/entregables/Matriz-Contenido-Agosto-2026-DMA.docx
+++ b/matriz-viral/entregables/Matriz-Contenido-Agosto-2026-DMA.docx
@@ -3342,6 +3342,573 @@
           <w:sz w:val="18"/>
           <w:szCs w:val="18"/>
         </w:rPr>
+        <w:t xml:space="preserve">Historias — secuencia de 5 frames</w:t>
+      </w:r>
+    </w:p>
+    <w:p>
+      <w:pPr>
+        <w:spacing w:after="80"/>
+        <w:rPr>
+          <w:i/>
+          <w:iCs/>
+          <w:color w:val="5A6B7B"/>
+          <w:sz w:val="19"/>
+          <w:szCs w:val="19"/>
+        </w:rPr>
+      </w:pPr>
+      <w:r>
+        <w:rPr>
+          <w:i/>
+          <w:iCs/>
+          <w:color w:val="5A6B7B"/>
+          <w:sz w:val="19"/>
+          <w:szCs w:val="19"/>
+        </w:rPr>
+        <w:t xml:space="preserve">La historia no repite el post: le abre la puerta. El sticker es el CTA, y quien responde recibe DM.</w:t>
+      </w:r>
+    </w:p>
+    <w:tbl>
+      <w:tblPr>
+        <w:tblW w:type="dxa" w:w="10200"/>
+        <w:tblBorders>
+          <w:top w:val="single" w:color="auto" w:sz="4"/>
+          <w:left w:val="single" w:color="auto" w:sz="4"/>
+          <w:bottom w:val="single" w:color="auto" w:sz="4"/>
+          <w:right w:val="single" w:color="auto" w:sz="4"/>
+          <w:insideH w:val="single" w:color="auto" w:sz="4"/>
+          <w:insideV w:val="single" w:color="auto" w:sz="4"/>
+        </w:tblBorders>
+      </w:tblPr>
+      <w:tblGrid>
+        <w:gridCol w:w="500"/>
+        <w:gridCol w:w="2500"/>
+        <w:gridCol w:w="2400"/>
+        <w:gridCol w:w="2300"/>
+        <w:gridCol w:w="2500"/>
+      </w:tblGrid>
+      <w:tr>
+        <w:trPr>
+          <w:tblHeader/>
+        </w:trPr>
+        <w:tc>
+          <w:tcPr>
+            <w:tcW w:type="dxa" w:w="500"/>
+            <w:shd w:fill="0E2438" w:val="clear"/>
+          </w:tcPr>
+          <w:p>
+            <w:r>
+              <w:rPr>
+                <w:b/>
+                <w:bCs/>
+                <w:color w:val="FFFFFF"/>
+                <w:sz w:val="18"/>
+                <w:szCs w:val="18"/>
+              </w:rPr>
+              <w:t xml:space="preserve">#</w:t>
+            </w:r>
+          </w:p>
+        </w:tc>
+        <w:tc>
+          <w:tcPr>
+            <w:tcW w:type="dxa" w:w="2500"/>
+            <w:shd w:fill="0E2438" w:val="clear"/>
+          </w:tcPr>
+          <w:p>
+            <w:r>
+              <w:rPr>
+                <w:b/>
+                <w:bCs/>
+                <w:color w:val="FFFFFF"/>
+                <w:sz w:val="18"/>
+                <w:szCs w:val="18"/>
+              </w:rPr>
+              <w:t xml:space="preserve">Qué se ve</w:t>
+            </w:r>
+          </w:p>
+        </w:tc>
+        <w:tc>
+          <w:tcPr>
+            <w:tcW w:type="dxa" w:w="2400"/>
+            <w:shd w:fill="0E2438" w:val="clear"/>
+          </w:tcPr>
+          <w:p>
+            <w:r>
+              <w:rPr>
+                <w:b/>
+                <w:bCs/>
+                <w:color w:val="FFFFFF"/>
+                <w:sz w:val="18"/>
+                <w:szCs w:val="18"/>
+              </w:rPr>
+              <w:t xml:space="preserve">Texto en pantalla</w:t>
+            </w:r>
+          </w:p>
+        </w:tc>
+        <w:tc>
+          <w:tcPr>
+            <w:tcW w:type="dxa" w:w="2300"/>
+            <w:shd w:fill="0E2438" w:val="clear"/>
+          </w:tcPr>
+          <w:p>
+            <w:r>
+              <w:rPr>
+                <w:b/>
+                <w:bCs/>
+                <w:color w:val="FFFFFF"/>
+                <w:sz w:val="18"/>
+                <w:szCs w:val="18"/>
+              </w:rPr>
+              <w:t xml:space="preserve">Sticker</w:t>
+            </w:r>
+          </w:p>
+        </w:tc>
+        <w:tc>
+          <w:tcPr>
+            <w:tcW w:type="dxa" w:w="2500"/>
+            <w:shd w:fill="0E2438" w:val="clear"/>
+          </w:tcPr>
+          <w:p>
+            <w:r>
+              <w:rPr>
+                <w:b/>
+                <w:bCs/>
+                <w:color w:val="FFFFFF"/>
+                <w:sz w:val="18"/>
+                <w:szCs w:val="18"/>
+              </w:rPr>
+              <w:t xml:space="preserve">Qué hacer con quien responde</w:t>
+            </w:r>
+          </w:p>
+        </w:tc>
+      </w:tr>
+      <w:tr>
+        <w:tc>
+          <w:tcPr>
+            <w:tcW w:type="dxa" w:w="500"/>
+          </w:tcPr>
+          <w:p>
+            <w:r>
+              <w:rPr>
+                <w:sz w:val="18"/>
+                <w:szCs w:val="18"/>
+              </w:rPr>
+              <w:t xml:space="preserve">1</w:t>
+            </w:r>
+          </w:p>
+        </w:tc>
+        <w:tc>
+          <w:tcPr>
+            <w:tcW w:type="dxa" w:w="2500"/>
+          </w:tcPr>
+          <w:p>
+            <w:r>
+              <w:rPr>
+                <w:sz w:val="18"/>
+                <w:szCs w:val="18"/>
+              </w:rPr>
+              <w:t xml:space="preserve">Grabación de pantalla de Revit, moviéndote por el menú sin decir nada. 3 segundos.</w:t>
+            </w:r>
+          </w:p>
+        </w:tc>
+        <w:tc>
+          <w:tcPr>
+            <w:tcW w:type="dxa" w:w="2400"/>
+          </w:tcPr>
+          <w:p>
+            <w:r>
+              <w:rPr>
+                <w:sz w:val="18"/>
+                <w:szCs w:val="18"/>
+              </w:rPr>
+              <w:t xml:space="preserve">Tu Revit trae IA adentro.</w:t>
+            </w:r>
+          </w:p>
+          <w:p>
+            <w:r>
+              <w:rPr>
+                <w:sz w:val="18"/>
+                <w:szCs w:val="18"/>
+              </w:rPr>
+              <w:t xml:space="preserve">Y casi nadie la activó.</w:t>
+            </w:r>
+          </w:p>
+        </w:tc>
+        <w:tc>
+          <w:tcPr>
+            <w:tcW w:type="dxa" w:w="2300"/>
+          </w:tcPr>
+          <w:p>
+            <w:r>
+              <w:rPr>
+                <w:sz w:val="18"/>
+                <w:szCs w:val="18"/>
+              </w:rPr>
+              <w:t xml:space="preserve">Ninguno. Este frame solo frena el dedo.</w:t>
+            </w:r>
+          </w:p>
+        </w:tc>
+        <w:tc>
+          <w:tcPr>
+            <w:tcW w:type="dxa" w:w="2500"/>
+          </w:tcPr>
+          <w:p>
+            <w:r>
+              <w:rPr>
+                <w:sz w:val="18"/>
+                <w:szCs w:val="18"/>
+              </w:rPr>
+              <w:t xml:space="preserve">—</w:t>
+            </w:r>
+          </w:p>
+        </w:tc>
+      </w:tr>
+      <w:tr>
+        <w:tc>
+          <w:tcPr>
+            <w:tcW w:type="dxa" w:w="500"/>
+          </w:tcPr>
+          <w:p>
+            <w:r>
+              <w:rPr>
+                <w:sz w:val="18"/>
+                <w:szCs w:val="18"/>
+              </w:rPr>
+              <w:t xml:space="preserve">2</w:t>
+            </w:r>
+          </w:p>
+        </w:tc>
+        <w:tc>
+          <w:tcPr>
+            <w:tcW w:type="dxa" w:w="2500"/>
+          </w:tcPr>
+          <w:p>
+            <w:r>
+              <w:rPr>
+                <w:sz w:val="18"/>
+                <w:szCs w:val="18"/>
+              </w:rPr>
+              <w:t xml:space="preserve">Zoom al panel de Autodesk AI Assist, con el cursor encima.</w:t>
+            </w:r>
+          </w:p>
+        </w:tc>
+        <w:tc>
+          <w:tcPr>
+            <w:tcW w:type="dxa" w:w="2400"/>
+          </w:tcPr>
+          <w:p>
+            <w:r>
+              <w:rPr>
+                <w:sz w:val="18"/>
+                <w:szCs w:val="18"/>
+              </w:rPr>
+              <w:t xml:space="preserve">Está aquí.</w:t>
+            </w:r>
+          </w:p>
+          <w:p>
+            <w:r>
+              <w:rPr>
+                <w:sz w:val="18"/>
+                <w:szCs w:val="18"/>
+              </w:rPr>
+              <w:t xml:space="preserve">¿La tenías activada?</w:t>
+            </w:r>
+          </w:p>
+        </w:tc>
+        <w:tc>
+          <w:tcPr>
+            <w:tcW w:type="dxa" w:w="2300"/>
+          </w:tcPr>
+          <w:p>
+            <w:r>
+              <w:rPr>
+                <w:sz w:val="18"/>
+                <w:szCs w:val="18"/>
+              </w:rPr>
+              <w:t xml:space="preserve">ENCUESTA: «Sí, la uso» / «Ni sabía»</w:t>
+            </w:r>
+          </w:p>
+        </w:tc>
+        <w:tc>
+          <w:tcPr>
+            <w:tcW w:type="dxa" w:w="2500"/>
+          </w:tcPr>
+          <w:p>
+            <w:r>
+              <w:rPr>
+                <w:sz w:val="18"/>
+                <w:szCs w:val="18"/>
+              </w:rPr>
+              <w:t xml:space="preserve">A los que votan «Ni sabía» les mandas DM: «Vi que no la tenías activada — te paso los 3 pasos.» Ese DM es el que abre la conversación.</w:t>
+            </w:r>
+          </w:p>
+        </w:tc>
+      </w:tr>
+      <w:tr>
+        <w:tc>
+          <w:tcPr>
+            <w:tcW w:type="dxa" w:w="500"/>
+          </w:tcPr>
+          <w:p>
+            <w:r>
+              <w:rPr>
+                <w:sz w:val="18"/>
+                <w:szCs w:val="18"/>
+              </w:rPr>
+              <w:t xml:space="preserve">3</w:t>
+            </w:r>
+          </w:p>
+        </w:tc>
+        <w:tc>
+          <w:tcPr>
+            <w:tcW w:type="dxa" w:w="2500"/>
+          </w:tcPr>
+          <w:p>
+            <w:r>
+              <w:rPr>
+                <w:sz w:val="18"/>
+                <w:szCs w:val="18"/>
+              </w:rPr>
+              <w:t xml:space="preserve">Las 3 funciones listadas en pantalla, fondo azul marca.</w:t>
+            </w:r>
+          </w:p>
+        </w:tc>
+        <w:tc>
+          <w:tcPr>
+            <w:tcW w:type="dxa" w:w="2400"/>
+          </w:tcPr>
+          <w:p>
+            <w:r>
+              <w:rPr>
+                <w:sz w:val="18"/>
+                <w:szCs w:val="18"/>
+              </w:rPr>
+              <w:t xml:space="preserve">01 Detalles constructivos</w:t>
+            </w:r>
+          </w:p>
+          <w:p>
+            <w:r>
+              <w:rPr>
+                <w:sz w:val="18"/>
+                <w:szCs w:val="18"/>
+              </w:rPr>
+              <w:t xml:space="preserve">02 Choques (con solución)</w:t>
+            </w:r>
+          </w:p>
+          <w:p>
+            <w:r>
+              <w:rPr>
+                <w:sz w:val="18"/>
+                <w:szCs w:val="18"/>
+              </w:rPr>
+              <w:t xml:space="preserve">03 Distribución en planta</w:t>
+            </w:r>
+          </w:p>
+        </w:tc>
+        <w:tc>
+          <w:tcPr>
+            <w:tcW w:type="dxa" w:w="2300"/>
+          </w:tcPr>
+          <w:p>
+            <w:r>
+              <w:rPr>
+                <w:sz w:val="18"/>
+                <w:szCs w:val="18"/>
+              </w:rPr>
+              <w:t xml:space="preserve">Ninguno. Es el frame de valor: se guarda o se comparte.</w:t>
+            </w:r>
+          </w:p>
+        </w:tc>
+        <w:tc>
+          <w:tcPr>
+            <w:tcW w:type="dxa" w:w="2500"/>
+          </w:tcPr>
+          <w:p>
+            <w:r>
+              <w:rPr>
+                <w:sz w:val="18"/>
+                <w:szCs w:val="18"/>
+              </w:rPr>
+              <w:t xml:space="preserve">—</w:t>
+            </w:r>
+          </w:p>
+        </w:tc>
+      </w:tr>
+      <w:tr>
+        <w:tc>
+          <w:tcPr>
+            <w:tcW w:type="dxa" w:w="500"/>
+          </w:tcPr>
+          <w:p>
+            <w:r>
+              <w:rPr>
+                <w:sz w:val="18"/>
+                <w:szCs w:val="18"/>
+              </w:rPr>
+              <w:t xml:space="preserve">4</w:t>
+            </w:r>
+          </w:p>
+        </w:tc>
+        <w:tc>
+          <w:tcPr>
+            <w:tcW w:type="dxa" w:w="2500"/>
+          </w:tcPr>
+          <w:p>
+            <w:r>
+              <w:rPr>
+                <w:sz w:val="18"/>
+                <w:szCs w:val="18"/>
+              </w:rPr>
+              <w:t xml:space="preserve">Tú a cámara o texto sobre azul.</w:t>
+            </w:r>
+          </w:p>
+        </w:tc>
+        <w:tc>
+          <w:tcPr>
+            <w:tcW w:type="dxa" w:w="2400"/>
+          </w:tcPr>
+          <w:p>
+            <w:r>
+              <w:rPr>
+                <w:sz w:val="18"/>
+                <w:szCs w:val="18"/>
+              </w:rPr>
+              <w:t xml:space="preserve">Ninguna te da el proyecto.</w:t>
+            </w:r>
+          </w:p>
+          <w:p>
+            <w:r>
+              <w:rPr>
+                <w:sz w:val="18"/>
+                <w:szCs w:val="18"/>
+              </w:rPr>
+              <w:t xml:space="preserve">Te da el borrador.</w:t>
+            </w:r>
+          </w:p>
+          <w:p>
+            <w:r>
+              <w:rPr>
+                <w:sz w:val="18"/>
+                <w:szCs w:val="18"/>
+              </w:rPr>
+              <w:t xml:space="preserve">El criterio lo pones tú.</w:t>
+            </w:r>
+          </w:p>
+        </w:tc>
+        <w:tc>
+          <w:tcPr>
+            <w:tcW w:type="dxa" w:w="2300"/>
+          </w:tcPr>
+          <w:p>
+            <w:r>
+              <w:rPr>
+                <w:sz w:val="18"/>
+                <w:szCs w:val="18"/>
+              </w:rPr>
+              <w:t xml:space="preserve">CAJA DE PREGUNTAS: «¿Qué tarea de Revit te gustaría automatizar?»</w:t>
+            </w:r>
+          </w:p>
+        </w:tc>
+        <w:tc>
+          <w:tcPr>
+            <w:tcW w:type="dxa" w:w="2500"/>
+          </w:tcPr>
+          <w:p>
+            <w:r>
+              <w:rPr>
+                <w:sz w:val="18"/>
+                <w:szCs w:val="18"/>
+              </w:rPr>
+              <w:t xml:space="preserve">Cada respuesta se contesta UNA POR UNA por DM. Ahí es donde se menciona el Máster — nunca en la historia.</w:t>
+            </w:r>
+          </w:p>
+        </w:tc>
+      </w:tr>
+      <w:tr>
+        <w:tc>
+          <w:tcPr>
+            <w:tcW w:type="dxa" w:w="500"/>
+          </w:tcPr>
+          <w:p>
+            <w:r>
+              <w:rPr>
+                <w:sz w:val="18"/>
+                <w:szCs w:val="18"/>
+              </w:rPr>
+              <w:t xml:space="preserve">5</w:t>
+            </w:r>
+          </w:p>
+        </w:tc>
+        <w:tc>
+          <w:tcPr>
+            <w:tcW w:type="dxa" w:w="2500"/>
+          </w:tcPr>
+          <w:p>
+            <w:r>
+              <w:rPr>
+                <w:sz w:val="18"/>
+                <w:szCs w:val="18"/>
+              </w:rPr>
+              <w:t xml:space="preserve">Captura del carrusel publicado.</w:t>
+            </w:r>
+          </w:p>
+        </w:tc>
+        <w:tc>
+          <w:tcPr>
+            <w:tcW w:type="dxa" w:w="2400"/>
+          </w:tcPr>
+          <w:p>
+            <w:r>
+              <w:rPr>
+                <w:sz w:val="18"/>
+                <w:szCs w:val="18"/>
+              </w:rPr>
+              <w:t xml:space="preserve">Lo dejé completo en el post 👇</w:t>
+            </w:r>
+          </w:p>
+        </w:tc>
+        <w:tc>
+          <w:tcPr>
+            <w:tcW w:type="dxa" w:w="2300"/>
+          </w:tcPr>
+          <w:p>
+            <w:r>
+              <w:rPr>
+                <w:sz w:val="18"/>
+                <w:szCs w:val="18"/>
+              </w:rPr>
+              <w:t xml:space="preserve">ENLACE al post + «Comenta BIM o IA y te mando cómo activarlas».</w:t>
+            </w:r>
+          </w:p>
+        </w:tc>
+        <w:tc>
+          <w:tcPr>
+            <w:tcW w:type="dxa" w:w="2500"/>
+          </w:tcPr>
+          <w:p>
+            <w:r>
+              <w:rPr>
+                <w:sz w:val="18"/>
+                <w:szCs w:val="18"/>
+              </w:rPr>
+              <w:t xml:space="preserve">Los que tocan el enlace y comentan entran al bot.</w:t>
+            </w:r>
+          </w:p>
+        </w:tc>
+      </w:tr>
+    </w:tbl>
+    <w:p>
+      <w:pPr>
+        <w:spacing w:after="50" w:before="150"/>
+      </w:pPr>
+      <w:r>
+        <w:rPr>
+          <w:b/>
+          <w:bCs/>
+          <w:caps/>
+          <w:color w:val="5A6B7B"/>
+          <w:sz w:val="18"/>
+          <w:szCs w:val="18"/>
+        </w:rPr>
         <w:t xml:space="preserve">Descripción / caption completo — listo para copiar</w:t>
       </w:r>
     </w:p>
@@ -4490,6 +5057,474 @@
           <w:sz w:val="18"/>
           <w:szCs w:val="18"/>
         </w:rPr>
+        <w:t xml:space="preserve">Historias — secuencia de 4 frames</w:t>
+      </w:r>
+    </w:p>
+    <w:p>
+      <w:pPr>
+        <w:spacing w:after="80"/>
+        <w:rPr>
+          <w:i/>
+          <w:iCs/>
+          <w:color w:val="5A6B7B"/>
+          <w:sz w:val="19"/>
+          <w:szCs w:val="19"/>
+        </w:rPr>
+      </w:pPr>
+      <w:r>
+        <w:rPr>
+          <w:i/>
+          <w:iCs/>
+          <w:color w:val="5A6B7B"/>
+          <w:sz w:val="19"/>
+          <w:szCs w:val="19"/>
+        </w:rPr>
+        <w:t xml:space="preserve">La historia no repite el post: le abre la puerta. El sticker es el CTA, y quien responde recibe DM.</w:t>
+      </w:r>
+    </w:p>
+    <w:tbl>
+      <w:tblPr>
+        <w:tblW w:type="dxa" w:w="10200"/>
+        <w:tblBorders>
+          <w:top w:val="single" w:color="auto" w:sz="4"/>
+          <w:left w:val="single" w:color="auto" w:sz="4"/>
+          <w:bottom w:val="single" w:color="auto" w:sz="4"/>
+          <w:right w:val="single" w:color="auto" w:sz="4"/>
+          <w:insideH w:val="single" w:color="auto" w:sz="4"/>
+          <w:insideV w:val="single" w:color="auto" w:sz="4"/>
+        </w:tblBorders>
+      </w:tblPr>
+      <w:tblGrid>
+        <w:gridCol w:w="500"/>
+        <w:gridCol w:w="2500"/>
+        <w:gridCol w:w="2400"/>
+        <w:gridCol w:w="2300"/>
+        <w:gridCol w:w="2500"/>
+      </w:tblGrid>
+      <w:tr>
+        <w:trPr>
+          <w:tblHeader/>
+        </w:trPr>
+        <w:tc>
+          <w:tcPr>
+            <w:tcW w:type="dxa" w:w="500"/>
+            <w:shd w:fill="0E2438" w:val="clear"/>
+          </w:tcPr>
+          <w:p>
+            <w:r>
+              <w:rPr>
+                <w:b/>
+                <w:bCs/>
+                <w:color w:val="FFFFFF"/>
+                <w:sz w:val="18"/>
+                <w:szCs w:val="18"/>
+              </w:rPr>
+              <w:t xml:space="preserve">#</w:t>
+            </w:r>
+          </w:p>
+        </w:tc>
+        <w:tc>
+          <w:tcPr>
+            <w:tcW w:type="dxa" w:w="2500"/>
+            <w:shd w:fill="0E2438" w:val="clear"/>
+          </w:tcPr>
+          <w:p>
+            <w:r>
+              <w:rPr>
+                <w:b/>
+                <w:bCs/>
+                <w:color w:val="FFFFFF"/>
+                <w:sz w:val="18"/>
+                <w:szCs w:val="18"/>
+              </w:rPr>
+              <w:t xml:space="preserve">Qué se ve</w:t>
+            </w:r>
+          </w:p>
+        </w:tc>
+        <w:tc>
+          <w:tcPr>
+            <w:tcW w:type="dxa" w:w="2400"/>
+            <w:shd w:fill="0E2438" w:val="clear"/>
+          </w:tcPr>
+          <w:p>
+            <w:r>
+              <w:rPr>
+                <w:b/>
+                <w:bCs/>
+                <w:color w:val="FFFFFF"/>
+                <w:sz w:val="18"/>
+                <w:szCs w:val="18"/>
+              </w:rPr>
+              <w:t xml:space="preserve">Texto en pantalla</w:t>
+            </w:r>
+          </w:p>
+        </w:tc>
+        <w:tc>
+          <w:tcPr>
+            <w:tcW w:type="dxa" w:w="2300"/>
+            <w:shd w:fill="0E2438" w:val="clear"/>
+          </w:tcPr>
+          <w:p>
+            <w:r>
+              <w:rPr>
+                <w:b/>
+                <w:bCs/>
+                <w:color w:val="FFFFFF"/>
+                <w:sz w:val="18"/>
+                <w:szCs w:val="18"/>
+              </w:rPr>
+              <w:t xml:space="preserve">Sticker</w:t>
+            </w:r>
+          </w:p>
+        </w:tc>
+        <w:tc>
+          <w:tcPr>
+            <w:tcW w:type="dxa" w:w="2500"/>
+            <w:shd w:fill="0E2438" w:val="clear"/>
+          </w:tcPr>
+          <w:p>
+            <w:r>
+              <w:rPr>
+                <w:b/>
+                <w:bCs/>
+                <w:color w:val="FFFFFF"/>
+                <w:sz w:val="18"/>
+                <w:szCs w:val="18"/>
+              </w:rPr>
+              <w:t xml:space="preserve">Qué hacer con quien responde</w:t>
+            </w:r>
+          </w:p>
+        </w:tc>
+      </w:tr>
+      <w:tr>
+        <w:tc>
+          <w:tcPr>
+            <w:tcW w:type="dxa" w:w="500"/>
+          </w:tcPr>
+          <w:p>
+            <w:r>
+              <w:rPr>
+                <w:sz w:val="18"/>
+                <w:szCs w:val="18"/>
+              </w:rPr>
+              <w:t xml:space="preserve">1</w:t>
+            </w:r>
+          </w:p>
+        </w:tc>
+        <w:tc>
+          <w:tcPr>
+            <w:tcW w:type="dxa" w:w="2500"/>
+          </w:tcPr>
+          <w:p>
+            <w:r>
+              <w:rPr>
+                <w:sz w:val="18"/>
+                <w:szCs w:val="18"/>
+              </w:rPr>
+              <w:t xml:space="preserve">Texto grande sobre azul, sin adornos.</w:t>
+            </w:r>
+          </w:p>
+        </w:tc>
+        <w:tc>
+          <w:tcPr>
+            <w:tcW w:type="dxa" w:w="2400"/>
+          </w:tcPr>
+          <w:p>
+            <w:r>
+              <w:rPr>
+                <w:sz w:val="18"/>
+                <w:szCs w:val="18"/>
+              </w:rPr>
+              <w:t xml:space="preserve">5 errores al usar IA en BIM.</w:t>
+            </w:r>
+          </w:p>
+          <w:p>
+            <w:r>
+              <w:rPr>
+                <w:sz w:val="18"/>
+                <w:szCs w:val="18"/>
+              </w:rPr>
+              <w:t xml:space="preserve">El #3 te cuesta el proyecto.</w:t>
+            </w:r>
+          </w:p>
+        </w:tc>
+        <w:tc>
+          <w:tcPr>
+            <w:tcW w:type="dxa" w:w="2300"/>
+          </w:tcPr>
+          <w:p>
+            <w:r>
+              <w:rPr>
+                <w:sz w:val="18"/>
+                <w:szCs w:val="18"/>
+              </w:rPr>
+              <w:t xml:space="preserve">Ninguno.</w:t>
+            </w:r>
+          </w:p>
+        </w:tc>
+        <w:tc>
+          <w:tcPr>
+            <w:tcW w:type="dxa" w:w="2500"/>
+          </w:tcPr>
+          <w:p>
+            <w:r>
+              <w:rPr>
+                <w:sz w:val="18"/>
+                <w:szCs w:val="18"/>
+              </w:rPr>
+              <w:t xml:space="preserve">—</w:t>
+            </w:r>
+          </w:p>
+        </w:tc>
+      </w:tr>
+      <w:tr>
+        <w:tc>
+          <w:tcPr>
+            <w:tcW w:type="dxa" w:w="500"/>
+          </w:tcPr>
+          <w:p>
+            <w:r>
+              <w:rPr>
+                <w:sz w:val="18"/>
+                <w:szCs w:val="18"/>
+              </w:rPr>
+              <w:t xml:space="preserve">2</w:t>
+            </w:r>
+          </w:p>
+        </w:tc>
+        <w:tc>
+          <w:tcPr>
+            <w:tcW w:type="dxa" w:w="2500"/>
+          </w:tcPr>
+          <w:p>
+            <w:r>
+              <w:rPr>
+                <w:sz w:val="18"/>
+                <w:szCs w:val="18"/>
+              </w:rPr>
+              <w:t xml:space="preserve">Pantalla partida: un chat de IA a la izquierda, un plano a la derecha.</w:t>
+            </w:r>
+          </w:p>
+        </w:tc>
+        <w:tc>
+          <w:tcPr>
+            <w:tcW w:type="dxa" w:w="2400"/>
+          </w:tcPr>
+          <w:p>
+            <w:r>
+              <w:rPr>
+                <w:sz w:val="18"/>
+                <w:szCs w:val="18"/>
+              </w:rPr>
+              <w:t xml:space="preserve">El #1: confiar en la primera respuesta.</w:t>
+            </w:r>
+          </w:p>
+        </w:tc>
+        <w:tc>
+          <w:tcPr>
+            <w:tcW w:type="dxa" w:w="2300"/>
+          </w:tcPr>
+          <w:p>
+            <w:r>
+              <w:rPr>
+                <w:sz w:val="18"/>
+                <w:szCs w:val="18"/>
+              </w:rPr>
+              <w:t xml:space="preserve">ENCUESTA: «Me ha pasado» / «Siempre reviso»</w:t>
+            </w:r>
+          </w:p>
+        </w:tc>
+        <w:tc>
+          <w:tcPr>
+            <w:tcW w:type="dxa" w:w="2500"/>
+          </w:tcPr>
+          <w:p>
+            <w:r>
+              <w:rPr>
+                <w:sz w:val="18"/>
+                <w:szCs w:val="18"/>
+              </w:rPr>
+              <w:t xml:space="preserve">A los del «Me ha pasado»: DM con el error #3 explicado. Es la excusa perfecta para escribirles.</w:t>
+            </w:r>
+          </w:p>
+        </w:tc>
+      </w:tr>
+      <w:tr>
+        <w:tc>
+          <w:tcPr>
+            <w:tcW w:type="dxa" w:w="500"/>
+          </w:tcPr>
+          <w:p>
+            <w:r>
+              <w:rPr>
+                <w:sz w:val="18"/>
+                <w:szCs w:val="18"/>
+              </w:rPr>
+              <w:t xml:space="preserve">3</w:t>
+            </w:r>
+          </w:p>
+        </w:tc>
+        <w:tc>
+          <w:tcPr>
+            <w:tcW w:type="dxa" w:w="2500"/>
+          </w:tcPr>
+          <w:p>
+            <w:r>
+              <w:rPr>
+                <w:sz w:val="18"/>
+                <w:szCs w:val="18"/>
+              </w:rPr>
+              <w:t xml:space="preserve">Portada de una norma con un ❌ naranja encima.</w:t>
+            </w:r>
+          </w:p>
+        </w:tc>
+        <w:tc>
+          <w:tcPr>
+            <w:tcW w:type="dxa" w:w="2400"/>
+          </w:tcPr>
+          <w:p>
+            <w:r>
+              <w:rPr>
+                <w:sz w:val="18"/>
+                <w:szCs w:val="18"/>
+              </w:rPr>
+              <w:t xml:space="preserve">El #3: no revisar contra la norma.</w:t>
+            </w:r>
+          </w:p>
+          <w:p>
+            <w:r>
+              <w:rPr>
+                <w:sz w:val="18"/>
+                <w:szCs w:val="18"/>
+              </w:rPr>
+              <w:t xml:space="preserve">La IA no sabe qué norma aplica en tu país.</w:t>
+            </w:r>
+          </w:p>
+        </w:tc>
+        <w:tc>
+          <w:tcPr>
+            <w:tcW w:type="dxa" w:w="2300"/>
+          </w:tcPr>
+          <w:p>
+            <w:r>
+              <w:rPr>
+                <w:sz w:val="18"/>
+                <w:szCs w:val="18"/>
+              </w:rPr>
+              <w:t xml:space="preserve">QUIZ: «¿La IA conoce tu norma local?» → Sí / No / Depende  (respuesta: No)</w:t>
+            </w:r>
+          </w:p>
+        </w:tc>
+        <w:tc>
+          <w:tcPr>
+            <w:tcW w:type="dxa" w:w="2500"/>
+          </w:tcPr>
+          <w:p>
+            <w:r>
+              <w:rPr>
+                <w:sz w:val="18"/>
+                <w:szCs w:val="18"/>
+              </w:rPr>
+              <w:t xml:space="preserve">El quiz te da la lista de quién falló. A esos les mandas el carrusel completo por DM.</w:t>
+            </w:r>
+          </w:p>
+        </w:tc>
+      </w:tr>
+      <w:tr>
+        <w:tc>
+          <w:tcPr>
+            <w:tcW w:type="dxa" w:w="500"/>
+          </w:tcPr>
+          <w:p>
+            <w:r>
+              <w:rPr>
+                <w:sz w:val="18"/>
+                <w:szCs w:val="18"/>
+              </w:rPr>
+              <w:t xml:space="preserve">4</w:t>
+            </w:r>
+          </w:p>
+        </w:tc>
+        <w:tc>
+          <w:tcPr>
+            <w:tcW w:type="dxa" w:w="2500"/>
+          </w:tcPr>
+          <w:p>
+            <w:r>
+              <w:rPr>
+                <w:sz w:val="18"/>
+                <w:szCs w:val="18"/>
+              </w:rPr>
+              <w:t xml:space="preserve">Captura del carrusel.</w:t>
+            </w:r>
+          </w:p>
+        </w:tc>
+        <w:tc>
+          <w:tcPr>
+            <w:tcW w:type="dxa" w:w="2400"/>
+          </w:tcPr>
+          <w:p>
+            <w:r>
+              <w:rPr>
+                <w:sz w:val="18"/>
+                <w:szCs w:val="18"/>
+              </w:rPr>
+              <w:t xml:space="preserve">Los 5 están en el post.</w:t>
+            </w:r>
+          </w:p>
+          <w:p>
+            <w:r>
+              <w:rPr>
+                <w:sz w:val="18"/>
+                <w:szCs w:val="18"/>
+              </w:rPr>
+              <w:t xml:space="preserve">¿Cuál has cometido?</w:t>
+            </w:r>
+          </w:p>
+        </w:tc>
+        <w:tc>
+          <w:tcPr>
+            <w:tcW w:type="dxa" w:w="2300"/>
+          </w:tcPr>
+          <w:p>
+            <w:r>
+              <w:rPr>
+                <w:sz w:val="18"/>
+                <w:szCs w:val="18"/>
+              </w:rPr>
+              <w:t xml:space="preserve">ENLACE al post.</w:t>
+            </w:r>
+          </w:p>
+        </w:tc>
+        <w:tc>
+          <w:tcPr>
+            <w:tcW w:type="dxa" w:w="2500"/>
+          </w:tcPr>
+          <w:p>
+            <w:r>
+              <w:rPr>
+                <w:sz w:val="18"/>
+                <w:szCs w:val="18"/>
+              </w:rPr>
+              <w:t xml:space="preserve">—</w:t>
+            </w:r>
+          </w:p>
+        </w:tc>
+      </w:tr>
+    </w:tbl>
+    <w:p>
+      <w:pPr>
+        <w:spacing w:after="50" w:before="150"/>
+      </w:pPr>
+      <w:r>
+        <w:rPr>
+          <w:b/>
+          <w:bCs/>
+          <w:caps/>
+          <w:color w:val="5A6B7B"/>
+          <w:sz w:val="18"/>
+          <w:szCs w:val="18"/>
+        </w:rPr>
         <w:t xml:space="preserve">Descripción / caption completo — listo para copiar</w:t>
       </w:r>
     </w:p>
@@ -5747,6 +6782,555 @@
           <w:sz w:val="18"/>
           <w:szCs w:val="18"/>
         </w:rPr>
+        <w:t xml:space="preserve">Historias — secuencia de 5 frames</w:t>
+      </w:r>
+    </w:p>
+    <w:p>
+      <w:pPr>
+        <w:spacing w:after="80"/>
+        <w:rPr>
+          <w:i/>
+          <w:iCs/>
+          <w:color w:val="5A6B7B"/>
+          <w:sz w:val="19"/>
+          <w:szCs w:val="19"/>
+        </w:rPr>
+      </w:pPr>
+      <w:r>
+        <w:rPr>
+          <w:i/>
+          <w:iCs/>
+          <w:color w:val="5A6B7B"/>
+          <w:sz w:val="19"/>
+          <w:szCs w:val="19"/>
+        </w:rPr>
+        <w:t xml:space="preserve">La historia no repite el post: le abre la puerta. El sticker es el CTA, y quien responde recibe DM.</w:t>
+      </w:r>
+    </w:p>
+    <w:tbl>
+      <w:tblPr>
+        <w:tblW w:type="dxa" w:w="10200"/>
+        <w:tblBorders>
+          <w:top w:val="single" w:color="auto" w:sz="4"/>
+          <w:left w:val="single" w:color="auto" w:sz="4"/>
+          <w:bottom w:val="single" w:color="auto" w:sz="4"/>
+          <w:right w:val="single" w:color="auto" w:sz="4"/>
+          <w:insideH w:val="single" w:color="auto" w:sz="4"/>
+          <w:insideV w:val="single" w:color="auto" w:sz="4"/>
+        </w:tblBorders>
+      </w:tblPr>
+      <w:tblGrid>
+        <w:gridCol w:w="500"/>
+        <w:gridCol w:w="2500"/>
+        <w:gridCol w:w="2400"/>
+        <w:gridCol w:w="2300"/>
+        <w:gridCol w:w="2500"/>
+      </w:tblGrid>
+      <w:tr>
+        <w:trPr>
+          <w:tblHeader/>
+        </w:trPr>
+        <w:tc>
+          <w:tcPr>
+            <w:tcW w:type="dxa" w:w="500"/>
+            <w:shd w:fill="0E2438" w:val="clear"/>
+          </w:tcPr>
+          <w:p>
+            <w:r>
+              <w:rPr>
+                <w:b/>
+                <w:bCs/>
+                <w:color w:val="FFFFFF"/>
+                <w:sz w:val="18"/>
+                <w:szCs w:val="18"/>
+              </w:rPr>
+              <w:t xml:space="preserve">#</w:t>
+            </w:r>
+          </w:p>
+        </w:tc>
+        <w:tc>
+          <w:tcPr>
+            <w:tcW w:type="dxa" w:w="2500"/>
+            <w:shd w:fill="0E2438" w:val="clear"/>
+          </w:tcPr>
+          <w:p>
+            <w:r>
+              <w:rPr>
+                <w:b/>
+                <w:bCs/>
+                <w:color w:val="FFFFFF"/>
+                <w:sz w:val="18"/>
+                <w:szCs w:val="18"/>
+              </w:rPr>
+              <w:t xml:space="preserve">Qué se ve</w:t>
+            </w:r>
+          </w:p>
+        </w:tc>
+        <w:tc>
+          <w:tcPr>
+            <w:tcW w:type="dxa" w:w="2400"/>
+            <w:shd w:fill="0E2438" w:val="clear"/>
+          </w:tcPr>
+          <w:p>
+            <w:r>
+              <w:rPr>
+                <w:b/>
+                <w:bCs/>
+                <w:color w:val="FFFFFF"/>
+                <w:sz w:val="18"/>
+                <w:szCs w:val="18"/>
+              </w:rPr>
+              <w:t xml:space="preserve">Texto en pantalla</w:t>
+            </w:r>
+          </w:p>
+        </w:tc>
+        <w:tc>
+          <w:tcPr>
+            <w:tcW w:type="dxa" w:w="2300"/>
+            <w:shd w:fill="0E2438" w:val="clear"/>
+          </w:tcPr>
+          <w:p>
+            <w:r>
+              <w:rPr>
+                <w:b/>
+                <w:bCs/>
+                <w:color w:val="FFFFFF"/>
+                <w:sz w:val="18"/>
+                <w:szCs w:val="18"/>
+              </w:rPr>
+              <w:t xml:space="preserve">Sticker</w:t>
+            </w:r>
+          </w:p>
+        </w:tc>
+        <w:tc>
+          <w:tcPr>
+            <w:tcW w:type="dxa" w:w="2500"/>
+            <w:shd w:fill="0E2438" w:val="clear"/>
+          </w:tcPr>
+          <w:p>
+            <w:r>
+              <w:rPr>
+                <w:b/>
+                <w:bCs/>
+                <w:color w:val="FFFFFF"/>
+                <w:sz w:val="18"/>
+                <w:szCs w:val="18"/>
+              </w:rPr>
+              <w:t xml:space="preserve">Qué hacer con quien responde</w:t>
+            </w:r>
+          </w:p>
+        </w:tc>
+      </w:tr>
+      <w:tr>
+        <w:tc>
+          <w:tcPr>
+            <w:tcW w:type="dxa" w:w="500"/>
+          </w:tcPr>
+          <w:p>
+            <w:r>
+              <w:rPr>
+                <w:sz w:val="18"/>
+                <w:szCs w:val="18"/>
+              </w:rPr>
+              <w:t xml:space="preserve">1</w:t>
+            </w:r>
+          </w:p>
+        </w:tc>
+        <w:tc>
+          <w:tcPr>
+            <w:tcW w:type="dxa" w:w="2500"/>
+          </w:tcPr>
+          <w:p>
+            <w:r>
+              <w:rPr>
+                <w:sz w:val="18"/>
+                <w:szCs w:val="18"/>
+              </w:rPr>
+              <w:t xml:space="preserve">Tu celular en la mano, con la calculadora abierta. Grabado en vertical, sin edición.</w:t>
+            </w:r>
+          </w:p>
+        </w:tc>
+        <w:tc>
+          <w:tcPr>
+            <w:tcW w:type="dxa" w:w="2400"/>
+          </w:tcPr>
+          <w:p>
+            <w:r>
+              <w:rPr>
+                <w:sz w:val="18"/>
+                <w:szCs w:val="18"/>
+              </w:rPr>
+              <w:t xml:space="preserve">Dimensioné una zapata en 2 minutos.</w:t>
+            </w:r>
+          </w:p>
+          <w:p>
+            <w:r>
+              <w:rPr>
+                <w:sz w:val="18"/>
+                <w:szCs w:val="18"/>
+              </w:rPr>
+              <w:t xml:space="preserve">Desde el celular.</w:t>
+            </w:r>
+          </w:p>
+        </w:tc>
+        <w:tc>
+          <w:tcPr>
+            <w:tcW w:type="dxa" w:w="2300"/>
+          </w:tcPr>
+          <w:p>
+            <w:r>
+              <w:rPr>
+                <w:sz w:val="18"/>
+                <w:szCs w:val="18"/>
+              </w:rPr>
+              <w:t xml:space="preserve">Ninguno.</w:t>
+            </w:r>
+          </w:p>
+        </w:tc>
+        <w:tc>
+          <w:tcPr>
+            <w:tcW w:type="dxa" w:w="2500"/>
+          </w:tcPr>
+          <w:p>
+            <w:r>
+              <w:rPr>
+                <w:sz w:val="18"/>
+                <w:szCs w:val="18"/>
+              </w:rPr>
+              <w:t xml:space="preserve">—</w:t>
+            </w:r>
+          </w:p>
+        </w:tc>
+      </w:tr>
+      <w:tr>
+        <w:tc>
+          <w:tcPr>
+            <w:tcW w:type="dxa" w:w="500"/>
+          </w:tcPr>
+          <w:p>
+            <w:r>
+              <w:rPr>
+                <w:sz w:val="18"/>
+                <w:szCs w:val="18"/>
+              </w:rPr>
+              <w:t xml:space="preserve">2</w:t>
+            </w:r>
+          </w:p>
+        </w:tc>
+        <w:tc>
+          <w:tcPr>
+            <w:tcW w:type="dxa" w:w="2500"/>
+          </w:tcPr>
+          <w:p>
+            <w:r>
+              <w:rPr>
+                <w:sz w:val="18"/>
+                <w:szCs w:val="18"/>
+              </w:rPr>
+              <w:t xml:space="preserve">Grabación de pantalla real: metes carga y esfuerzo del suelo, sale el resultado.</w:t>
+            </w:r>
+          </w:p>
+        </w:tc>
+        <w:tc>
+          <w:tcPr>
+            <w:tcW w:type="dxa" w:w="2400"/>
+          </w:tcPr>
+          <w:p>
+            <w:r>
+              <w:rPr>
+                <w:sz w:val="18"/>
+                <w:szCs w:val="18"/>
+              </w:rPr>
+              <w:t xml:space="preserve">Metes la carga.</w:t>
+            </w:r>
+          </w:p>
+          <w:p>
+            <w:r>
+              <w:rPr>
+                <w:sz w:val="18"/>
+                <w:szCs w:val="18"/>
+              </w:rPr>
+              <w:t xml:space="preserve">Metes el esfuerzo del suelo.</w:t>
+            </w:r>
+          </w:p>
+          <w:p>
+            <w:r>
+              <w:rPr>
+                <w:sz w:val="18"/>
+                <w:szCs w:val="18"/>
+              </w:rPr>
+              <w:t xml:space="preserve">Y listo.</w:t>
+            </w:r>
+          </w:p>
+        </w:tc>
+        <w:tc>
+          <w:tcPr>
+            <w:tcW w:type="dxa" w:w="2300"/>
+          </w:tcPr>
+          <w:p>
+            <w:r>
+              <w:rPr>
+                <w:sz w:val="18"/>
+                <w:szCs w:val="18"/>
+              </w:rPr>
+              <w:t xml:space="preserve">Ninguno. Que se vea funcionando — eso es lo que la hizo el post #1 del mes.</w:t>
+            </w:r>
+          </w:p>
+        </w:tc>
+        <w:tc>
+          <w:tcPr>
+            <w:tcW w:type="dxa" w:w="2500"/>
+          </w:tcPr>
+          <w:p>
+            <w:r>
+              <w:rPr>
+                <w:sz w:val="18"/>
+                <w:szCs w:val="18"/>
+              </w:rPr>
+              <w:t xml:space="preserve">—</w:t>
+            </w:r>
+          </w:p>
+        </w:tc>
+      </w:tr>
+      <w:tr>
+        <w:tc>
+          <w:tcPr>
+            <w:tcW w:type="dxa" w:w="500"/>
+          </w:tcPr>
+          <w:p>
+            <w:r>
+              <w:rPr>
+                <w:sz w:val="18"/>
+                <w:szCs w:val="18"/>
+              </w:rPr>
+              <w:t xml:space="preserve">3</w:t>
+            </w:r>
+          </w:p>
+        </w:tc>
+        <w:tc>
+          <w:tcPr>
+            <w:tcW w:type="dxa" w:w="2500"/>
+          </w:tcPr>
+          <w:p>
+            <w:r>
+              <w:rPr>
+                <w:sz w:val="18"/>
+                <w:szCs w:val="18"/>
+              </w:rPr>
+              <w:t xml:space="preserve">Fondo azul, texto grande.</w:t>
+            </w:r>
+          </w:p>
+        </w:tc>
+        <w:tc>
+          <w:tcPr>
+            <w:tcW w:type="dxa" w:w="2400"/>
+          </w:tcPr>
+          <w:p>
+            <w:r>
+              <w:rPr>
+                <w:sz w:val="18"/>
+                <w:szCs w:val="18"/>
+              </w:rPr>
+              <w:t xml:space="preserve">Es gratis.</w:t>
+            </w:r>
+          </w:p>
+          <w:p>
+            <w:r>
+              <w:rPr>
+                <w:sz w:val="18"/>
+                <w:szCs w:val="18"/>
+              </w:rPr>
+              <w:t xml:space="preserve">¿La quieres?</w:t>
+            </w:r>
+          </w:p>
+        </w:tc>
+        <w:tc>
+          <w:tcPr>
+            <w:tcW w:type="dxa" w:w="2300"/>
+          </w:tcPr>
+          <w:p>
+            <w:r>
+              <w:rPr>
+                <w:sz w:val="18"/>
+                <w:szCs w:val="18"/>
+              </w:rPr>
+              <w:t xml:space="preserve">ENCUESTA: «Sí, mándamela» / «Ya la tengo»</w:t>
+            </w:r>
+          </w:p>
+        </w:tc>
+        <w:tc>
+          <w:tcPr>
+            <w:tcW w:type="dxa" w:w="2500"/>
+          </w:tcPr>
+          <w:p>
+            <w:r>
+              <w:rPr>
+                <w:sz w:val="18"/>
+                <w:szCs w:val="18"/>
+              </w:rPr>
+              <w:t xml:space="preserve">⚠️ ESTE es el frame que convierte. A cada «Sí, mándamela» le contestas por DM con el enlace. No pongas el link en la historia: el DM es lo que te deja seguir la conversación.</w:t>
+            </w:r>
+          </w:p>
+        </w:tc>
+      </w:tr>
+      <w:tr>
+        <w:tc>
+          <w:tcPr>
+            <w:tcW w:type="dxa" w:w="500"/>
+          </w:tcPr>
+          <w:p>
+            <w:r>
+              <w:rPr>
+                <w:sz w:val="18"/>
+                <w:szCs w:val="18"/>
+              </w:rPr>
+              <w:t xml:space="preserve">4</w:t>
+            </w:r>
+          </w:p>
+        </w:tc>
+        <w:tc>
+          <w:tcPr>
+            <w:tcW w:type="dxa" w:w="2500"/>
+          </w:tcPr>
+          <w:p>
+            <w:r>
+              <w:rPr>
+                <w:sz w:val="18"/>
+                <w:szCs w:val="18"/>
+              </w:rPr>
+              <w:t xml:space="preserve">Captura del post publicado.</w:t>
+            </w:r>
+          </w:p>
+        </w:tc>
+        <w:tc>
+          <w:tcPr>
+            <w:tcW w:type="dxa" w:w="2400"/>
+          </w:tcPr>
+          <w:p>
+            <w:r>
+              <w:rPr>
+                <w:sz w:val="18"/>
+                <w:szCs w:val="18"/>
+              </w:rPr>
+              <w:t xml:space="preserve">También está en el post 👇</w:t>
+            </w:r>
+          </w:p>
+        </w:tc>
+        <w:tc>
+          <w:tcPr>
+            <w:tcW w:type="dxa" w:w="2300"/>
+          </w:tcPr>
+          <w:p>
+            <w:r>
+              <w:rPr>
+                <w:sz w:val="18"/>
+                <w:szCs w:val="18"/>
+              </w:rPr>
+              <w:t xml:space="preserve">ENLACE al post + «Comenta ZAPATA».</w:t>
+            </w:r>
+          </w:p>
+        </w:tc>
+        <w:tc>
+          <w:tcPr>
+            <w:tcW w:type="dxa" w:w="2500"/>
+          </w:tcPr>
+          <w:p>
+            <w:r>
+              <w:rPr>
+                <w:sz w:val="18"/>
+                <w:szCs w:val="18"/>
+              </w:rPr>
+              <w:t xml:space="preserve">Los que comentan ZAPATA entran al bot automático.</w:t>
+            </w:r>
+          </w:p>
+        </w:tc>
+      </w:tr>
+      <w:tr>
+        <w:tc>
+          <w:tcPr>
+            <w:tcW w:type="dxa" w:w="500"/>
+          </w:tcPr>
+          <w:p>
+            <w:r>
+              <w:rPr>
+                <w:sz w:val="18"/>
+                <w:szCs w:val="18"/>
+              </w:rPr>
+              <w:t xml:space="preserve">5</w:t>
+            </w:r>
+          </w:p>
+        </w:tc>
+        <w:tc>
+          <w:tcPr>
+            <w:tcW w:type="dxa" w:w="2500"/>
+          </w:tcPr>
+          <w:p>
+            <w:r>
+              <w:rPr>
+                <w:sz w:val="18"/>
+                <w:szCs w:val="18"/>
+              </w:rPr>
+              <w:t xml:space="preserve">Captura de los comentarios pidiendo la calculadora (prueba social real, sin inventar nada).</w:t>
+            </w:r>
+          </w:p>
+        </w:tc>
+        <w:tc>
+          <w:tcPr>
+            <w:tcW w:type="dxa" w:w="2400"/>
+          </w:tcPr>
+          <w:p>
+            <w:r>
+              <w:rPr>
+                <w:sz w:val="18"/>
+                <w:szCs w:val="18"/>
+              </w:rPr>
+              <w:t xml:space="preserve">Ayer la pidieron 37 personas.</w:t>
+            </w:r>
+          </w:p>
+        </w:tc>
+        <w:tc>
+          <w:tcPr>
+            <w:tcW w:type="dxa" w:w="2300"/>
+          </w:tcPr>
+          <w:p>
+            <w:r>
+              <w:rPr>
+                <w:sz w:val="18"/>
+                <w:szCs w:val="18"/>
+              </w:rPr>
+              <w:t xml:space="preserve">ENLACE al post.</w:t>
+            </w:r>
+          </w:p>
+        </w:tc>
+        <w:tc>
+          <w:tcPr>
+            <w:tcW w:type="dxa" w:w="2500"/>
+          </w:tcPr>
+          <w:p>
+            <w:r>
+              <w:rPr>
+                <w:sz w:val="18"/>
+                <w:szCs w:val="18"/>
+              </w:rPr>
+              <w:t xml:space="preserve">Solo se publica si los comentarios existen de verdad. Nunca inventar el número.</w:t>
+            </w:r>
+          </w:p>
+        </w:tc>
+      </w:tr>
+    </w:tbl>
+    <w:p>
+      <w:pPr>
+        <w:spacing w:after="50" w:before="150"/>
+      </w:pPr>
+      <w:r>
+        <w:rPr>
+          <w:b/>
+          <w:bCs/>
+          <w:caps/>
+          <w:color w:val="5A6B7B"/>
+          <w:sz w:val="18"/>
+          <w:szCs w:val="18"/>
+        </w:rPr>
         <w:t xml:space="preserve">Descripción / caption completo — listo para copiar</w:t>
       </w:r>
     </w:p>
@@ -6867,6 +8451,393 @@
           <w:sz w:val="18"/>
           <w:szCs w:val="18"/>
         </w:rPr>
+        <w:t xml:space="preserve">Historias — secuencia de 3 frames</w:t>
+      </w:r>
+    </w:p>
+    <w:p>
+      <w:pPr>
+        <w:spacing w:after="80"/>
+        <w:rPr>
+          <w:i/>
+          <w:iCs/>
+          <w:color w:val="5A6B7B"/>
+          <w:sz w:val="19"/>
+          <w:szCs w:val="19"/>
+        </w:rPr>
+      </w:pPr>
+      <w:r>
+        <w:rPr>
+          <w:i/>
+          <w:iCs/>
+          <w:color w:val="5A6B7B"/>
+          <w:sz w:val="19"/>
+          <w:szCs w:val="19"/>
+        </w:rPr>
+        <w:t xml:space="preserve">La historia no repite el post: le abre la puerta. El sticker es el CTA, y quien responde recibe DM.</w:t>
+      </w:r>
+    </w:p>
+    <w:tbl>
+      <w:tblPr>
+        <w:tblW w:type="dxa" w:w="10200"/>
+        <w:tblBorders>
+          <w:top w:val="single" w:color="auto" w:sz="4"/>
+          <w:left w:val="single" w:color="auto" w:sz="4"/>
+          <w:bottom w:val="single" w:color="auto" w:sz="4"/>
+          <w:right w:val="single" w:color="auto" w:sz="4"/>
+          <w:insideH w:val="single" w:color="auto" w:sz="4"/>
+          <w:insideV w:val="single" w:color="auto" w:sz="4"/>
+        </w:tblBorders>
+      </w:tblPr>
+      <w:tblGrid>
+        <w:gridCol w:w="500"/>
+        <w:gridCol w:w="2500"/>
+        <w:gridCol w:w="2400"/>
+        <w:gridCol w:w="2300"/>
+        <w:gridCol w:w="2500"/>
+      </w:tblGrid>
+      <w:tr>
+        <w:trPr>
+          <w:tblHeader/>
+        </w:trPr>
+        <w:tc>
+          <w:tcPr>
+            <w:tcW w:type="dxa" w:w="500"/>
+            <w:shd w:fill="0E2438" w:val="clear"/>
+          </w:tcPr>
+          <w:p>
+            <w:r>
+              <w:rPr>
+                <w:b/>
+                <w:bCs/>
+                <w:color w:val="FFFFFF"/>
+                <w:sz w:val="18"/>
+                <w:szCs w:val="18"/>
+              </w:rPr>
+              <w:t xml:space="preserve">#</w:t>
+            </w:r>
+          </w:p>
+        </w:tc>
+        <w:tc>
+          <w:tcPr>
+            <w:tcW w:type="dxa" w:w="2500"/>
+            <w:shd w:fill="0E2438" w:val="clear"/>
+          </w:tcPr>
+          <w:p>
+            <w:r>
+              <w:rPr>
+                <w:b/>
+                <w:bCs/>
+                <w:color w:val="FFFFFF"/>
+                <w:sz w:val="18"/>
+                <w:szCs w:val="18"/>
+              </w:rPr>
+              <w:t xml:space="preserve">Qué se ve</w:t>
+            </w:r>
+          </w:p>
+        </w:tc>
+        <w:tc>
+          <w:tcPr>
+            <w:tcW w:type="dxa" w:w="2400"/>
+            <w:shd w:fill="0E2438" w:val="clear"/>
+          </w:tcPr>
+          <w:p>
+            <w:r>
+              <w:rPr>
+                <w:b/>
+                <w:bCs/>
+                <w:color w:val="FFFFFF"/>
+                <w:sz w:val="18"/>
+                <w:szCs w:val="18"/>
+              </w:rPr>
+              <w:t xml:space="preserve">Texto en pantalla</w:t>
+            </w:r>
+          </w:p>
+        </w:tc>
+        <w:tc>
+          <w:tcPr>
+            <w:tcW w:type="dxa" w:w="2300"/>
+            <w:shd w:fill="0E2438" w:val="clear"/>
+          </w:tcPr>
+          <w:p>
+            <w:r>
+              <w:rPr>
+                <w:b/>
+                <w:bCs/>
+                <w:color w:val="FFFFFF"/>
+                <w:sz w:val="18"/>
+                <w:szCs w:val="18"/>
+              </w:rPr>
+              <w:t xml:space="preserve">Sticker</w:t>
+            </w:r>
+          </w:p>
+        </w:tc>
+        <w:tc>
+          <w:tcPr>
+            <w:tcW w:type="dxa" w:w="2500"/>
+            <w:shd w:fill="0E2438" w:val="clear"/>
+          </w:tcPr>
+          <w:p>
+            <w:r>
+              <w:rPr>
+                <w:b/>
+                <w:bCs/>
+                <w:color w:val="FFFFFF"/>
+                <w:sz w:val="18"/>
+                <w:szCs w:val="18"/>
+              </w:rPr>
+              <w:t xml:space="preserve">Qué hacer con quien responde</w:t>
+            </w:r>
+          </w:p>
+        </w:tc>
+      </w:tr>
+      <w:tr>
+        <w:tc>
+          <w:tcPr>
+            <w:tcW w:type="dxa" w:w="500"/>
+          </w:tcPr>
+          <w:p>
+            <w:r>
+              <w:rPr>
+                <w:sz w:val="18"/>
+                <w:szCs w:val="18"/>
+              </w:rPr>
+              <w:t xml:space="preserve">1</w:t>
+            </w:r>
+          </w:p>
+        </w:tc>
+        <w:tc>
+          <w:tcPr>
+            <w:tcW w:type="dxa" w:w="2500"/>
+          </w:tcPr>
+          <w:p>
+            <w:r>
+              <w:rPr>
+                <w:sz w:val="18"/>
+                <w:szCs w:val="18"/>
+              </w:rPr>
+              <w:t xml:space="preserve">El reel recortado: solo el remate del chiste.</w:t>
+            </w:r>
+          </w:p>
+        </w:tc>
+        <w:tc>
+          <w:tcPr>
+            <w:tcW w:type="dxa" w:w="2400"/>
+          </w:tcPr>
+          <w:p>
+            <w:r>
+              <w:rPr>
+                <w:sz w:val="18"/>
+                <w:szCs w:val="18"/>
+              </w:rPr>
+              <w:t xml:space="preserve">—A ti te reemplaza cualquier plantilla de Pinterest 😅</w:t>
+            </w:r>
+          </w:p>
+        </w:tc>
+        <w:tc>
+          <w:tcPr>
+            <w:tcW w:type="dxa" w:w="2300"/>
+          </w:tcPr>
+          <w:p>
+            <w:r>
+              <w:rPr>
+                <w:sz w:val="18"/>
+                <w:szCs w:val="18"/>
+              </w:rPr>
+              <w:t xml:space="preserve">Ninguno.</w:t>
+            </w:r>
+          </w:p>
+        </w:tc>
+        <w:tc>
+          <w:tcPr>
+            <w:tcW w:type="dxa" w:w="2500"/>
+          </w:tcPr>
+          <w:p>
+            <w:r>
+              <w:rPr>
+                <w:sz w:val="18"/>
+                <w:szCs w:val="18"/>
+              </w:rPr>
+              <w:t xml:space="preserve">—</w:t>
+            </w:r>
+          </w:p>
+        </w:tc>
+      </w:tr>
+      <w:tr>
+        <w:tc>
+          <w:tcPr>
+            <w:tcW w:type="dxa" w:w="500"/>
+          </w:tcPr>
+          <w:p>
+            <w:r>
+              <w:rPr>
+                <w:sz w:val="18"/>
+                <w:szCs w:val="18"/>
+              </w:rPr>
+              <w:t xml:space="preserve">2</w:t>
+            </w:r>
+          </w:p>
+        </w:tc>
+        <w:tc>
+          <w:tcPr>
+            <w:tcW w:type="dxa" w:w="2500"/>
+          </w:tcPr>
+          <w:p>
+            <w:r>
+              <w:rPr>
+                <w:sz w:val="18"/>
+                <w:szCs w:val="18"/>
+              </w:rPr>
+              <w:t xml:space="preserve">Fondo azul, texto centrado.</w:t>
+            </w:r>
+          </w:p>
+        </w:tc>
+        <w:tc>
+          <w:tcPr>
+            <w:tcW w:type="dxa" w:w="2400"/>
+          </w:tcPr>
+          <w:p>
+            <w:r>
+              <w:rPr>
+                <w:sz w:val="18"/>
+                <w:szCs w:val="18"/>
+              </w:rPr>
+              <w:t xml:space="preserve">El chiste tiene fondo:</w:t>
+            </w:r>
+          </w:p>
+          <w:p>
+            <w:r>
+              <w:rPr>
+                <w:sz w:val="18"/>
+                <w:szCs w:val="18"/>
+              </w:rPr>
+              <w:t xml:space="preserve">la IA no reemplaza al que tiene criterio.</w:t>
+            </w:r>
+          </w:p>
+          <w:p>
+            <w:r>
+              <w:rPr>
+                <w:sz w:val="18"/>
+                <w:szCs w:val="18"/>
+              </w:rPr>
+              <w:t xml:space="preserve">Reemplaza al que no lo tiene.</w:t>
+            </w:r>
+          </w:p>
+        </w:tc>
+        <w:tc>
+          <w:tcPr>
+            <w:tcW w:type="dxa" w:w="2300"/>
+          </w:tcPr>
+          <w:p>
+            <w:r>
+              <w:rPr>
+                <w:sz w:val="18"/>
+                <w:szCs w:val="18"/>
+              </w:rPr>
+              <w:t xml:space="preserve">ENCUESTA: «Team arqui» / «Team inge»</w:t>
+            </w:r>
+          </w:p>
+        </w:tc>
+        <w:tc>
+          <w:tcPr>
+            <w:tcW w:type="dxa" w:w="2500"/>
+          </w:tcPr>
+          <w:p>
+            <w:r>
+              <w:rPr>
+                <w:sz w:val="18"/>
+                <w:szCs w:val="18"/>
+              </w:rPr>
+              <w:t xml:space="preserve">La encuesta de bando es la que más votos saca. Sirve para medir quién te sigue de verdad y para romper el hielo por DM.</w:t>
+            </w:r>
+          </w:p>
+        </w:tc>
+      </w:tr>
+      <w:tr>
+        <w:tc>
+          <w:tcPr>
+            <w:tcW w:type="dxa" w:w="500"/>
+          </w:tcPr>
+          <w:p>
+            <w:r>
+              <w:rPr>
+                <w:sz w:val="18"/>
+                <w:szCs w:val="18"/>
+              </w:rPr>
+              <w:t xml:space="preserve">3</w:t>
+            </w:r>
+          </w:p>
+        </w:tc>
+        <w:tc>
+          <w:tcPr>
+            <w:tcW w:type="dxa" w:w="2500"/>
+          </w:tcPr>
+          <w:p>
+            <w:r>
+              <w:rPr>
+                <w:sz w:val="18"/>
+                <w:szCs w:val="18"/>
+              </w:rPr>
+              <w:t xml:space="preserve">Captura del reel publicado.</w:t>
+            </w:r>
+          </w:p>
+        </w:tc>
+        <w:tc>
+          <w:tcPr>
+            <w:tcW w:type="dxa" w:w="2400"/>
+          </w:tcPr>
+          <w:p>
+            <w:r>
+              <w:rPr>
+                <w:sz w:val="18"/>
+                <w:szCs w:val="18"/>
+              </w:rPr>
+              <w:t xml:space="preserve">¿De qué lado estás?</w:t>
+            </w:r>
+          </w:p>
+        </w:tc>
+        <w:tc>
+          <w:tcPr>
+            <w:tcW w:type="dxa" w:w="2300"/>
+          </w:tcPr>
+          <w:p>
+            <w:r>
+              <w:rPr>
+                <w:sz w:val="18"/>
+                <w:szCs w:val="18"/>
+              </w:rPr>
+              <w:t xml:space="preserve">ENLACE al reel.</w:t>
+            </w:r>
+          </w:p>
+        </w:tc>
+        <w:tc>
+          <w:tcPr>
+            <w:tcW w:type="dxa" w:w="2500"/>
+          </w:tcPr>
+          <w:p>
+            <w:r>
+              <w:rPr>
+                <w:sz w:val="18"/>
+                <w:szCs w:val="18"/>
+              </w:rPr>
+              <w:t xml:space="preserve">—</w:t>
+            </w:r>
+          </w:p>
+        </w:tc>
+      </w:tr>
+    </w:tbl>
+    <w:p>
+      <w:pPr>
+        <w:spacing w:after="50" w:before="150"/>
+      </w:pPr>
+      <w:r>
+        <w:rPr>
+          <w:b/>
+          <w:bCs/>
+          <w:caps/>
+          <w:color w:val="5A6B7B"/>
+          <w:sz w:val="18"/>
+          <w:szCs w:val="18"/>
+        </w:rPr>
         <w:t xml:space="preserve">Descripción / caption completo — listo para copiar</w:t>
       </w:r>
     </w:p>
@@ -8037,6 +10008,456 @@
           <w:sz w:val="18"/>
           <w:szCs w:val="18"/>
         </w:rPr>
+        <w:t xml:space="preserve">Historias — secuencia de 4 frames</w:t>
+      </w:r>
+    </w:p>
+    <w:p>
+      <w:pPr>
+        <w:spacing w:after="80"/>
+        <w:rPr>
+          <w:i/>
+          <w:iCs/>
+          <w:color w:val="5A6B7B"/>
+          <w:sz w:val="19"/>
+          <w:szCs w:val="19"/>
+        </w:rPr>
+      </w:pPr>
+      <w:r>
+        <w:rPr>
+          <w:i/>
+          <w:iCs/>
+          <w:color w:val="5A6B7B"/>
+          <w:sz w:val="19"/>
+          <w:szCs w:val="19"/>
+        </w:rPr>
+        <w:t xml:space="preserve">La historia no repite el post: le abre la puerta. El sticker es el CTA, y quien responde recibe DM.</w:t>
+      </w:r>
+    </w:p>
+    <w:tbl>
+      <w:tblPr>
+        <w:tblW w:type="dxa" w:w="10200"/>
+        <w:tblBorders>
+          <w:top w:val="single" w:color="auto" w:sz="4"/>
+          <w:left w:val="single" w:color="auto" w:sz="4"/>
+          <w:bottom w:val="single" w:color="auto" w:sz="4"/>
+          <w:right w:val="single" w:color="auto" w:sz="4"/>
+          <w:insideH w:val="single" w:color="auto" w:sz="4"/>
+          <w:insideV w:val="single" w:color="auto" w:sz="4"/>
+        </w:tblBorders>
+      </w:tblPr>
+      <w:tblGrid>
+        <w:gridCol w:w="500"/>
+        <w:gridCol w:w="2500"/>
+        <w:gridCol w:w="2400"/>
+        <w:gridCol w:w="2300"/>
+        <w:gridCol w:w="2500"/>
+      </w:tblGrid>
+      <w:tr>
+        <w:trPr>
+          <w:tblHeader/>
+        </w:trPr>
+        <w:tc>
+          <w:tcPr>
+            <w:tcW w:type="dxa" w:w="500"/>
+            <w:shd w:fill="0E2438" w:val="clear"/>
+          </w:tcPr>
+          <w:p>
+            <w:r>
+              <w:rPr>
+                <w:b/>
+                <w:bCs/>
+                <w:color w:val="FFFFFF"/>
+                <w:sz w:val="18"/>
+                <w:szCs w:val="18"/>
+              </w:rPr>
+              <w:t xml:space="preserve">#</w:t>
+            </w:r>
+          </w:p>
+        </w:tc>
+        <w:tc>
+          <w:tcPr>
+            <w:tcW w:type="dxa" w:w="2500"/>
+            <w:shd w:fill="0E2438" w:val="clear"/>
+          </w:tcPr>
+          <w:p>
+            <w:r>
+              <w:rPr>
+                <w:b/>
+                <w:bCs/>
+                <w:color w:val="FFFFFF"/>
+                <w:sz w:val="18"/>
+                <w:szCs w:val="18"/>
+              </w:rPr>
+              <w:t xml:space="preserve">Qué se ve</w:t>
+            </w:r>
+          </w:p>
+        </w:tc>
+        <w:tc>
+          <w:tcPr>
+            <w:tcW w:type="dxa" w:w="2400"/>
+            <w:shd w:fill="0E2438" w:val="clear"/>
+          </w:tcPr>
+          <w:p>
+            <w:r>
+              <w:rPr>
+                <w:b/>
+                <w:bCs/>
+                <w:color w:val="FFFFFF"/>
+                <w:sz w:val="18"/>
+                <w:szCs w:val="18"/>
+              </w:rPr>
+              <w:t xml:space="preserve">Texto en pantalla</w:t>
+            </w:r>
+          </w:p>
+        </w:tc>
+        <w:tc>
+          <w:tcPr>
+            <w:tcW w:type="dxa" w:w="2300"/>
+            <w:shd w:fill="0E2438" w:val="clear"/>
+          </w:tcPr>
+          <w:p>
+            <w:r>
+              <w:rPr>
+                <w:b/>
+                <w:bCs/>
+                <w:color w:val="FFFFFF"/>
+                <w:sz w:val="18"/>
+                <w:szCs w:val="18"/>
+              </w:rPr>
+              <w:t xml:space="preserve">Sticker</w:t>
+            </w:r>
+          </w:p>
+        </w:tc>
+        <w:tc>
+          <w:tcPr>
+            <w:tcW w:type="dxa" w:w="2500"/>
+            <w:shd w:fill="0E2438" w:val="clear"/>
+          </w:tcPr>
+          <w:p>
+            <w:r>
+              <w:rPr>
+                <w:b/>
+                <w:bCs/>
+                <w:color w:val="FFFFFF"/>
+                <w:sz w:val="18"/>
+                <w:szCs w:val="18"/>
+              </w:rPr>
+              <w:t xml:space="preserve">Qué hacer con quien responde</w:t>
+            </w:r>
+          </w:p>
+        </w:tc>
+      </w:tr>
+      <w:tr>
+        <w:tc>
+          <w:tcPr>
+            <w:tcW w:type="dxa" w:w="500"/>
+          </w:tcPr>
+          <w:p>
+            <w:r>
+              <w:rPr>
+                <w:sz w:val="18"/>
+                <w:szCs w:val="18"/>
+              </w:rPr>
+              <w:t xml:space="preserve">1</w:t>
+            </w:r>
+          </w:p>
+        </w:tc>
+        <w:tc>
+          <w:tcPr>
+            <w:tcW w:type="dxa" w:w="2500"/>
+          </w:tcPr>
+          <w:p>
+            <w:r>
+              <w:rPr>
+                <w:sz w:val="18"/>
+                <w:szCs w:val="18"/>
+              </w:rPr>
+              <w:t xml:space="preserve">Pantalla del modelo con el choque resaltado.</w:t>
+            </w:r>
+          </w:p>
+        </w:tc>
+        <w:tc>
+          <w:tcPr>
+            <w:tcW w:type="dxa" w:w="2400"/>
+          </w:tcPr>
+          <w:p>
+            <w:r>
+              <w:rPr>
+                <w:sz w:val="18"/>
+                <w:szCs w:val="18"/>
+              </w:rPr>
+              <w:t xml:space="preserve">Le pedí a la IA que coordinara un modelo.</w:t>
+            </w:r>
+          </w:p>
+        </w:tc>
+        <w:tc>
+          <w:tcPr>
+            <w:tcW w:type="dxa" w:w="2300"/>
+          </w:tcPr>
+          <w:p>
+            <w:r>
+              <w:rPr>
+                <w:sz w:val="18"/>
+                <w:szCs w:val="18"/>
+              </w:rPr>
+              <w:t xml:space="preserve">Ninguno.</w:t>
+            </w:r>
+          </w:p>
+        </w:tc>
+        <w:tc>
+          <w:tcPr>
+            <w:tcW w:type="dxa" w:w="2500"/>
+          </w:tcPr>
+          <w:p>
+            <w:r>
+              <w:rPr>
+                <w:sz w:val="18"/>
+                <w:szCs w:val="18"/>
+              </w:rPr>
+              <w:t xml:space="preserve">—</w:t>
+            </w:r>
+          </w:p>
+        </w:tc>
+      </w:tr>
+      <w:tr>
+        <w:tc>
+          <w:tcPr>
+            <w:tcW w:type="dxa" w:w="500"/>
+          </w:tcPr>
+          <w:p>
+            <w:r>
+              <w:rPr>
+                <w:sz w:val="18"/>
+                <w:szCs w:val="18"/>
+              </w:rPr>
+              <w:t xml:space="preserve">2</w:t>
+            </w:r>
+          </w:p>
+        </w:tc>
+        <w:tc>
+          <w:tcPr>
+            <w:tcW w:type="dxa" w:w="2500"/>
+          </w:tcPr>
+          <w:p>
+            <w:r>
+              <w:rPr>
+                <w:sz w:val="18"/>
+                <w:szCs w:val="18"/>
+              </w:rPr>
+              <w:t xml:space="preserve">El acierto en pantalla.</w:t>
+            </w:r>
+          </w:p>
+        </w:tc>
+        <w:tc>
+          <w:tcPr>
+            <w:tcW w:type="dxa" w:w="2400"/>
+          </w:tcPr>
+          <w:p>
+            <w:r>
+              <w:rPr>
+                <w:sz w:val="18"/>
+                <w:szCs w:val="18"/>
+              </w:rPr>
+              <w:t xml:space="preserve">Encontró un choque que a mí se me pasó.</w:t>
+            </w:r>
+          </w:p>
+        </w:tc>
+        <w:tc>
+          <w:tcPr>
+            <w:tcW w:type="dxa" w:w="2300"/>
+          </w:tcPr>
+          <w:p>
+            <w:r>
+              <w:rPr>
+                <w:sz w:val="18"/>
+                <w:szCs w:val="18"/>
+              </w:rPr>
+              <w:t xml:space="preserve">Ninguno.</w:t>
+            </w:r>
+          </w:p>
+        </w:tc>
+        <w:tc>
+          <w:tcPr>
+            <w:tcW w:type="dxa" w:w="2500"/>
+          </w:tcPr>
+          <w:p>
+            <w:r>
+              <w:rPr>
+                <w:sz w:val="18"/>
+                <w:szCs w:val="18"/>
+              </w:rPr>
+              <w:t xml:space="preserve">—</w:t>
+            </w:r>
+          </w:p>
+        </w:tc>
+      </w:tr>
+      <w:tr>
+        <w:tc>
+          <w:tcPr>
+            <w:tcW w:type="dxa" w:w="500"/>
+          </w:tcPr>
+          <w:p>
+            <w:r>
+              <w:rPr>
+                <w:sz w:val="18"/>
+                <w:szCs w:val="18"/>
+              </w:rPr>
+              <w:t xml:space="preserve">3</w:t>
+            </w:r>
+          </w:p>
+        </w:tc>
+        <w:tc>
+          <w:tcPr>
+            <w:tcW w:type="dxa" w:w="2500"/>
+          </w:tcPr>
+          <w:p>
+            <w:r>
+              <w:rPr>
+                <w:sz w:val="18"/>
+                <w:szCs w:val="18"/>
+              </w:rPr>
+              <w:t xml:space="preserve">El fallo en pantalla, marcado en naranja.</w:t>
+            </w:r>
+          </w:p>
+        </w:tc>
+        <w:tc>
+          <w:tcPr>
+            <w:tcW w:type="dxa" w:w="2400"/>
+          </w:tcPr>
+          <w:p>
+            <w:r>
+              <w:rPr>
+                <w:sz w:val="18"/>
+                <w:szCs w:val="18"/>
+              </w:rPr>
+              <w:t xml:space="preserve">Y marcó como crítico algo que en obra se resuelve solo.</w:t>
+            </w:r>
+          </w:p>
+        </w:tc>
+        <w:tc>
+          <w:tcPr>
+            <w:tcW w:type="dxa" w:w="2300"/>
+          </w:tcPr>
+          <w:p>
+            <w:r>
+              <w:rPr>
+                <w:sz w:val="18"/>
+                <w:szCs w:val="18"/>
+              </w:rPr>
+              <w:t xml:space="preserve">ENCUESTA: «¿Confiarías en ella?» → Sí / No / Solo revisando</w:t>
+            </w:r>
+          </w:p>
+        </w:tc>
+        <w:tc>
+          <w:tcPr>
+            <w:tcW w:type="dxa" w:w="2500"/>
+          </w:tcPr>
+          <w:p>
+            <w:r>
+              <w:rPr>
+                <w:sz w:val="18"/>
+                <w:szCs w:val="18"/>
+              </w:rPr>
+              <w:t xml:space="preserve">A los de «Solo revisando» — que son los que piensan bien — mándales DM: son el perfil exacto del Máster.</w:t>
+            </w:r>
+          </w:p>
+        </w:tc>
+      </w:tr>
+      <w:tr>
+        <w:tc>
+          <w:tcPr>
+            <w:tcW w:type="dxa" w:w="500"/>
+          </w:tcPr>
+          <w:p>
+            <w:r>
+              <w:rPr>
+                <w:sz w:val="18"/>
+                <w:szCs w:val="18"/>
+              </w:rPr>
+              <w:t xml:space="preserve">4</w:t>
+            </w:r>
+          </w:p>
+        </w:tc>
+        <w:tc>
+          <w:tcPr>
+            <w:tcW w:type="dxa" w:w="2500"/>
+          </w:tcPr>
+          <w:p>
+            <w:r>
+              <w:rPr>
+                <w:sz w:val="18"/>
+                <w:szCs w:val="18"/>
+              </w:rPr>
+              <w:t xml:space="preserve">Tú a cámara.</w:t>
+            </w:r>
+          </w:p>
+        </w:tc>
+        <w:tc>
+          <w:tcPr>
+            <w:tcW w:type="dxa" w:w="2400"/>
+          </w:tcPr>
+          <w:p>
+            <w:r>
+              <w:rPr>
+                <w:sz w:val="18"/>
+                <w:szCs w:val="18"/>
+              </w:rPr>
+              <w:t xml:space="preserve">Te ahorra horas.</w:t>
+            </w:r>
+          </w:p>
+          <w:p>
+            <w:r>
+              <w:rPr>
+                <w:sz w:val="18"/>
+                <w:szCs w:val="18"/>
+              </w:rPr>
+              <w:t xml:space="preserve">No te ahorra el criterio.</w:t>
+            </w:r>
+          </w:p>
+        </w:tc>
+        <w:tc>
+          <w:tcPr>
+            <w:tcW w:type="dxa" w:w="2300"/>
+          </w:tcPr>
+          <w:p>
+            <w:r>
+              <w:rPr>
+                <w:sz w:val="18"/>
+                <w:szCs w:val="18"/>
+              </w:rPr>
+              <w:t xml:space="preserve">CAJA DE PREGUNTAS: «¿Qué le pedirías tú a la IA en tu próximo proyecto?»</w:t>
+            </w:r>
+          </w:p>
+        </w:tc>
+        <w:tc>
+          <w:tcPr>
+            <w:tcW w:type="dxa" w:w="2500"/>
+          </w:tcPr>
+          <w:p>
+            <w:r>
+              <w:rPr>
+                <w:sz w:val="18"/>
+                <w:szCs w:val="18"/>
+              </w:rPr>
+              <w:t xml:space="preserve">Contestar una por una por DM. Es la conversación más fácil de abrir del mes.</w:t>
+            </w:r>
+          </w:p>
+        </w:tc>
+      </w:tr>
+    </w:tbl>
+    <w:p>
+      <w:pPr>
+        <w:spacing w:after="50" w:before="150"/>
+      </w:pPr>
+      <w:r>
+        <w:rPr>
+          <w:b/>
+          <w:bCs/>
+          <w:caps/>
+          <w:color w:val="5A6B7B"/>
+          <w:sz w:val="18"/>
+          <w:szCs w:val="18"/>
+        </w:rPr>
         <w:t xml:space="preserve">Descripción / caption completo — listo para copiar</w:t>
       </w:r>
     </w:p>
@@ -8902,6 +11323,411 @@
           <w:sz w:val="18"/>
           <w:szCs w:val="18"/>
         </w:rPr>
+        <w:t xml:space="preserve">Historias — secuencia de 3 frames</w:t>
+      </w:r>
+    </w:p>
+    <w:p>
+      <w:pPr>
+        <w:spacing w:after="80"/>
+        <w:rPr>
+          <w:i/>
+          <w:iCs/>
+          <w:color w:val="5A6B7B"/>
+          <w:sz w:val="19"/>
+          <w:szCs w:val="19"/>
+        </w:rPr>
+      </w:pPr>
+      <w:r>
+        <w:rPr>
+          <w:i/>
+          <w:iCs/>
+          <w:color w:val="5A6B7B"/>
+          <w:sz w:val="19"/>
+          <w:szCs w:val="19"/>
+        </w:rPr>
+        <w:t xml:space="preserve">La historia no repite el post: le abre la puerta. El sticker es el CTA, y quien responde recibe DM.</w:t>
+      </w:r>
+    </w:p>
+    <w:tbl>
+      <w:tblPr>
+        <w:tblW w:type="dxa" w:w="10200"/>
+        <w:tblBorders>
+          <w:top w:val="single" w:color="auto" w:sz="4"/>
+          <w:left w:val="single" w:color="auto" w:sz="4"/>
+          <w:bottom w:val="single" w:color="auto" w:sz="4"/>
+          <w:right w:val="single" w:color="auto" w:sz="4"/>
+          <w:insideH w:val="single" w:color="auto" w:sz="4"/>
+          <w:insideV w:val="single" w:color="auto" w:sz="4"/>
+        </w:tblBorders>
+      </w:tblPr>
+      <w:tblGrid>
+        <w:gridCol w:w="500"/>
+        <w:gridCol w:w="2500"/>
+        <w:gridCol w:w="2400"/>
+        <w:gridCol w:w="2300"/>
+        <w:gridCol w:w="2500"/>
+      </w:tblGrid>
+      <w:tr>
+        <w:trPr>
+          <w:tblHeader/>
+        </w:trPr>
+        <w:tc>
+          <w:tcPr>
+            <w:tcW w:type="dxa" w:w="500"/>
+            <w:shd w:fill="0E2438" w:val="clear"/>
+          </w:tcPr>
+          <w:p>
+            <w:r>
+              <w:rPr>
+                <w:b/>
+                <w:bCs/>
+                <w:color w:val="FFFFFF"/>
+                <w:sz w:val="18"/>
+                <w:szCs w:val="18"/>
+              </w:rPr>
+              <w:t xml:space="preserve">#</w:t>
+            </w:r>
+          </w:p>
+        </w:tc>
+        <w:tc>
+          <w:tcPr>
+            <w:tcW w:type="dxa" w:w="2500"/>
+            <w:shd w:fill="0E2438" w:val="clear"/>
+          </w:tcPr>
+          <w:p>
+            <w:r>
+              <w:rPr>
+                <w:b/>
+                <w:bCs/>
+                <w:color w:val="FFFFFF"/>
+                <w:sz w:val="18"/>
+                <w:szCs w:val="18"/>
+              </w:rPr>
+              <w:t xml:space="preserve">Qué se ve</w:t>
+            </w:r>
+          </w:p>
+        </w:tc>
+        <w:tc>
+          <w:tcPr>
+            <w:tcW w:type="dxa" w:w="2400"/>
+            <w:shd w:fill="0E2438" w:val="clear"/>
+          </w:tcPr>
+          <w:p>
+            <w:r>
+              <w:rPr>
+                <w:b/>
+                <w:bCs/>
+                <w:color w:val="FFFFFF"/>
+                <w:sz w:val="18"/>
+                <w:szCs w:val="18"/>
+              </w:rPr>
+              <w:t xml:space="preserve">Texto en pantalla</w:t>
+            </w:r>
+          </w:p>
+        </w:tc>
+        <w:tc>
+          <w:tcPr>
+            <w:tcW w:type="dxa" w:w="2300"/>
+            <w:shd w:fill="0E2438" w:val="clear"/>
+          </w:tcPr>
+          <w:p>
+            <w:r>
+              <w:rPr>
+                <w:b/>
+                <w:bCs/>
+                <w:color w:val="FFFFFF"/>
+                <w:sz w:val="18"/>
+                <w:szCs w:val="18"/>
+              </w:rPr>
+              <w:t xml:space="preserve">Sticker</w:t>
+            </w:r>
+          </w:p>
+        </w:tc>
+        <w:tc>
+          <w:tcPr>
+            <w:tcW w:type="dxa" w:w="2500"/>
+            <w:shd w:fill="0E2438" w:val="clear"/>
+          </w:tcPr>
+          <w:p>
+            <w:r>
+              <w:rPr>
+                <w:b/>
+                <w:bCs/>
+                <w:color w:val="FFFFFF"/>
+                <w:sz w:val="18"/>
+                <w:szCs w:val="18"/>
+              </w:rPr>
+              <w:t xml:space="preserve">Qué hacer con quien responde</w:t>
+            </w:r>
+          </w:p>
+        </w:tc>
+      </w:tr>
+      <w:tr>
+        <w:tc>
+          <w:tcPr>
+            <w:tcW w:type="dxa" w:w="500"/>
+          </w:tcPr>
+          <w:p>
+            <w:r>
+              <w:rPr>
+                <w:sz w:val="18"/>
+                <w:szCs w:val="18"/>
+              </w:rPr>
+              <w:t xml:space="preserve">1</w:t>
+            </w:r>
+          </w:p>
+        </w:tc>
+        <w:tc>
+          <w:tcPr>
+            <w:tcW w:type="dxa" w:w="2500"/>
+          </w:tcPr>
+          <w:p>
+            <w:r>
+              <w:rPr>
+                <w:sz w:val="18"/>
+                <w:szCs w:val="18"/>
+              </w:rPr>
+              <w:t xml:space="preserve">Texto sobre azul.</w:t>
+            </w:r>
+          </w:p>
+        </w:tc>
+        <w:tc>
+          <w:tcPr>
+            <w:tcW w:type="dxa" w:w="2400"/>
+          </w:tcPr>
+          <w:p>
+            <w:r>
+              <w:rPr>
+                <w:sz w:val="18"/>
+                <w:szCs w:val="18"/>
+              </w:rPr>
+              <w:t xml:space="preserve">Modelas bien.</w:t>
+            </w:r>
+          </w:p>
+          <w:p>
+            <w:r>
+              <w:rPr>
+                <w:sz w:val="18"/>
+                <w:szCs w:val="18"/>
+              </w:rPr>
+              <w:t xml:space="preserve">Pero no despegas a BIM Manager.</w:t>
+            </w:r>
+          </w:p>
+        </w:tc>
+        <w:tc>
+          <w:tcPr>
+            <w:tcW w:type="dxa" w:w="2300"/>
+          </w:tcPr>
+          <w:p>
+            <w:r>
+              <w:rPr>
+                <w:sz w:val="18"/>
+                <w:szCs w:val="18"/>
+              </w:rPr>
+              <w:t xml:space="preserve">Ninguno.</w:t>
+            </w:r>
+          </w:p>
+        </w:tc>
+        <w:tc>
+          <w:tcPr>
+            <w:tcW w:type="dxa" w:w="2500"/>
+          </w:tcPr>
+          <w:p>
+            <w:r>
+              <w:rPr>
+                <w:sz w:val="18"/>
+                <w:szCs w:val="18"/>
+              </w:rPr>
+              <w:t xml:space="preserve">—</w:t>
+            </w:r>
+          </w:p>
+        </w:tc>
+      </w:tr>
+      <w:tr>
+        <w:tc>
+          <w:tcPr>
+            <w:tcW w:type="dxa" w:w="500"/>
+          </w:tcPr>
+          <w:p>
+            <w:r>
+              <w:rPr>
+                <w:sz w:val="18"/>
+                <w:szCs w:val="18"/>
+              </w:rPr>
+              <w:t xml:space="preserve">2</w:t>
+            </w:r>
+          </w:p>
+        </w:tc>
+        <w:tc>
+          <w:tcPr>
+            <w:tcW w:type="dxa" w:w="2500"/>
+          </w:tcPr>
+          <w:p>
+            <w:r>
+              <w:rPr>
+                <w:sz w:val="18"/>
+                <w:szCs w:val="18"/>
+              </w:rPr>
+              <w:t xml:space="preserve">Las 3 habilidades numeradas.</w:t>
+            </w:r>
+          </w:p>
+        </w:tc>
+        <w:tc>
+          <w:tcPr>
+            <w:tcW w:type="dxa" w:w="2400"/>
+          </w:tcPr>
+          <w:p>
+            <w:r>
+              <w:rPr>
+                <w:sz w:val="18"/>
+                <w:szCs w:val="18"/>
+              </w:rPr>
+              <w:t xml:space="preserve">01 Coordinar</w:t>
+            </w:r>
+          </w:p>
+          <w:p>
+            <w:r>
+              <w:rPr>
+                <w:sz w:val="18"/>
+                <w:szCs w:val="18"/>
+              </w:rPr>
+              <w:t xml:space="preserve">02 Gestionar</w:t>
+            </w:r>
+          </w:p>
+          <w:p>
+            <w:r>
+              <w:rPr>
+                <w:sz w:val="18"/>
+                <w:szCs w:val="18"/>
+              </w:rPr>
+              <w:t xml:space="preserve">03 IA aplicada</w:t>
+            </w:r>
+          </w:p>
+        </w:tc>
+        <w:tc>
+          <w:tcPr>
+            <w:tcW w:type="dxa" w:w="2300"/>
+          </w:tcPr>
+          <w:p>
+            <w:r>
+              <w:rPr>
+                <w:sz w:val="18"/>
+                <w:szCs w:val="18"/>
+              </w:rPr>
+              <w:t xml:space="preserve">ENCUESTA: «¿Cuál te falta?» → Coordinar / Gestionar / IA</w:t>
+            </w:r>
+          </w:p>
+        </w:tc>
+        <w:tc>
+          <w:tcPr>
+            <w:tcW w:type="dxa" w:w="2500"/>
+          </w:tcPr>
+          <w:p>
+            <w:r>
+              <w:rPr>
+                <w:sz w:val="18"/>
+                <w:szCs w:val="18"/>
+              </w:rPr>
+              <w:t xml:space="preserve">La respuesta te dice qué venderle a cada uno. A los de «IA» les hablas del Máster; a los de «Coordinar», del camino previo.</w:t>
+            </w:r>
+          </w:p>
+        </w:tc>
+      </w:tr>
+      <w:tr>
+        <w:tc>
+          <w:tcPr>
+            <w:tcW w:type="dxa" w:w="500"/>
+          </w:tcPr>
+          <w:p>
+            <w:r>
+              <w:rPr>
+                <w:sz w:val="18"/>
+                <w:szCs w:val="18"/>
+              </w:rPr>
+              <w:t xml:space="preserve">3</w:t>
+            </w:r>
+          </w:p>
+        </w:tc>
+        <w:tc>
+          <w:tcPr>
+            <w:tcW w:type="dxa" w:w="2500"/>
+          </w:tcPr>
+          <w:p>
+            <w:r>
+              <w:rPr>
+                <w:sz w:val="18"/>
+                <w:szCs w:val="18"/>
+              </w:rPr>
+              <w:t xml:space="preserve">Tú a cámara, tono directo pero sin vender.</w:t>
+            </w:r>
+          </w:p>
+        </w:tc>
+        <w:tc>
+          <w:tcPr>
+            <w:tcW w:type="dxa" w:w="2400"/>
+          </w:tcPr>
+          <w:p>
+            <w:r>
+              <w:rPr>
+                <w:sz w:val="18"/>
+                <w:szCs w:val="18"/>
+              </w:rPr>
+              <w:t xml:space="preserve">Las 3 se aprenden.</w:t>
+            </w:r>
+          </w:p>
+          <w:p>
+            <w:r>
+              <w:rPr>
+                <w:sz w:val="18"/>
+                <w:szCs w:val="18"/>
+              </w:rPr>
+              <w:t xml:space="preserve">Ninguna se aprende sola.</w:t>
+            </w:r>
+          </w:p>
+        </w:tc>
+        <w:tc>
+          <w:tcPr>
+            <w:tcW w:type="dxa" w:w="2300"/>
+          </w:tcPr>
+          <w:p>
+            <w:r>
+              <w:rPr>
+                <w:sz w:val="18"/>
+                <w:szCs w:val="18"/>
+              </w:rPr>
+              <w:t xml:space="preserve">CAJA DE PREGUNTAS: «¿En qué punto de tu carrera estás?»</w:t>
+            </w:r>
+          </w:p>
+        </w:tc>
+        <w:tc>
+          <w:tcPr>
+            <w:tcW w:type="dxa" w:w="2500"/>
+          </w:tcPr>
+          <w:p>
+            <w:r>
+              <w:rPr>
+                <w:sz w:val="18"/>
+                <w:szCs w:val="18"/>
+              </w:rPr>
+              <w:t xml:space="preserve">⚠️ Nada de precio ni de «inscríbete» en la historia. El objetivo es que escriban. La venta se cierra en el DM, no en pantalla.</w:t>
+            </w:r>
+          </w:p>
+        </w:tc>
+      </w:tr>
+    </w:tbl>
+    <w:p>
+      <w:pPr>
+        <w:spacing w:after="50" w:before="150"/>
+      </w:pPr>
+      <w:r>
+        <w:rPr>
+          <w:b/>
+          <w:bCs/>
+          <w:caps/>
+          <w:color w:val="5A6B7B"/>
+          <w:sz w:val="18"/>
+          <w:szCs w:val="18"/>
+        </w:rPr>
         <w:t xml:space="preserve">Descripción / caption completo — listo para copiar</w:t>
       </w:r>
     </w:p>
@@ -9837,6 +12663,384 @@
           <w:sz w:val="18"/>
           <w:szCs w:val="18"/>
         </w:rPr>
+        <w:t xml:space="preserve">Historias — secuencia de 3 frames</w:t>
+      </w:r>
+    </w:p>
+    <w:p>
+      <w:pPr>
+        <w:spacing w:after="80"/>
+        <w:rPr>
+          <w:i/>
+          <w:iCs/>
+          <w:color w:val="5A6B7B"/>
+          <w:sz w:val="19"/>
+          <w:szCs w:val="19"/>
+        </w:rPr>
+      </w:pPr>
+      <w:r>
+        <w:rPr>
+          <w:i/>
+          <w:iCs/>
+          <w:color w:val="5A6B7B"/>
+          <w:sz w:val="19"/>
+          <w:szCs w:val="19"/>
+        </w:rPr>
+        <w:t xml:space="preserve">La historia no repite el post: le abre la puerta. El sticker es el CTA, y quien responde recibe DM.</w:t>
+      </w:r>
+    </w:p>
+    <w:tbl>
+      <w:tblPr>
+        <w:tblW w:type="dxa" w:w="10200"/>
+        <w:tblBorders>
+          <w:top w:val="single" w:color="auto" w:sz="4"/>
+          <w:left w:val="single" w:color="auto" w:sz="4"/>
+          <w:bottom w:val="single" w:color="auto" w:sz="4"/>
+          <w:right w:val="single" w:color="auto" w:sz="4"/>
+          <w:insideH w:val="single" w:color="auto" w:sz="4"/>
+          <w:insideV w:val="single" w:color="auto" w:sz="4"/>
+        </w:tblBorders>
+      </w:tblPr>
+      <w:tblGrid>
+        <w:gridCol w:w="500"/>
+        <w:gridCol w:w="2500"/>
+        <w:gridCol w:w="2400"/>
+        <w:gridCol w:w="2300"/>
+        <w:gridCol w:w="2500"/>
+      </w:tblGrid>
+      <w:tr>
+        <w:trPr>
+          <w:tblHeader/>
+        </w:trPr>
+        <w:tc>
+          <w:tcPr>
+            <w:tcW w:type="dxa" w:w="500"/>
+            <w:shd w:fill="0E2438" w:val="clear"/>
+          </w:tcPr>
+          <w:p>
+            <w:r>
+              <w:rPr>
+                <w:b/>
+                <w:bCs/>
+                <w:color w:val="FFFFFF"/>
+                <w:sz w:val="18"/>
+                <w:szCs w:val="18"/>
+              </w:rPr>
+              <w:t xml:space="preserve">#</w:t>
+            </w:r>
+          </w:p>
+        </w:tc>
+        <w:tc>
+          <w:tcPr>
+            <w:tcW w:type="dxa" w:w="2500"/>
+            <w:shd w:fill="0E2438" w:val="clear"/>
+          </w:tcPr>
+          <w:p>
+            <w:r>
+              <w:rPr>
+                <w:b/>
+                <w:bCs/>
+                <w:color w:val="FFFFFF"/>
+                <w:sz w:val="18"/>
+                <w:szCs w:val="18"/>
+              </w:rPr>
+              <w:t xml:space="preserve">Qué se ve</w:t>
+            </w:r>
+          </w:p>
+        </w:tc>
+        <w:tc>
+          <w:tcPr>
+            <w:tcW w:type="dxa" w:w="2400"/>
+            <w:shd w:fill="0E2438" w:val="clear"/>
+          </w:tcPr>
+          <w:p>
+            <w:r>
+              <w:rPr>
+                <w:b/>
+                <w:bCs/>
+                <w:color w:val="FFFFFF"/>
+                <w:sz w:val="18"/>
+                <w:szCs w:val="18"/>
+              </w:rPr>
+              <w:t xml:space="preserve">Texto en pantalla</w:t>
+            </w:r>
+          </w:p>
+        </w:tc>
+        <w:tc>
+          <w:tcPr>
+            <w:tcW w:type="dxa" w:w="2300"/>
+            <w:shd w:fill="0E2438" w:val="clear"/>
+          </w:tcPr>
+          <w:p>
+            <w:r>
+              <w:rPr>
+                <w:b/>
+                <w:bCs/>
+                <w:color w:val="FFFFFF"/>
+                <w:sz w:val="18"/>
+                <w:szCs w:val="18"/>
+              </w:rPr>
+              <w:t xml:space="preserve">Sticker</w:t>
+            </w:r>
+          </w:p>
+        </w:tc>
+        <w:tc>
+          <w:tcPr>
+            <w:tcW w:type="dxa" w:w="2500"/>
+            <w:shd w:fill="0E2438" w:val="clear"/>
+          </w:tcPr>
+          <w:p>
+            <w:r>
+              <w:rPr>
+                <w:b/>
+                <w:bCs/>
+                <w:color w:val="FFFFFF"/>
+                <w:sz w:val="18"/>
+                <w:szCs w:val="18"/>
+              </w:rPr>
+              <w:t xml:space="preserve">Qué hacer con quien responde</w:t>
+            </w:r>
+          </w:p>
+        </w:tc>
+      </w:tr>
+      <w:tr>
+        <w:tc>
+          <w:tcPr>
+            <w:tcW w:type="dxa" w:w="500"/>
+          </w:tcPr>
+          <w:p>
+            <w:r>
+              <w:rPr>
+                <w:sz w:val="18"/>
+                <w:szCs w:val="18"/>
+              </w:rPr>
+              <w:t xml:space="preserve">1</w:t>
+            </w:r>
+          </w:p>
+        </w:tc>
+        <w:tc>
+          <w:tcPr>
+            <w:tcW w:type="dxa" w:w="2500"/>
+          </w:tcPr>
+          <w:p>
+            <w:r>
+              <w:rPr>
+                <w:sz w:val="18"/>
+                <w:szCs w:val="18"/>
+              </w:rPr>
+              <w:t xml:space="preserve">Fondo azul, texto grande.</w:t>
+            </w:r>
+          </w:p>
+        </w:tc>
+        <w:tc>
+          <w:tcPr>
+            <w:tcW w:type="dxa" w:w="2400"/>
+          </w:tcPr>
+          <w:p>
+            <w:r>
+              <w:rPr>
+                <w:sz w:val="18"/>
+                <w:szCs w:val="18"/>
+              </w:rPr>
+              <w:t xml:space="preserve">¿Qué SÍ le delegarías a una IA en tu proyecto?</w:t>
+            </w:r>
+          </w:p>
+        </w:tc>
+        <w:tc>
+          <w:tcPr>
+            <w:tcW w:type="dxa" w:w="2300"/>
+          </w:tcPr>
+          <w:p>
+            <w:r>
+              <w:rPr>
+                <w:sz w:val="18"/>
+                <w:szCs w:val="18"/>
+              </w:rPr>
+              <w:t xml:space="preserve">CAJA DE PREGUNTAS abierta.</w:t>
+            </w:r>
+          </w:p>
+        </w:tc>
+        <w:tc>
+          <w:tcPr>
+            <w:tcW w:type="dxa" w:w="2500"/>
+          </w:tcPr>
+          <w:p>
+            <w:r>
+              <w:rPr>
+                <w:sz w:val="18"/>
+                <w:szCs w:val="18"/>
+              </w:rPr>
+              <w:t xml:space="preserve">Las respuestas son material para el próximo contenido. Guárdalas.</w:t>
+            </w:r>
+          </w:p>
+        </w:tc>
+      </w:tr>
+      <w:tr>
+        <w:tc>
+          <w:tcPr>
+            <w:tcW w:type="dxa" w:w="500"/>
+          </w:tcPr>
+          <w:p>
+            <w:r>
+              <w:rPr>
+                <w:sz w:val="18"/>
+                <w:szCs w:val="18"/>
+              </w:rPr>
+              <w:t xml:space="preserve">2</w:t>
+            </w:r>
+          </w:p>
+        </w:tc>
+        <w:tc>
+          <w:tcPr>
+            <w:tcW w:type="dxa" w:w="2500"/>
+          </w:tcPr>
+          <w:p>
+            <w:r>
+              <w:rPr>
+                <w:sz w:val="18"/>
+                <w:szCs w:val="18"/>
+              </w:rPr>
+              <w:t xml:space="preserve">Dos columnas: AUTOMATIZA / NO DELEGUES.</w:t>
+            </w:r>
+          </w:p>
+        </w:tc>
+        <w:tc>
+          <w:tcPr>
+            <w:tcW w:type="dxa" w:w="2400"/>
+          </w:tcPr>
+          <w:p>
+            <w:r>
+              <w:rPr>
+                <w:sz w:val="18"/>
+                <w:szCs w:val="18"/>
+              </w:rPr>
+              <w:t xml:space="preserve">Automatiza: cantidades, documentación, choques.</w:t>
+            </w:r>
+          </w:p>
+          <w:p>
+            <w:r>
+              <w:rPr>
+                <w:sz w:val="18"/>
+                <w:szCs w:val="18"/>
+              </w:rPr>
+              <w:t xml:space="preserve">No delegues: norma, prioridad, la firma.</w:t>
+            </w:r>
+          </w:p>
+        </w:tc>
+        <w:tc>
+          <w:tcPr>
+            <w:tcW w:type="dxa" w:w="2300"/>
+          </w:tcPr>
+          <w:p>
+            <w:r>
+              <w:rPr>
+                <w:sz w:val="18"/>
+                <w:szCs w:val="18"/>
+              </w:rPr>
+              <w:t xml:space="preserve">DESLIZADOR: «¿Cuánto de tu trabajo automatizarías?» (0-100%)</w:t>
+            </w:r>
+          </w:p>
+        </w:tc>
+        <w:tc>
+          <w:tcPr>
+            <w:tcW w:type="dxa" w:w="2500"/>
+          </w:tcPr>
+          <w:p>
+            <w:r>
+              <w:rPr>
+                <w:sz w:val="18"/>
+                <w:szCs w:val="18"/>
+              </w:rPr>
+              <w:t xml:space="preserve">El deslizador es el sticker con más participación de todos. Úsalo cuando quieras volumen, no conversación.</w:t>
+            </w:r>
+          </w:p>
+        </w:tc>
+      </w:tr>
+      <w:tr>
+        <w:tc>
+          <w:tcPr>
+            <w:tcW w:type="dxa" w:w="500"/>
+          </w:tcPr>
+          <w:p>
+            <w:r>
+              <w:rPr>
+                <w:sz w:val="18"/>
+                <w:szCs w:val="18"/>
+              </w:rPr>
+              <w:t xml:space="preserve">3</w:t>
+            </w:r>
+          </w:p>
+        </w:tc>
+        <w:tc>
+          <w:tcPr>
+            <w:tcW w:type="dxa" w:w="2500"/>
+          </w:tcPr>
+          <w:p>
+            <w:r>
+              <w:rPr>
+                <w:sz w:val="18"/>
+                <w:szCs w:val="18"/>
+              </w:rPr>
+              <w:t xml:space="preserve">Captura del artículo del blog.</w:t>
+            </w:r>
+          </w:p>
+        </w:tc>
+        <w:tc>
+          <w:tcPr>
+            <w:tcW w:type="dxa" w:w="2400"/>
+          </w:tcPr>
+          <w:p>
+            <w:r>
+              <w:rPr>
+                <w:sz w:val="18"/>
+                <w:szCs w:val="18"/>
+              </w:rPr>
+              <w:t xml:space="preserve">La guía completa está en el blog.</w:t>
+            </w:r>
+          </w:p>
+        </w:tc>
+        <w:tc>
+          <w:tcPr>
+            <w:tcW w:type="dxa" w:w="2300"/>
+          </w:tcPr>
+          <w:p>
+            <w:r>
+              <w:rPr>
+                <w:sz w:val="18"/>
+                <w:szCs w:val="18"/>
+              </w:rPr>
+              <w:t xml:space="preserve">ENLACE al blog.</w:t>
+            </w:r>
+          </w:p>
+        </w:tc>
+        <w:tc>
+          <w:tcPr>
+            <w:tcW w:type="dxa" w:w="2500"/>
+          </w:tcPr>
+          <w:p>
+            <w:r>
+              <w:rPr>
+                <w:sz w:val="18"/>
+                <w:szCs w:val="18"/>
+              </w:rPr>
+              <w:t xml:space="preserve">En historias el enlace SÍ va directo: aquí no aplica la regla de la pauta (esa es para ads).</w:t>
+            </w:r>
+          </w:p>
+        </w:tc>
+      </w:tr>
+    </w:tbl>
+    <w:p>
+      <w:pPr>
+        <w:spacing w:after="50" w:before="150"/>
+      </w:pPr>
+      <w:r>
+        <w:rPr>
+          <w:b/>
+          <w:bCs/>
+          <w:caps/>
+          <w:color w:val="5A6B7B"/>
+          <w:sz w:val="18"/>
+          <w:szCs w:val="18"/>
+        </w:rPr>
         <w:t xml:space="preserve">Descripción / caption completo — listo para copiar</w:t>
       </w:r>
     </w:p>
@@ -10748,6 +13952,456 @@
           <w:sz w:val="18"/>
           <w:szCs w:val="18"/>
         </w:rPr>
+        <w:t xml:space="preserve">Historias — secuencia de 4 frames</w:t>
+      </w:r>
+    </w:p>
+    <w:p>
+      <w:pPr>
+        <w:spacing w:after="80"/>
+        <w:rPr>
+          <w:i/>
+          <w:iCs/>
+          <w:color w:val="5A6B7B"/>
+          <w:sz w:val="19"/>
+          <w:szCs w:val="19"/>
+        </w:rPr>
+      </w:pPr>
+      <w:r>
+        <w:rPr>
+          <w:i/>
+          <w:iCs/>
+          <w:color w:val="5A6B7B"/>
+          <w:sz w:val="19"/>
+          <w:szCs w:val="19"/>
+        </w:rPr>
+        <w:t xml:space="preserve">La historia no repite el post: le abre la puerta. El sticker es el CTA, y quien responde recibe DM.</w:t>
+      </w:r>
+    </w:p>
+    <w:tbl>
+      <w:tblPr>
+        <w:tblW w:type="dxa" w:w="10200"/>
+        <w:tblBorders>
+          <w:top w:val="single" w:color="auto" w:sz="4"/>
+          <w:left w:val="single" w:color="auto" w:sz="4"/>
+          <w:bottom w:val="single" w:color="auto" w:sz="4"/>
+          <w:right w:val="single" w:color="auto" w:sz="4"/>
+          <w:insideH w:val="single" w:color="auto" w:sz="4"/>
+          <w:insideV w:val="single" w:color="auto" w:sz="4"/>
+        </w:tblBorders>
+      </w:tblPr>
+      <w:tblGrid>
+        <w:gridCol w:w="500"/>
+        <w:gridCol w:w="2500"/>
+        <w:gridCol w:w="2400"/>
+        <w:gridCol w:w="2300"/>
+        <w:gridCol w:w="2500"/>
+      </w:tblGrid>
+      <w:tr>
+        <w:trPr>
+          <w:tblHeader/>
+        </w:trPr>
+        <w:tc>
+          <w:tcPr>
+            <w:tcW w:type="dxa" w:w="500"/>
+            <w:shd w:fill="0E2438" w:val="clear"/>
+          </w:tcPr>
+          <w:p>
+            <w:r>
+              <w:rPr>
+                <w:b/>
+                <w:bCs/>
+                <w:color w:val="FFFFFF"/>
+                <w:sz w:val="18"/>
+                <w:szCs w:val="18"/>
+              </w:rPr>
+              <w:t xml:space="preserve">#</w:t>
+            </w:r>
+          </w:p>
+        </w:tc>
+        <w:tc>
+          <w:tcPr>
+            <w:tcW w:type="dxa" w:w="2500"/>
+            <w:shd w:fill="0E2438" w:val="clear"/>
+          </w:tcPr>
+          <w:p>
+            <w:r>
+              <w:rPr>
+                <w:b/>
+                <w:bCs/>
+                <w:color w:val="FFFFFF"/>
+                <w:sz w:val="18"/>
+                <w:szCs w:val="18"/>
+              </w:rPr>
+              <w:t xml:space="preserve">Qué se ve</w:t>
+            </w:r>
+          </w:p>
+        </w:tc>
+        <w:tc>
+          <w:tcPr>
+            <w:tcW w:type="dxa" w:w="2400"/>
+            <w:shd w:fill="0E2438" w:val="clear"/>
+          </w:tcPr>
+          <w:p>
+            <w:r>
+              <w:rPr>
+                <w:b/>
+                <w:bCs/>
+                <w:color w:val="FFFFFF"/>
+                <w:sz w:val="18"/>
+                <w:szCs w:val="18"/>
+              </w:rPr>
+              <w:t xml:space="preserve">Texto en pantalla</w:t>
+            </w:r>
+          </w:p>
+        </w:tc>
+        <w:tc>
+          <w:tcPr>
+            <w:tcW w:type="dxa" w:w="2300"/>
+            <w:shd w:fill="0E2438" w:val="clear"/>
+          </w:tcPr>
+          <w:p>
+            <w:r>
+              <w:rPr>
+                <w:b/>
+                <w:bCs/>
+                <w:color w:val="FFFFFF"/>
+                <w:sz w:val="18"/>
+                <w:szCs w:val="18"/>
+              </w:rPr>
+              <w:t xml:space="preserve">Sticker</w:t>
+            </w:r>
+          </w:p>
+        </w:tc>
+        <w:tc>
+          <w:tcPr>
+            <w:tcW w:type="dxa" w:w="2500"/>
+            <w:shd w:fill="0E2438" w:val="clear"/>
+          </w:tcPr>
+          <w:p>
+            <w:r>
+              <w:rPr>
+                <w:b/>
+                <w:bCs/>
+                <w:color w:val="FFFFFF"/>
+                <w:sz w:val="18"/>
+                <w:szCs w:val="18"/>
+              </w:rPr>
+              <w:t xml:space="preserve">Qué hacer con quien responde</w:t>
+            </w:r>
+          </w:p>
+        </w:tc>
+      </w:tr>
+      <w:tr>
+        <w:tc>
+          <w:tcPr>
+            <w:tcW w:type="dxa" w:w="500"/>
+          </w:tcPr>
+          <w:p>
+            <w:r>
+              <w:rPr>
+                <w:sz w:val="18"/>
+                <w:szCs w:val="18"/>
+              </w:rPr>
+              <w:t xml:space="preserve">1</w:t>
+            </w:r>
+          </w:p>
+        </w:tc>
+        <w:tc>
+          <w:tcPr>
+            <w:tcW w:type="dxa" w:w="2500"/>
+          </w:tcPr>
+          <w:p>
+            <w:r>
+              <w:rPr>
+                <w:sz w:val="18"/>
+                <w:szCs w:val="18"/>
+              </w:rPr>
+              <w:t xml:space="preserve">El render final a pantalla completa. Sin texto los primeros 2 segundos.</w:t>
+            </w:r>
+          </w:p>
+        </w:tc>
+        <w:tc>
+          <w:tcPr>
+            <w:tcW w:type="dxa" w:w="2400"/>
+          </w:tcPr>
+          <w:p>
+            <w:r>
+              <w:rPr>
+                <w:sz w:val="18"/>
+                <w:szCs w:val="18"/>
+              </w:rPr>
+              <w:t xml:space="preserve">(nada)</w:t>
+            </w:r>
+          </w:p>
+        </w:tc>
+        <w:tc>
+          <w:tcPr>
+            <w:tcW w:type="dxa" w:w="2300"/>
+          </w:tcPr>
+          <w:p>
+            <w:r>
+              <w:rPr>
+                <w:sz w:val="18"/>
+                <w:szCs w:val="18"/>
+              </w:rPr>
+              <w:t xml:space="preserve">Ninguno.</w:t>
+            </w:r>
+          </w:p>
+        </w:tc>
+        <w:tc>
+          <w:tcPr>
+            <w:tcW w:type="dxa" w:w="2500"/>
+          </w:tcPr>
+          <w:p>
+            <w:r>
+              <w:rPr>
+                <w:sz w:val="18"/>
+                <w:szCs w:val="18"/>
+              </w:rPr>
+              <w:t xml:space="preserve">—</w:t>
+            </w:r>
+          </w:p>
+        </w:tc>
+      </w:tr>
+      <w:tr>
+        <w:tc>
+          <w:tcPr>
+            <w:tcW w:type="dxa" w:w="500"/>
+          </w:tcPr>
+          <w:p>
+            <w:r>
+              <w:rPr>
+                <w:sz w:val="18"/>
+                <w:szCs w:val="18"/>
+              </w:rPr>
+              <w:t xml:space="preserve">2</w:t>
+            </w:r>
+          </w:p>
+        </w:tc>
+        <w:tc>
+          <w:tcPr>
+            <w:tcW w:type="dxa" w:w="2500"/>
+          </w:tcPr>
+          <w:p>
+            <w:r>
+              <w:rPr>
+                <w:sz w:val="18"/>
+                <w:szCs w:val="18"/>
+              </w:rPr>
+              <w:t xml:space="preserve">El mismo render.</w:t>
+            </w:r>
+          </w:p>
+        </w:tc>
+        <w:tc>
+          <w:tcPr>
+            <w:tcW w:type="dxa" w:w="2400"/>
+          </w:tcPr>
+          <w:p>
+            <w:r>
+              <w:rPr>
+                <w:sz w:val="18"/>
+                <w:szCs w:val="18"/>
+              </w:rPr>
+              <w:t xml:space="preserve">¿Cuánto crees que tomó esto?</w:t>
+            </w:r>
+          </w:p>
+        </w:tc>
+        <w:tc>
+          <w:tcPr>
+            <w:tcW w:type="dxa" w:w="2300"/>
+          </w:tcPr>
+          <w:p>
+            <w:r>
+              <w:rPr>
+                <w:sz w:val="18"/>
+                <w:szCs w:val="18"/>
+              </w:rPr>
+              <w:t xml:space="preserve">QUIZ: «4 horas» / «1 hora» / «10 segundos»  (respuesta: 10 segundos)</w:t>
+            </w:r>
+          </w:p>
+        </w:tc>
+        <w:tc>
+          <w:tcPr>
+            <w:tcW w:type="dxa" w:w="2500"/>
+          </w:tcPr>
+          <w:p>
+            <w:r>
+              <w:rPr>
+                <w:sz w:val="18"/>
+                <w:szCs w:val="18"/>
+              </w:rPr>
+              <w:t xml:space="preserve">El quiz con respuesta sorprendente es el que más se comparte. Los que fallan casi siempre responden algo por DM.</w:t>
+            </w:r>
+          </w:p>
+        </w:tc>
+      </w:tr>
+      <w:tr>
+        <w:tc>
+          <w:tcPr>
+            <w:tcW w:type="dxa" w:w="500"/>
+          </w:tcPr>
+          <w:p>
+            <w:r>
+              <w:rPr>
+                <w:sz w:val="18"/>
+                <w:szCs w:val="18"/>
+              </w:rPr>
+              <w:t xml:space="preserve">3</w:t>
+            </w:r>
+          </w:p>
+        </w:tc>
+        <w:tc>
+          <w:tcPr>
+            <w:tcW w:type="dxa" w:w="2500"/>
+          </w:tcPr>
+          <w:p>
+            <w:r>
+              <w:rPr>
+                <w:sz w:val="18"/>
+                <w:szCs w:val="18"/>
+              </w:rPr>
+              <w:t xml:space="preserve">Foto del boceto a mano al lado del render.</w:t>
+            </w:r>
+          </w:p>
+        </w:tc>
+        <w:tc>
+          <w:tcPr>
+            <w:tcW w:type="dxa" w:w="2400"/>
+          </w:tcPr>
+          <w:p>
+            <w:r>
+              <w:rPr>
+                <w:sz w:val="18"/>
+                <w:szCs w:val="18"/>
+              </w:rPr>
+              <w:t xml:space="preserve">Partí de esto.</w:t>
+            </w:r>
+          </w:p>
+        </w:tc>
+        <w:tc>
+          <w:tcPr>
+            <w:tcW w:type="dxa" w:w="2300"/>
+          </w:tcPr>
+          <w:p>
+            <w:r>
+              <w:rPr>
+                <w:sz w:val="18"/>
+                <w:szCs w:val="18"/>
+              </w:rPr>
+              <w:t xml:space="preserve">Ninguno.</w:t>
+            </w:r>
+          </w:p>
+        </w:tc>
+        <w:tc>
+          <w:tcPr>
+            <w:tcW w:type="dxa" w:w="2500"/>
+          </w:tcPr>
+          <w:p>
+            <w:r>
+              <w:rPr>
+                <w:sz w:val="18"/>
+                <w:szCs w:val="18"/>
+              </w:rPr>
+              <w:t xml:space="preserve">—</w:t>
+            </w:r>
+          </w:p>
+        </w:tc>
+      </w:tr>
+      <w:tr>
+        <w:tc>
+          <w:tcPr>
+            <w:tcW w:type="dxa" w:w="500"/>
+          </w:tcPr>
+          <w:p>
+            <w:r>
+              <w:rPr>
+                <w:sz w:val="18"/>
+                <w:szCs w:val="18"/>
+              </w:rPr>
+              <w:t xml:space="preserve">4</w:t>
+            </w:r>
+          </w:p>
+        </w:tc>
+        <w:tc>
+          <w:tcPr>
+            <w:tcW w:type="dxa" w:w="2500"/>
+          </w:tcPr>
+          <w:p>
+            <w:r>
+              <w:rPr>
+                <w:sz w:val="18"/>
+                <w:szCs w:val="18"/>
+              </w:rPr>
+              <w:t xml:space="preserve">Texto sobre azul.</w:t>
+            </w:r>
+          </w:p>
+        </w:tc>
+        <w:tc>
+          <w:tcPr>
+            <w:tcW w:type="dxa" w:w="2400"/>
+          </w:tcPr>
+          <w:p>
+            <w:r>
+              <w:rPr>
+                <w:sz w:val="18"/>
+                <w:szCs w:val="18"/>
+              </w:rPr>
+              <w:t xml:space="preserve">La IA no diseñó.</w:t>
+            </w:r>
+          </w:p>
+          <w:p>
+            <w:r>
+              <w:rPr>
+                <w:sz w:val="18"/>
+                <w:szCs w:val="18"/>
+              </w:rPr>
+              <w:t xml:space="preserve">Solo me quitó las horas de renderizar.</w:t>
+            </w:r>
+          </w:p>
+        </w:tc>
+        <w:tc>
+          <w:tcPr>
+            <w:tcW w:type="dxa" w:w="2300"/>
+          </w:tcPr>
+          <w:p>
+            <w:r>
+              <w:rPr>
+                <w:sz w:val="18"/>
+                <w:szCs w:val="18"/>
+              </w:rPr>
+              <w:t xml:space="preserve">ENCUESTA: «¿Lo usarías en tus entregas?» → Sí / No me atrevo</w:t>
+            </w:r>
+          </w:p>
+        </w:tc>
+        <w:tc>
+          <w:tcPr>
+            <w:tcW w:type="dxa" w:w="2500"/>
+          </w:tcPr>
+          <w:p>
+            <w:r>
+              <w:rPr>
+                <w:sz w:val="18"/>
+                <w:szCs w:val="18"/>
+              </w:rPr>
+              <w:t xml:space="preserve">A los de «No me atrevo»: DM preguntando por qué. Ahí sale la objeción real que después usas en el contenido.</w:t>
+            </w:r>
+          </w:p>
+        </w:tc>
+      </w:tr>
+    </w:tbl>
+    <w:p>
+      <w:pPr>
+        <w:spacing w:after="50" w:before="150"/>
+      </w:pPr>
+      <w:r>
+        <w:rPr>
+          <w:b/>
+          <w:bCs/>
+          <w:caps/>
+          <w:color w:val="5A6B7B"/>
+          <w:sz w:val="18"/>
+          <w:szCs w:val="18"/>
+        </w:rPr>
         <w:t xml:space="preserve">Descripción / caption completo — listo para copiar</w:t>
       </w:r>
     </w:p>
@@ -11877,6 +15531,447 @@
           <w:sz w:val="18"/>
           <w:szCs w:val="18"/>
         </w:rPr>
+        <w:t xml:space="preserve">Historias — secuencia de 4 frames</w:t>
+      </w:r>
+    </w:p>
+    <w:p>
+      <w:pPr>
+        <w:spacing w:after="80"/>
+        <w:rPr>
+          <w:i/>
+          <w:iCs/>
+          <w:color w:val="5A6B7B"/>
+          <w:sz w:val="19"/>
+          <w:szCs w:val="19"/>
+        </w:rPr>
+      </w:pPr>
+      <w:r>
+        <w:rPr>
+          <w:i/>
+          <w:iCs/>
+          <w:color w:val="5A6B7B"/>
+          <w:sz w:val="19"/>
+          <w:szCs w:val="19"/>
+        </w:rPr>
+        <w:t xml:space="preserve">La historia no repite el post: le abre la puerta. El sticker es el CTA, y quien responde recibe DM.</w:t>
+      </w:r>
+    </w:p>
+    <w:tbl>
+      <w:tblPr>
+        <w:tblW w:type="dxa" w:w="10200"/>
+        <w:tblBorders>
+          <w:top w:val="single" w:color="auto" w:sz="4"/>
+          <w:left w:val="single" w:color="auto" w:sz="4"/>
+          <w:bottom w:val="single" w:color="auto" w:sz="4"/>
+          <w:right w:val="single" w:color="auto" w:sz="4"/>
+          <w:insideH w:val="single" w:color="auto" w:sz="4"/>
+          <w:insideV w:val="single" w:color="auto" w:sz="4"/>
+        </w:tblBorders>
+      </w:tblPr>
+      <w:tblGrid>
+        <w:gridCol w:w="500"/>
+        <w:gridCol w:w="2500"/>
+        <w:gridCol w:w="2400"/>
+        <w:gridCol w:w="2300"/>
+        <w:gridCol w:w="2500"/>
+      </w:tblGrid>
+      <w:tr>
+        <w:trPr>
+          <w:tblHeader/>
+        </w:trPr>
+        <w:tc>
+          <w:tcPr>
+            <w:tcW w:type="dxa" w:w="500"/>
+            <w:shd w:fill="0E2438" w:val="clear"/>
+          </w:tcPr>
+          <w:p>
+            <w:r>
+              <w:rPr>
+                <w:b/>
+                <w:bCs/>
+                <w:color w:val="FFFFFF"/>
+                <w:sz w:val="18"/>
+                <w:szCs w:val="18"/>
+              </w:rPr>
+              <w:t xml:space="preserve">#</w:t>
+            </w:r>
+          </w:p>
+        </w:tc>
+        <w:tc>
+          <w:tcPr>
+            <w:tcW w:type="dxa" w:w="2500"/>
+            <w:shd w:fill="0E2438" w:val="clear"/>
+          </w:tcPr>
+          <w:p>
+            <w:r>
+              <w:rPr>
+                <w:b/>
+                <w:bCs/>
+                <w:color w:val="FFFFFF"/>
+                <w:sz w:val="18"/>
+                <w:szCs w:val="18"/>
+              </w:rPr>
+              <w:t xml:space="preserve">Qué se ve</w:t>
+            </w:r>
+          </w:p>
+        </w:tc>
+        <w:tc>
+          <w:tcPr>
+            <w:tcW w:type="dxa" w:w="2400"/>
+            <w:shd w:fill="0E2438" w:val="clear"/>
+          </w:tcPr>
+          <w:p>
+            <w:r>
+              <w:rPr>
+                <w:b/>
+                <w:bCs/>
+                <w:color w:val="FFFFFF"/>
+                <w:sz w:val="18"/>
+                <w:szCs w:val="18"/>
+              </w:rPr>
+              <w:t xml:space="preserve">Texto en pantalla</w:t>
+            </w:r>
+          </w:p>
+        </w:tc>
+        <w:tc>
+          <w:tcPr>
+            <w:tcW w:type="dxa" w:w="2300"/>
+            <w:shd w:fill="0E2438" w:val="clear"/>
+          </w:tcPr>
+          <w:p>
+            <w:r>
+              <w:rPr>
+                <w:b/>
+                <w:bCs/>
+                <w:color w:val="FFFFFF"/>
+                <w:sz w:val="18"/>
+                <w:szCs w:val="18"/>
+              </w:rPr>
+              <w:t xml:space="preserve">Sticker</w:t>
+            </w:r>
+          </w:p>
+        </w:tc>
+        <w:tc>
+          <w:tcPr>
+            <w:tcW w:type="dxa" w:w="2500"/>
+            <w:shd w:fill="0E2438" w:val="clear"/>
+          </w:tcPr>
+          <w:p>
+            <w:r>
+              <w:rPr>
+                <w:b/>
+                <w:bCs/>
+                <w:color w:val="FFFFFF"/>
+                <w:sz w:val="18"/>
+                <w:szCs w:val="18"/>
+              </w:rPr>
+              <w:t xml:space="preserve">Qué hacer con quien responde</w:t>
+            </w:r>
+          </w:p>
+        </w:tc>
+      </w:tr>
+      <w:tr>
+        <w:tc>
+          <w:tcPr>
+            <w:tcW w:type="dxa" w:w="500"/>
+          </w:tcPr>
+          <w:p>
+            <w:r>
+              <w:rPr>
+                <w:sz w:val="18"/>
+                <w:szCs w:val="18"/>
+              </w:rPr>
+              <w:t xml:space="preserve">1</w:t>
+            </w:r>
+          </w:p>
+        </w:tc>
+        <w:tc>
+          <w:tcPr>
+            <w:tcW w:type="dxa" w:w="2500"/>
+          </w:tcPr>
+          <w:p>
+            <w:r>
+              <w:rPr>
+                <w:sz w:val="18"/>
+                <w:szCs w:val="18"/>
+              </w:rPr>
+              <w:t xml:space="preserve">Texto sobre azul.</w:t>
+            </w:r>
+          </w:p>
+        </w:tc>
+        <w:tc>
+          <w:tcPr>
+            <w:tcW w:type="dxa" w:w="2400"/>
+          </w:tcPr>
+          <w:p>
+            <w:r>
+              <w:rPr>
+                <w:sz w:val="18"/>
+                <w:szCs w:val="18"/>
+              </w:rPr>
+              <w:t xml:space="preserve">¿Qué hace un BIM Manager que la IA nunca podrá?</w:t>
+            </w:r>
+          </w:p>
+        </w:tc>
+        <w:tc>
+          <w:tcPr>
+            <w:tcW w:type="dxa" w:w="2300"/>
+          </w:tcPr>
+          <w:p>
+            <w:r>
+              <w:rPr>
+                <w:sz w:val="18"/>
+                <w:szCs w:val="18"/>
+              </w:rPr>
+              <w:t xml:space="preserve">CAJA DE PREGUNTAS: «Dime tú primero».</w:t>
+            </w:r>
+          </w:p>
+        </w:tc>
+        <w:tc>
+          <w:tcPr>
+            <w:tcW w:type="dxa" w:w="2500"/>
+          </w:tcPr>
+          <w:p>
+            <w:r>
+              <w:rPr>
+                <w:sz w:val="18"/>
+                <w:szCs w:val="18"/>
+              </w:rPr>
+              <w:t xml:space="preserve">Preguntar ANTES de dar la respuesta duplica las respuestas. Las mejores se republican en la siguiente historia con crédito.</w:t>
+            </w:r>
+          </w:p>
+        </w:tc>
+      </w:tr>
+      <w:tr>
+        <w:tc>
+          <w:tcPr>
+            <w:tcW w:type="dxa" w:w="500"/>
+          </w:tcPr>
+          <w:p>
+            <w:r>
+              <w:rPr>
+                <w:sz w:val="18"/>
+                <w:szCs w:val="18"/>
+              </w:rPr>
+              <w:t xml:space="preserve">2</w:t>
+            </w:r>
+          </w:p>
+        </w:tc>
+        <w:tc>
+          <w:tcPr>
+            <w:tcW w:type="dxa" w:w="2500"/>
+          </w:tcPr>
+          <w:p>
+            <w:r>
+              <w:rPr>
+                <w:sz w:val="18"/>
+                <w:szCs w:val="18"/>
+              </w:rPr>
+              <w:t xml:space="preserve">Las 3 en pantalla.</w:t>
+            </w:r>
+          </w:p>
+        </w:tc>
+        <w:tc>
+          <w:tcPr>
+            <w:tcW w:type="dxa" w:w="2400"/>
+          </w:tcPr>
+          <w:p>
+            <w:r>
+              <w:rPr>
+                <w:sz w:val="18"/>
+                <w:szCs w:val="18"/>
+              </w:rPr>
+              <w:t xml:space="preserve">Prioriza. Negocia. Responde.</w:t>
+            </w:r>
+          </w:p>
+        </w:tc>
+        <w:tc>
+          <w:tcPr>
+            <w:tcW w:type="dxa" w:w="2300"/>
+          </w:tcPr>
+          <w:p>
+            <w:r>
+              <w:rPr>
+                <w:sz w:val="18"/>
+                <w:szCs w:val="18"/>
+              </w:rPr>
+              <w:t xml:space="preserve">Ninguno.</w:t>
+            </w:r>
+          </w:p>
+        </w:tc>
+        <w:tc>
+          <w:tcPr>
+            <w:tcW w:type="dxa" w:w="2500"/>
+          </w:tcPr>
+          <w:p>
+            <w:r>
+              <w:rPr>
+                <w:sz w:val="18"/>
+                <w:szCs w:val="18"/>
+              </w:rPr>
+              <w:t xml:space="preserve">—</w:t>
+            </w:r>
+          </w:p>
+        </w:tc>
+      </w:tr>
+      <w:tr>
+        <w:tc>
+          <w:tcPr>
+            <w:tcW w:type="dxa" w:w="500"/>
+          </w:tcPr>
+          <w:p>
+            <w:r>
+              <w:rPr>
+                <w:sz w:val="18"/>
+                <w:szCs w:val="18"/>
+              </w:rPr>
+              <w:t xml:space="preserve">3</w:t>
+            </w:r>
+          </w:p>
+        </w:tc>
+        <w:tc>
+          <w:tcPr>
+            <w:tcW w:type="dxa" w:w="2500"/>
+          </w:tcPr>
+          <w:p>
+            <w:r>
+              <w:rPr>
+                <w:sz w:val="18"/>
+                <w:szCs w:val="18"/>
+              </w:rPr>
+              <w:t xml:space="preserve">Una firma manuscrita en naranja sobre el azul.</w:t>
+            </w:r>
+          </w:p>
+        </w:tc>
+        <w:tc>
+          <w:tcPr>
+            <w:tcW w:type="dxa" w:w="2400"/>
+          </w:tcPr>
+          <w:p>
+            <w:r>
+              <w:rPr>
+                <w:sz w:val="18"/>
+                <w:szCs w:val="18"/>
+              </w:rPr>
+              <w:t xml:space="preserve">La IA no firma nada.</w:t>
+            </w:r>
+          </w:p>
+        </w:tc>
+        <w:tc>
+          <w:tcPr>
+            <w:tcW w:type="dxa" w:w="2300"/>
+          </w:tcPr>
+          <w:p>
+            <w:r>
+              <w:rPr>
+                <w:sz w:val="18"/>
+                <w:szCs w:val="18"/>
+              </w:rPr>
+              <w:t xml:space="preserve">ENCUESTA: «¿De acuerdo?» → Sí / No del todo</w:t>
+            </w:r>
+          </w:p>
+        </w:tc>
+        <w:tc>
+          <w:tcPr>
+            <w:tcW w:type="dxa" w:w="2500"/>
+          </w:tcPr>
+          <w:p>
+            <w:r>
+              <w:rPr>
+                <w:sz w:val="18"/>
+                <w:szCs w:val="18"/>
+              </w:rPr>
+              <w:t xml:space="preserve">A los de «No del todo» les escribes: la discusión técnica es la mejor puerta de entrada con este perfil.</w:t>
+            </w:r>
+          </w:p>
+        </w:tc>
+      </w:tr>
+      <w:tr>
+        <w:tc>
+          <w:tcPr>
+            <w:tcW w:type="dxa" w:w="500"/>
+          </w:tcPr>
+          <w:p>
+            <w:r>
+              <w:rPr>
+                <w:sz w:val="18"/>
+                <w:szCs w:val="18"/>
+              </w:rPr>
+              <w:t xml:space="preserve">4</w:t>
+            </w:r>
+          </w:p>
+        </w:tc>
+        <w:tc>
+          <w:tcPr>
+            <w:tcW w:type="dxa" w:w="2500"/>
+          </w:tcPr>
+          <w:p>
+            <w:r>
+              <w:rPr>
+                <w:sz w:val="18"/>
+                <w:szCs w:val="18"/>
+              </w:rPr>
+              <w:t xml:space="preserve">Republicación de 2-3 respuestas de la caja de preguntas del frame 1.</w:t>
+            </w:r>
+          </w:p>
+        </w:tc>
+        <w:tc>
+          <w:tcPr>
+            <w:tcW w:type="dxa" w:w="2400"/>
+          </w:tcPr>
+          <w:p>
+            <w:r>
+              <w:rPr>
+                <w:sz w:val="18"/>
+                <w:szCs w:val="18"/>
+              </w:rPr>
+              <w:t xml:space="preserve">Esto me respondieron ustedes 👇</w:t>
+            </w:r>
+          </w:p>
+        </w:tc>
+        <w:tc>
+          <w:tcPr>
+            <w:tcW w:type="dxa" w:w="2300"/>
+          </w:tcPr>
+          <w:p>
+            <w:r>
+              <w:rPr>
+                <w:sz w:val="18"/>
+                <w:szCs w:val="18"/>
+              </w:rPr>
+              <w:t xml:space="preserve">ENLACE al carrusel.</w:t>
+            </w:r>
+          </w:p>
+        </w:tc>
+        <w:tc>
+          <w:tcPr>
+            <w:tcW w:type="dxa" w:w="2500"/>
+          </w:tcPr>
+          <w:p>
+            <w:r>
+              <w:rPr>
+                <w:sz w:val="18"/>
+                <w:szCs w:val="18"/>
+              </w:rPr>
+              <w:t xml:space="preserve">Republicar respuestas hace que la gente participe la próxima vez. Es lo que construye la comunidad.</w:t>
+            </w:r>
+          </w:p>
+        </w:tc>
+      </w:tr>
+    </w:tbl>
+    <w:p>
+      <w:pPr>
+        <w:spacing w:after="50" w:before="150"/>
+      </w:pPr>
+      <w:r>
+        <w:rPr>
+          <w:b/>
+          <w:bCs/>
+          <w:caps/>
+          <w:color w:val="5A6B7B"/>
+          <w:sz w:val="18"/>
+          <w:szCs w:val="18"/>
+        </w:rPr>
         <w:t xml:space="preserve">Descripción / caption completo — listo para copiar</w:t>
       </w:r>
     </w:p>
@@ -12747,6 +16842,456 @@
           <w:sz w:val="18"/>
           <w:szCs w:val="18"/>
         </w:rPr>
+        <w:t xml:space="preserve">Historias — secuencia de 4 frames</w:t>
+      </w:r>
+    </w:p>
+    <w:p>
+      <w:pPr>
+        <w:spacing w:after="80"/>
+        <w:rPr>
+          <w:i/>
+          <w:iCs/>
+          <w:color w:val="5A6B7B"/>
+          <w:sz w:val="19"/>
+          <w:szCs w:val="19"/>
+        </w:rPr>
+      </w:pPr>
+      <w:r>
+        <w:rPr>
+          <w:i/>
+          <w:iCs/>
+          <w:color w:val="5A6B7B"/>
+          <w:sz w:val="19"/>
+          <w:szCs w:val="19"/>
+        </w:rPr>
+        <w:t xml:space="preserve">La historia no repite el post: le abre la puerta. El sticker es el CTA, y quien responde recibe DM.</w:t>
+      </w:r>
+    </w:p>
+    <w:tbl>
+      <w:tblPr>
+        <w:tblW w:type="dxa" w:w="10200"/>
+        <w:tblBorders>
+          <w:top w:val="single" w:color="auto" w:sz="4"/>
+          <w:left w:val="single" w:color="auto" w:sz="4"/>
+          <w:bottom w:val="single" w:color="auto" w:sz="4"/>
+          <w:right w:val="single" w:color="auto" w:sz="4"/>
+          <w:insideH w:val="single" w:color="auto" w:sz="4"/>
+          <w:insideV w:val="single" w:color="auto" w:sz="4"/>
+        </w:tblBorders>
+      </w:tblPr>
+      <w:tblGrid>
+        <w:gridCol w:w="500"/>
+        <w:gridCol w:w="2500"/>
+        <w:gridCol w:w="2400"/>
+        <w:gridCol w:w="2300"/>
+        <w:gridCol w:w="2500"/>
+      </w:tblGrid>
+      <w:tr>
+        <w:trPr>
+          <w:tblHeader/>
+        </w:trPr>
+        <w:tc>
+          <w:tcPr>
+            <w:tcW w:type="dxa" w:w="500"/>
+            <w:shd w:fill="0E2438" w:val="clear"/>
+          </w:tcPr>
+          <w:p>
+            <w:r>
+              <w:rPr>
+                <w:b/>
+                <w:bCs/>
+                <w:color w:val="FFFFFF"/>
+                <w:sz w:val="18"/>
+                <w:szCs w:val="18"/>
+              </w:rPr>
+              <w:t xml:space="preserve">#</w:t>
+            </w:r>
+          </w:p>
+        </w:tc>
+        <w:tc>
+          <w:tcPr>
+            <w:tcW w:type="dxa" w:w="2500"/>
+            <w:shd w:fill="0E2438" w:val="clear"/>
+          </w:tcPr>
+          <w:p>
+            <w:r>
+              <w:rPr>
+                <w:b/>
+                <w:bCs/>
+                <w:color w:val="FFFFFF"/>
+                <w:sz w:val="18"/>
+                <w:szCs w:val="18"/>
+              </w:rPr>
+              <w:t xml:space="preserve">Qué se ve</w:t>
+            </w:r>
+          </w:p>
+        </w:tc>
+        <w:tc>
+          <w:tcPr>
+            <w:tcW w:type="dxa" w:w="2400"/>
+            <w:shd w:fill="0E2438" w:val="clear"/>
+          </w:tcPr>
+          <w:p>
+            <w:r>
+              <w:rPr>
+                <w:b/>
+                <w:bCs/>
+                <w:color w:val="FFFFFF"/>
+                <w:sz w:val="18"/>
+                <w:szCs w:val="18"/>
+              </w:rPr>
+              <w:t xml:space="preserve">Texto en pantalla</w:t>
+            </w:r>
+          </w:p>
+        </w:tc>
+        <w:tc>
+          <w:tcPr>
+            <w:tcW w:type="dxa" w:w="2300"/>
+            <w:shd w:fill="0E2438" w:val="clear"/>
+          </w:tcPr>
+          <w:p>
+            <w:r>
+              <w:rPr>
+                <w:b/>
+                <w:bCs/>
+                <w:color w:val="FFFFFF"/>
+                <w:sz w:val="18"/>
+                <w:szCs w:val="18"/>
+              </w:rPr>
+              <w:t xml:space="preserve">Sticker</w:t>
+            </w:r>
+          </w:p>
+        </w:tc>
+        <w:tc>
+          <w:tcPr>
+            <w:tcW w:type="dxa" w:w="2500"/>
+            <w:shd w:fill="0E2438" w:val="clear"/>
+          </w:tcPr>
+          <w:p>
+            <w:r>
+              <w:rPr>
+                <w:b/>
+                <w:bCs/>
+                <w:color w:val="FFFFFF"/>
+                <w:sz w:val="18"/>
+                <w:szCs w:val="18"/>
+              </w:rPr>
+              <w:t xml:space="preserve">Qué hacer con quien responde</w:t>
+            </w:r>
+          </w:p>
+        </w:tc>
+      </w:tr>
+      <w:tr>
+        <w:tc>
+          <w:tcPr>
+            <w:tcW w:type="dxa" w:w="500"/>
+          </w:tcPr>
+          <w:p>
+            <w:r>
+              <w:rPr>
+                <w:sz w:val="18"/>
+                <w:szCs w:val="18"/>
+              </w:rPr>
+              <w:t xml:space="preserve">1</w:t>
+            </w:r>
+          </w:p>
+        </w:tc>
+        <w:tc>
+          <w:tcPr>
+            <w:tcW w:type="dxa" w:w="2500"/>
+          </w:tcPr>
+          <w:p>
+            <w:r>
+              <w:rPr>
+                <w:sz w:val="18"/>
+                <w:szCs w:val="18"/>
+              </w:rPr>
+              <w:t xml:space="preserve">Foto o esquema del nudo dibujado como empotrado en el modelo.</w:t>
+            </w:r>
+          </w:p>
+        </w:tc>
+        <w:tc>
+          <w:tcPr>
+            <w:tcW w:type="dxa" w:w="2400"/>
+          </w:tcPr>
+          <w:p>
+            <w:r>
+              <w:rPr>
+                <w:sz w:val="18"/>
+                <w:szCs w:val="18"/>
+              </w:rPr>
+              <w:t xml:space="preserve">Tu modelo dice que esta conexión toma momento.</w:t>
+            </w:r>
+          </w:p>
+        </w:tc>
+        <w:tc>
+          <w:tcPr>
+            <w:tcW w:type="dxa" w:w="2300"/>
+          </w:tcPr>
+          <w:p>
+            <w:r>
+              <w:rPr>
+                <w:sz w:val="18"/>
+                <w:szCs w:val="18"/>
+              </w:rPr>
+              <w:t xml:space="preserve">Ninguno.</w:t>
+            </w:r>
+          </w:p>
+        </w:tc>
+        <w:tc>
+          <w:tcPr>
+            <w:tcW w:type="dxa" w:w="2500"/>
+          </w:tcPr>
+          <w:p>
+            <w:r>
+              <w:rPr>
+                <w:sz w:val="18"/>
+                <w:szCs w:val="18"/>
+              </w:rPr>
+              <w:t xml:space="preserve">—</w:t>
+            </w:r>
+          </w:p>
+        </w:tc>
+      </w:tr>
+      <w:tr>
+        <w:tc>
+          <w:tcPr>
+            <w:tcW w:type="dxa" w:w="500"/>
+          </w:tcPr>
+          <w:p>
+            <w:r>
+              <w:rPr>
+                <w:sz w:val="18"/>
+                <w:szCs w:val="18"/>
+              </w:rPr>
+              <w:t xml:space="preserve">2</w:t>
+            </w:r>
+          </w:p>
+        </w:tc>
+        <w:tc>
+          <w:tcPr>
+            <w:tcW w:type="dxa" w:w="2500"/>
+          </w:tcPr>
+          <w:p>
+            <w:r>
+              <w:rPr>
+                <w:sz w:val="18"/>
+                <w:szCs w:val="18"/>
+              </w:rPr>
+              <w:t xml:space="preserve">El detalle real de taller: dos ángulos al alma.</w:t>
+            </w:r>
+          </w:p>
+        </w:tc>
+        <w:tc>
+          <w:tcPr>
+            <w:tcW w:type="dxa" w:w="2400"/>
+          </w:tcPr>
+          <w:p>
+            <w:r>
+              <w:rPr>
+                <w:sz w:val="18"/>
+                <w:szCs w:val="18"/>
+              </w:rPr>
+              <w:t xml:space="preserve">Y en obra se construye así.</w:t>
+            </w:r>
+          </w:p>
+        </w:tc>
+        <w:tc>
+          <w:tcPr>
+            <w:tcW w:type="dxa" w:w="2300"/>
+          </w:tcPr>
+          <w:p>
+            <w:r>
+              <w:rPr>
+                <w:sz w:val="18"/>
+                <w:szCs w:val="18"/>
+              </w:rPr>
+              <w:t xml:space="preserve">QUIZ: «¿Esta conexión toma momento?» → Sí / No  (respuesta: No)</w:t>
+            </w:r>
+          </w:p>
+        </w:tc>
+        <w:tc>
+          <w:tcPr>
+            <w:tcW w:type="dxa" w:w="2500"/>
+          </w:tcPr>
+          <w:p>
+            <w:r>
+              <w:rPr>
+                <w:sz w:val="18"/>
+                <w:szCs w:val="18"/>
+              </w:rPr>
+              <w:t xml:space="preserve">⚠️ Frame clave para ACERO. A todo el que falla le mandas DM con la explicación — es el lead más calificado del mes.</w:t>
+            </w:r>
+          </w:p>
+        </w:tc>
+      </w:tr>
+      <w:tr>
+        <w:tc>
+          <w:tcPr>
+            <w:tcW w:type="dxa" w:w="500"/>
+          </w:tcPr>
+          <w:p>
+            <w:r>
+              <w:rPr>
+                <w:sz w:val="18"/>
+                <w:szCs w:val="18"/>
+              </w:rPr>
+              <w:t xml:space="preserve">3</w:t>
+            </w:r>
+          </w:p>
+        </w:tc>
+        <w:tc>
+          <w:tcPr>
+            <w:tcW w:type="dxa" w:w="2500"/>
+          </w:tcPr>
+          <w:p>
+            <w:r>
+              <w:rPr>
+                <w:sz w:val="18"/>
+                <w:szCs w:val="18"/>
+              </w:rPr>
+              <w:t xml:space="preserve">Texto sobre azul.</w:t>
+            </w:r>
+          </w:p>
+        </w:tc>
+        <w:tc>
+          <w:tcPr>
+            <w:tcW w:type="dxa" w:w="2400"/>
+          </w:tcPr>
+          <w:p>
+            <w:r>
+              <w:rPr>
+                <w:sz w:val="18"/>
+                <w:szCs w:val="18"/>
+              </w:rPr>
+              <w:t xml:space="preserve">El momento se va al vano.</w:t>
+            </w:r>
+          </w:p>
+          <w:p>
+            <w:r>
+              <w:rPr>
+                <w:sz w:val="18"/>
+                <w:szCs w:val="18"/>
+              </w:rPr>
+              <w:t xml:space="preserve">Las derivas no son las que calculaste.</w:t>
+            </w:r>
+          </w:p>
+        </w:tc>
+        <w:tc>
+          <w:tcPr>
+            <w:tcW w:type="dxa" w:w="2300"/>
+          </w:tcPr>
+          <w:p>
+            <w:r>
+              <w:rPr>
+                <w:sz w:val="18"/>
+                <w:szCs w:val="18"/>
+              </w:rPr>
+              <w:t xml:space="preserve">ENCUESTA: «¿Defines la conexión antes o después de analizar?» → Antes / Después</w:t>
+            </w:r>
+          </w:p>
+        </w:tc>
+        <w:tc>
+          <w:tcPr>
+            <w:tcW w:type="dxa" w:w="2500"/>
+          </w:tcPr>
+          <w:p>
+            <w:r>
+              <w:rPr>
+                <w:sz w:val="18"/>
+                <w:szCs w:val="18"/>
+              </w:rPr>
+              <w:t xml:space="preserve">A los de «Después» les escribes: es exactamente el error del post.</w:t>
+            </w:r>
+          </w:p>
+        </w:tc>
+      </w:tr>
+      <w:tr>
+        <w:tc>
+          <w:tcPr>
+            <w:tcW w:type="dxa" w:w="500"/>
+          </w:tcPr>
+          <w:p>
+            <w:r>
+              <w:rPr>
+                <w:sz w:val="18"/>
+                <w:szCs w:val="18"/>
+              </w:rPr>
+              <w:t xml:space="preserve">4</w:t>
+            </w:r>
+          </w:p>
+        </w:tc>
+        <w:tc>
+          <w:tcPr>
+            <w:tcW w:type="dxa" w:w="2500"/>
+          </w:tcPr>
+          <w:p>
+            <w:r>
+              <w:rPr>
+                <w:sz w:val="18"/>
+                <w:szCs w:val="18"/>
+              </w:rPr>
+              <w:t xml:space="preserve">Captura del post.</w:t>
+            </w:r>
+          </w:p>
+        </w:tc>
+        <w:tc>
+          <w:tcPr>
+            <w:tcW w:type="dxa" w:w="2400"/>
+          </w:tcPr>
+          <w:p>
+            <w:r>
+              <w:rPr>
+                <w:sz w:val="18"/>
+                <w:szCs w:val="18"/>
+              </w:rPr>
+              <w:t xml:space="preserve">Los 3 pasos para evitarlo, en el post.</w:t>
+            </w:r>
+          </w:p>
+        </w:tc>
+        <w:tc>
+          <w:tcPr>
+            <w:tcW w:type="dxa" w:w="2300"/>
+          </w:tcPr>
+          <w:p>
+            <w:r>
+              <w:rPr>
+                <w:sz w:val="18"/>
+                <w:szCs w:val="18"/>
+              </w:rPr>
+              <w:t xml:space="preserve">ENLACE + «Comenta ACERO y te mando la guía».</w:t>
+            </w:r>
+          </w:p>
+        </w:tc>
+        <w:tc>
+          <w:tcPr>
+            <w:tcW w:type="dxa" w:w="2500"/>
+          </w:tcPr>
+          <w:p>
+            <w:r>
+              <w:rPr>
+                <w:sz w:val="18"/>
+                <w:szCs w:val="18"/>
+              </w:rPr>
+              <w:t xml:space="preserve">Los que comentan ACERO entran al bot de la Especialización.</w:t>
+            </w:r>
+          </w:p>
+        </w:tc>
+      </w:tr>
+    </w:tbl>
+    <w:p>
+      <w:pPr>
+        <w:spacing w:after="50" w:before="150"/>
+      </w:pPr>
+      <w:r>
+        <w:rPr>
+          <w:b/>
+          <w:bCs/>
+          <w:caps/>
+          <w:color w:val="5A6B7B"/>
+          <w:sz w:val="18"/>
+          <w:szCs w:val="18"/>
+        </w:rPr>
         <w:t xml:space="preserve">Descripción / caption completo — listo para copiar</w:t>
       </w:r>
     </w:p>
@@ -14478,6 +19023,384 @@
           <w:sz w:val="18"/>
           <w:szCs w:val="18"/>
         </w:rPr>
+        <w:t xml:space="preserve">Historias — secuencia de 3 frames</w:t>
+      </w:r>
+    </w:p>
+    <w:p>
+      <w:pPr>
+        <w:spacing w:after="80"/>
+        <w:rPr>
+          <w:i/>
+          <w:iCs/>
+          <w:color w:val="5A6B7B"/>
+          <w:sz w:val="19"/>
+          <w:szCs w:val="19"/>
+        </w:rPr>
+      </w:pPr>
+      <w:r>
+        <w:rPr>
+          <w:i/>
+          <w:iCs/>
+          <w:color w:val="5A6B7B"/>
+          <w:sz w:val="19"/>
+          <w:szCs w:val="19"/>
+        </w:rPr>
+        <w:t xml:space="preserve">La historia no repite el post: le abre la puerta. El sticker es el CTA, y quien responde recibe DM.</w:t>
+      </w:r>
+    </w:p>
+    <w:tbl>
+      <w:tblPr>
+        <w:tblW w:type="dxa" w:w="10200"/>
+        <w:tblBorders>
+          <w:top w:val="single" w:color="auto" w:sz="4"/>
+          <w:left w:val="single" w:color="auto" w:sz="4"/>
+          <w:bottom w:val="single" w:color="auto" w:sz="4"/>
+          <w:right w:val="single" w:color="auto" w:sz="4"/>
+          <w:insideH w:val="single" w:color="auto" w:sz="4"/>
+          <w:insideV w:val="single" w:color="auto" w:sz="4"/>
+        </w:tblBorders>
+      </w:tblPr>
+      <w:tblGrid>
+        <w:gridCol w:w="500"/>
+        <w:gridCol w:w="2500"/>
+        <w:gridCol w:w="2400"/>
+        <w:gridCol w:w="2300"/>
+        <w:gridCol w:w="2500"/>
+      </w:tblGrid>
+      <w:tr>
+        <w:trPr>
+          <w:tblHeader/>
+        </w:trPr>
+        <w:tc>
+          <w:tcPr>
+            <w:tcW w:type="dxa" w:w="500"/>
+            <w:shd w:fill="0E2438" w:val="clear"/>
+          </w:tcPr>
+          <w:p>
+            <w:r>
+              <w:rPr>
+                <w:b/>
+                <w:bCs/>
+                <w:color w:val="FFFFFF"/>
+                <w:sz w:val="18"/>
+                <w:szCs w:val="18"/>
+              </w:rPr>
+              <w:t xml:space="preserve">#</w:t>
+            </w:r>
+          </w:p>
+        </w:tc>
+        <w:tc>
+          <w:tcPr>
+            <w:tcW w:type="dxa" w:w="2500"/>
+            <w:shd w:fill="0E2438" w:val="clear"/>
+          </w:tcPr>
+          <w:p>
+            <w:r>
+              <w:rPr>
+                <w:b/>
+                <w:bCs/>
+                <w:color w:val="FFFFFF"/>
+                <w:sz w:val="18"/>
+                <w:szCs w:val="18"/>
+              </w:rPr>
+              <w:t xml:space="preserve">Qué se ve</w:t>
+            </w:r>
+          </w:p>
+        </w:tc>
+        <w:tc>
+          <w:tcPr>
+            <w:tcW w:type="dxa" w:w="2400"/>
+            <w:shd w:fill="0E2438" w:val="clear"/>
+          </w:tcPr>
+          <w:p>
+            <w:r>
+              <w:rPr>
+                <w:b/>
+                <w:bCs/>
+                <w:color w:val="FFFFFF"/>
+                <w:sz w:val="18"/>
+                <w:szCs w:val="18"/>
+              </w:rPr>
+              <w:t xml:space="preserve">Texto en pantalla</w:t>
+            </w:r>
+          </w:p>
+        </w:tc>
+        <w:tc>
+          <w:tcPr>
+            <w:tcW w:type="dxa" w:w="2300"/>
+            <w:shd w:fill="0E2438" w:val="clear"/>
+          </w:tcPr>
+          <w:p>
+            <w:r>
+              <w:rPr>
+                <w:b/>
+                <w:bCs/>
+                <w:color w:val="FFFFFF"/>
+                <w:sz w:val="18"/>
+                <w:szCs w:val="18"/>
+              </w:rPr>
+              <w:t xml:space="preserve">Sticker</w:t>
+            </w:r>
+          </w:p>
+        </w:tc>
+        <w:tc>
+          <w:tcPr>
+            <w:tcW w:type="dxa" w:w="2500"/>
+            <w:shd w:fill="0E2438" w:val="clear"/>
+          </w:tcPr>
+          <w:p>
+            <w:r>
+              <w:rPr>
+                <w:b/>
+                <w:bCs/>
+                <w:color w:val="FFFFFF"/>
+                <w:sz w:val="18"/>
+                <w:szCs w:val="18"/>
+              </w:rPr>
+              <w:t xml:space="preserve">Qué hacer con quien responde</w:t>
+            </w:r>
+          </w:p>
+        </w:tc>
+      </w:tr>
+      <w:tr>
+        <w:tc>
+          <w:tcPr>
+            <w:tcW w:type="dxa" w:w="500"/>
+          </w:tcPr>
+          <w:p>
+            <w:r>
+              <w:rPr>
+                <w:sz w:val="18"/>
+                <w:szCs w:val="18"/>
+              </w:rPr>
+              <w:t xml:space="preserve">1</w:t>
+            </w:r>
+          </w:p>
+        </w:tc>
+        <w:tc>
+          <w:tcPr>
+            <w:tcW w:type="dxa" w:w="2500"/>
+          </w:tcPr>
+          <w:p>
+            <w:r>
+              <w:rPr>
+                <w:sz w:val="18"/>
+                <w:szCs w:val="18"/>
+              </w:rPr>
+              <w:t xml:space="preserve">Texto sobre azul.</w:t>
+            </w:r>
+          </w:p>
+        </w:tc>
+        <w:tc>
+          <w:tcPr>
+            <w:tcW w:type="dxa" w:w="2400"/>
+          </w:tcPr>
+          <w:p>
+            <w:r>
+              <w:rPr>
+                <w:sz w:val="18"/>
+                <w:szCs w:val="18"/>
+              </w:rPr>
+              <w:t xml:space="preserve">El perfil «pasa» por resistencia.</w:t>
+            </w:r>
+          </w:p>
+          <w:p>
+            <w:r>
+              <w:rPr>
+                <w:sz w:val="18"/>
+                <w:szCs w:val="18"/>
+              </w:rPr>
+              <w:t xml:space="preserve">Y el diseño está mal igual.</w:t>
+            </w:r>
+          </w:p>
+        </w:tc>
+        <w:tc>
+          <w:tcPr>
+            <w:tcW w:type="dxa" w:w="2300"/>
+          </w:tcPr>
+          <w:p>
+            <w:r>
+              <w:rPr>
+                <w:sz w:val="18"/>
+                <w:szCs w:val="18"/>
+              </w:rPr>
+              <w:t xml:space="preserve">Ninguno.</w:t>
+            </w:r>
+          </w:p>
+        </w:tc>
+        <w:tc>
+          <w:tcPr>
+            <w:tcW w:type="dxa" w:w="2500"/>
+          </w:tcPr>
+          <w:p>
+            <w:r>
+              <w:rPr>
+                <w:sz w:val="18"/>
+                <w:szCs w:val="18"/>
+              </w:rPr>
+              <w:t xml:space="preserve">—</w:t>
+            </w:r>
+          </w:p>
+        </w:tc>
+      </w:tr>
+      <w:tr>
+        <w:tc>
+          <w:tcPr>
+            <w:tcW w:type="dxa" w:w="500"/>
+          </w:tcPr>
+          <w:p>
+            <w:r>
+              <w:rPr>
+                <w:sz w:val="18"/>
+                <w:szCs w:val="18"/>
+              </w:rPr>
+              <w:t xml:space="preserve">2</w:t>
+            </w:r>
+          </w:p>
+        </w:tc>
+        <w:tc>
+          <w:tcPr>
+            <w:tcW w:type="dxa" w:w="2500"/>
+          </w:tcPr>
+          <w:p>
+            <w:r>
+              <w:rPr>
+                <w:sz w:val="18"/>
+                <w:szCs w:val="18"/>
+              </w:rPr>
+              <w:t xml:space="preserve">Las 5 verificaciones listadas.</w:t>
+            </w:r>
+          </w:p>
+        </w:tc>
+        <w:tc>
+          <w:tcPr>
+            <w:tcW w:type="dxa" w:w="2400"/>
+          </w:tcPr>
+          <w:p>
+            <w:r>
+              <w:rPr>
+                <w:sz w:val="18"/>
+                <w:szCs w:val="18"/>
+              </w:rPr>
+              <w:t xml:space="preserve">Pandeo local · Lateral-torsional · Derivas y P-Δ · Conexiones · Placa base</w:t>
+            </w:r>
+          </w:p>
+        </w:tc>
+        <w:tc>
+          <w:tcPr>
+            <w:tcW w:type="dxa" w:w="2300"/>
+          </w:tcPr>
+          <w:p>
+            <w:r>
+              <w:rPr>
+                <w:sz w:val="18"/>
+                <w:szCs w:val="18"/>
+              </w:rPr>
+              <w:t xml:space="preserve">ENCUESTA MÚLTIPLE (una por historia si hace falta): «¿Cuál revisas siempre?»</w:t>
+            </w:r>
+          </w:p>
+        </w:tc>
+        <w:tc>
+          <w:tcPr>
+            <w:tcW w:type="dxa" w:w="2500"/>
+          </w:tcPr>
+          <w:p>
+            <w:r>
+              <w:rPr>
+                <w:sz w:val="18"/>
+                <w:szCs w:val="18"/>
+              </w:rPr>
+              <w:t xml:space="preserve">La que menos voten es tu próximo tema de contenido. La historia también es investigación.</w:t>
+            </w:r>
+          </w:p>
+        </w:tc>
+      </w:tr>
+      <w:tr>
+        <w:tc>
+          <w:tcPr>
+            <w:tcW w:type="dxa" w:w="500"/>
+          </w:tcPr>
+          <w:p>
+            <w:r>
+              <w:rPr>
+                <w:sz w:val="18"/>
+                <w:szCs w:val="18"/>
+              </w:rPr>
+              <w:t xml:space="preserve">3</w:t>
+            </w:r>
+          </w:p>
+        </w:tc>
+        <w:tc>
+          <w:tcPr>
+            <w:tcW w:type="dxa" w:w="2500"/>
+          </w:tcPr>
+          <w:p>
+            <w:r>
+              <w:rPr>
+                <w:sz w:val="18"/>
+                <w:szCs w:val="18"/>
+              </w:rPr>
+              <w:t xml:space="preserve">Captura del artículo.</w:t>
+            </w:r>
+          </w:p>
+        </w:tc>
+        <w:tc>
+          <w:tcPr>
+            <w:tcW w:type="dxa" w:w="2400"/>
+          </w:tcPr>
+          <w:p>
+            <w:r>
+              <w:rPr>
+                <w:sz w:val="18"/>
+                <w:szCs w:val="18"/>
+              </w:rPr>
+              <w:t xml:space="preserve">La guía completa está en el blog.</w:t>
+            </w:r>
+          </w:p>
+        </w:tc>
+        <w:tc>
+          <w:tcPr>
+            <w:tcW w:type="dxa" w:w="2300"/>
+          </w:tcPr>
+          <w:p>
+            <w:r>
+              <w:rPr>
+                <w:sz w:val="18"/>
+                <w:szCs w:val="18"/>
+              </w:rPr>
+              <w:t xml:space="preserve">ENLACE al blog + «Comenta ACERO».</w:t>
+            </w:r>
+          </w:p>
+        </w:tc>
+        <w:tc>
+          <w:tcPr>
+            <w:tcW w:type="dxa" w:w="2500"/>
+          </w:tcPr>
+          <w:p>
+            <w:r>
+              <w:rPr>
+                <w:sz w:val="18"/>
+                <w:szCs w:val="18"/>
+              </w:rPr>
+              <w:t xml:space="preserve">—</w:t>
+            </w:r>
+          </w:p>
+        </w:tc>
+      </w:tr>
+    </w:tbl>
+    <w:p>
+      <w:pPr>
+        <w:spacing w:after="50" w:before="150"/>
+      </w:pPr>
+      <w:r>
+        <w:rPr>
+          <w:b/>
+          <w:bCs/>
+          <w:caps/>
+          <w:color w:val="5A6B7B"/>
+          <w:sz w:val="18"/>
+          <w:szCs w:val="18"/>
+        </w:rPr>
         <w:t xml:space="preserve">Descripción / caption completo — listo para copiar</w:t>
       </w:r>
     </w:p>
@@ -16056,6 +20979,384 @@
           <w:sz w:val="18"/>
           <w:szCs w:val="18"/>
         </w:rPr>
+        <w:t xml:space="preserve">Historias — secuencia de 3 frames</w:t>
+      </w:r>
+    </w:p>
+    <w:p>
+      <w:pPr>
+        <w:spacing w:after="80"/>
+        <w:rPr>
+          <w:i/>
+          <w:iCs/>
+          <w:color w:val="5A6B7B"/>
+          <w:sz w:val="19"/>
+          <w:szCs w:val="19"/>
+        </w:rPr>
+      </w:pPr>
+      <w:r>
+        <w:rPr>
+          <w:i/>
+          <w:iCs/>
+          <w:color w:val="5A6B7B"/>
+          <w:sz w:val="19"/>
+          <w:szCs w:val="19"/>
+        </w:rPr>
+        <w:t xml:space="preserve">La historia no repite el post: le abre la puerta. El sticker es el CTA, y quien responde recibe DM.</w:t>
+      </w:r>
+    </w:p>
+    <w:tbl>
+      <w:tblPr>
+        <w:tblW w:type="dxa" w:w="10200"/>
+        <w:tblBorders>
+          <w:top w:val="single" w:color="auto" w:sz="4"/>
+          <w:left w:val="single" w:color="auto" w:sz="4"/>
+          <w:bottom w:val="single" w:color="auto" w:sz="4"/>
+          <w:right w:val="single" w:color="auto" w:sz="4"/>
+          <w:insideH w:val="single" w:color="auto" w:sz="4"/>
+          <w:insideV w:val="single" w:color="auto" w:sz="4"/>
+        </w:tblBorders>
+      </w:tblPr>
+      <w:tblGrid>
+        <w:gridCol w:w="500"/>
+        <w:gridCol w:w="2500"/>
+        <w:gridCol w:w="2400"/>
+        <w:gridCol w:w="2300"/>
+        <w:gridCol w:w="2500"/>
+      </w:tblGrid>
+      <w:tr>
+        <w:trPr>
+          <w:tblHeader/>
+        </w:trPr>
+        <w:tc>
+          <w:tcPr>
+            <w:tcW w:type="dxa" w:w="500"/>
+            <w:shd w:fill="0E2438" w:val="clear"/>
+          </w:tcPr>
+          <w:p>
+            <w:r>
+              <w:rPr>
+                <w:b/>
+                <w:bCs/>
+                <w:color w:val="FFFFFF"/>
+                <w:sz w:val="18"/>
+                <w:szCs w:val="18"/>
+              </w:rPr>
+              <w:t xml:space="preserve">#</w:t>
+            </w:r>
+          </w:p>
+        </w:tc>
+        <w:tc>
+          <w:tcPr>
+            <w:tcW w:type="dxa" w:w="2500"/>
+            <w:shd w:fill="0E2438" w:val="clear"/>
+          </w:tcPr>
+          <w:p>
+            <w:r>
+              <w:rPr>
+                <w:b/>
+                <w:bCs/>
+                <w:color w:val="FFFFFF"/>
+                <w:sz w:val="18"/>
+                <w:szCs w:val="18"/>
+              </w:rPr>
+              <w:t xml:space="preserve">Qué se ve</w:t>
+            </w:r>
+          </w:p>
+        </w:tc>
+        <w:tc>
+          <w:tcPr>
+            <w:tcW w:type="dxa" w:w="2400"/>
+            <w:shd w:fill="0E2438" w:val="clear"/>
+          </w:tcPr>
+          <w:p>
+            <w:r>
+              <w:rPr>
+                <w:b/>
+                <w:bCs/>
+                <w:color w:val="FFFFFF"/>
+                <w:sz w:val="18"/>
+                <w:szCs w:val="18"/>
+              </w:rPr>
+              <w:t xml:space="preserve">Texto en pantalla</w:t>
+            </w:r>
+          </w:p>
+        </w:tc>
+        <w:tc>
+          <w:tcPr>
+            <w:tcW w:type="dxa" w:w="2300"/>
+            <w:shd w:fill="0E2438" w:val="clear"/>
+          </w:tcPr>
+          <w:p>
+            <w:r>
+              <w:rPr>
+                <w:b/>
+                <w:bCs/>
+                <w:color w:val="FFFFFF"/>
+                <w:sz w:val="18"/>
+                <w:szCs w:val="18"/>
+              </w:rPr>
+              <w:t xml:space="preserve">Sticker</w:t>
+            </w:r>
+          </w:p>
+        </w:tc>
+        <w:tc>
+          <w:tcPr>
+            <w:tcW w:type="dxa" w:w="2500"/>
+            <w:shd w:fill="0E2438" w:val="clear"/>
+          </w:tcPr>
+          <w:p>
+            <w:r>
+              <w:rPr>
+                <w:b/>
+                <w:bCs/>
+                <w:color w:val="FFFFFF"/>
+                <w:sz w:val="18"/>
+                <w:szCs w:val="18"/>
+              </w:rPr>
+              <w:t xml:space="preserve">Qué hacer con quien responde</w:t>
+            </w:r>
+          </w:p>
+        </w:tc>
+      </w:tr>
+      <w:tr>
+        <w:tc>
+          <w:tcPr>
+            <w:tcW w:type="dxa" w:w="500"/>
+          </w:tcPr>
+          <w:p>
+            <w:r>
+              <w:rPr>
+                <w:sz w:val="18"/>
+                <w:szCs w:val="18"/>
+              </w:rPr>
+              <w:t xml:space="preserve">1</w:t>
+            </w:r>
+          </w:p>
+        </w:tc>
+        <w:tc>
+          <w:tcPr>
+            <w:tcW w:type="dxa" w:w="2500"/>
+          </w:tcPr>
+          <w:p>
+            <w:r>
+              <w:rPr>
+                <w:sz w:val="18"/>
+                <w:szCs w:val="18"/>
+              </w:rPr>
+              <w:t xml:space="preserve">Grabación tuya montando el video (detrás de cámara, sin producción).</w:t>
+            </w:r>
+          </w:p>
+        </w:tc>
+        <w:tc>
+          <w:tcPr>
+            <w:tcW w:type="dxa" w:w="2400"/>
+          </w:tcPr>
+          <w:p>
+            <w:r>
+              <w:rPr>
+                <w:sz w:val="18"/>
+                <w:szCs w:val="18"/>
+              </w:rPr>
+              <w:t xml:space="preserve">Grabando el paso a paso completo.</w:t>
+            </w:r>
+          </w:p>
+        </w:tc>
+        <w:tc>
+          <w:tcPr>
+            <w:tcW w:type="dxa" w:w="2300"/>
+          </w:tcPr>
+          <w:p>
+            <w:r>
+              <w:rPr>
+                <w:sz w:val="18"/>
+                <w:szCs w:val="18"/>
+              </w:rPr>
+              <w:t xml:space="preserve">Ninguno. El detrás de cámara sube la cercanía y no cuesta nada.</w:t>
+            </w:r>
+          </w:p>
+        </w:tc>
+        <w:tc>
+          <w:tcPr>
+            <w:tcW w:type="dxa" w:w="2500"/>
+          </w:tcPr>
+          <w:p>
+            <w:r>
+              <w:rPr>
+                <w:sz w:val="18"/>
+                <w:szCs w:val="18"/>
+              </w:rPr>
+              <w:t xml:space="preserve">—</w:t>
+            </w:r>
+          </w:p>
+        </w:tc>
+      </w:tr>
+      <w:tr>
+        <w:tc>
+          <w:tcPr>
+            <w:tcW w:type="dxa" w:w="500"/>
+          </w:tcPr>
+          <w:p>
+            <w:r>
+              <w:rPr>
+                <w:sz w:val="18"/>
+                <w:szCs w:val="18"/>
+              </w:rPr>
+              <w:t xml:space="preserve">2</w:t>
+            </w:r>
+          </w:p>
+        </w:tc>
+        <w:tc>
+          <w:tcPr>
+            <w:tcW w:type="dxa" w:w="2500"/>
+          </w:tcPr>
+          <w:p>
+            <w:r>
+              <w:rPr>
+                <w:sz w:val="18"/>
+                <w:szCs w:val="18"/>
+              </w:rPr>
+              <w:t xml:space="preserve">La miniatura del video.</w:t>
+            </w:r>
+          </w:p>
+        </w:tc>
+        <w:tc>
+          <w:tcPr>
+            <w:tcW w:type="dxa" w:w="2400"/>
+          </w:tcPr>
+          <w:p>
+            <w:r>
+              <w:rPr>
+                <w:sz w:val="18"/>
+                <w:szCs w:val="18"/>
+              </w:rPr>
+              <w:t xml:space="preserve">Sale hoy.</w:t>
+            </w:r>
+          </w:p>
+          <w:p>
+            <w:r>
+              <w:rPr>
+                <w:sz w:val="18"/>
+                <w:szCs w:val="18"/>
+              </w:rPr>
+              <w:t xml:space="preserve">¿Lo quieres ver?</w:t>
+            </w:r>
+          </w:p>
+        </w:tc>
+        <w:tc>
+          <w:tcPr>
+            <w:tcW w:type="dxa" w:w="2300"/>
+          </w:tcPr>
+          <w:p>
+            <w:r>
+              <w:rPr>
+                <w:sz w:val="18"/>
+                <w:szCs w:val="18"/>
+              </w:rPr>
+              <w:t xml:space="preserve">CUENTA REGRESIVA a la hora de publicación.</w:t>
+            </w:r>
+          </w:p>
+        </w:tc>
+        <w:tc>
+          <w:tcPr>
+            <w:tcW w:type="dxa" w:w="2500"/>
+          </w:tcPr>
+          <w:p>
+            <w:r>
+              <w:rPr>
+                <w:sz w:val="18"/>
+                <w:szCs w:val="18"/>
+              </w:rPr>
+              <w:t xml:space="preserve">Los que activan la cuenta regresiva reciben aviso solos cuando sale. Es el sticker más subestimado.</w:t>
+            </w:r>
+          </w:p>
+        </w:tc>
+      </w:tr>
+      <w:tr>
+        <w:tc>
+          <w:tcPr>
+            <w:tcW w:type="dxa" w:w="500"/>
+          </w:tcPr>
+          <w:p>
+            <w:r>
+              <w:rPr>
+                <w:sz w:val="18"/>
+                <w:szCs w:val="18"/>
+              </w:rPr>
+              <w:t xml:space="preserve">3</w:t>
+            </w:r>
+          </w:p>
+        </w:tc>
+        <w:tc>
+          <w:tcPr>
+            <w:tcW w:type="dxa" w:w="2500"/>
+          </w:tcPr>
+          <w:p>
+            <w:r>
+              <w:rPr>
+                <w:sz w:val="18"/>
+                <w:szCs w:val="18"/>
+              </w:rPr>
+              <w:t xml:space="preserve">Fragmento del video: el momento del choque.</w:t>
+            </w:r>
+          </w:p>
+        </w:tc>
+        <w:tc>
+          <w:tcPr>
+            <w:tcW w:type="dxa" w:w="2400"/>
+          </w:tcPr>
+          <w:p>
+            <w:r>
+              <w:rPr>
+                <w:sz w:val="18"/>
+                <w:szCs w:val="18"/>
+              </w:rPr>
+              <w:t xml:space="preserve">Este es el minuto que más te va a servir.</w:t>
+            </w:r>
+          </w:p>
+        </w:tc>
+        <w:tc>
+          <w:tcPr>
+            <w:tcW w:type="dxa" w:w="2300"/>
+          </w:tcPr>
+          <w:p>
+            <w:r>
+              <w:rPr>
+                <w:sz w:val="18"/>
+                <w:szCs w:val="18"/>
+              </w:rPr>
+              <w:t xml:space="preserve">ENLACE al video.</w:t>
+            </w:r>
+          </w:p>
+        </w:tc>
+        <w:tc>
+          <w:tcPr>
+            <w:tcW w:type="dxa" w:w="2500"/>
+          </w:tcPr>
+          <w:p>
+            <w:r>
+              <w:rPr>
+                <w:sz w:val="18"/>
+                <w:szCs w:val="18"/>
+              </w:rPr>
+              <w:t xml:space="preserve">—</w:t>
+            </w:r>
+          </w:p>
+        </w:tc>
+      </w:tr>
+    </w:tbl>
+    <w:p>
+      <w:pPr>
+        <w:spacing w:after="50" w:before="150"/>
+      </w:pPr>
+      <w:r>
+        <w:rPr>
+          <w:b/>
+          <w:bCs/>
+          <w:caps/>
+          <w:color w:val="5A6B7B"/>
+          <w:sz w:val="18"/>
+          <w:szCs w:val="18"/>
+        </w:rPr>
         <w:t xml:space="preserve">Descripción / caption completo — listo para copiar</w:t>
       </w:r>
     </w:p>
@@ -17161,6 +22462,375 @@
           <w:sz w:val="18"/>
           <w:szCs w:val="18"/>
         </w:rPr>
+        <w:t xml:space="preserve">Historias — secuencia de 3 frames</w:t>
+      </w:r>
+    </w:p>
+    <w:p>
+      <w:pPr>
+        <w:spacing w:after="80"/>
+        <w:rPr>
+          <w:i/>
+          <w:iCs/>
+          <w:color w:val="5A6B7B"/>
+          <w:sz w:val="19"/>
+          <w:szCs w:val="19"/>
+        </w:rPr>
+      </w:pPr>
+      <w:r>
+        <w:rPr>
+          <w:i/>
+          <w:iCs/>
+          <w:color w:val="5A6B7B"/>
+          <w:sz w:val="19"/>
+          <w:szCs w:val="19"/>
+        </w:rPr>
+        <w:t xml:space="preserve">La historia no repite el post: le abre la puerta. El sticker es el CTA, y quien responde recibe DM.</w:t>
+      </w:r>
+    </w:p>
+    <w:tbl>
+      <w:tblPr>
+        <w:tblW w:type="dxa" w:w="10200"/>
+        <w:tblBorders>
+          <w:top w:val="single" w:color="auto" w:sz="4"/>
+          <w:left w:val="single" w:color="auto" w:sz="4"/>
+          <w:bottom w:val="single" w:color="auto" w:sz="4"/>
+          <w:right w:val="single" w:color="auto" w:sz="4"/>
+          <w:insideH w:val="single" w:color="auto" w:sz="4"/>
+          <w:insideV w:val="single" w:color="auto" w:sz="4"/>
+        </w:tblBorders>
+      </w:tblPr>
+      <w:tblGrid>
+        <w:gridCol w:w="500"/>
+        <w:gridCol w:w="2500"/>
+        <w:gridCol w:w="2400"/>
+        <w:gridCol w:w="2300"/>
+        <w:gridCol w:w="2500"/>
+      </w:tblGrid>
+      <w:tr>
+        <w:trPr>
+          <w:tblHeader/>
+        </w:trPr>
+        <w:tc>
+          <w:tcPr>
+            <w:tcW w:type="dxa" w:w="500"/>
+            <w:shd w:fill="0E2438" w:val="clear"/>
+          </w:tcPr>
+          <w:p>
+            <w:r>
+              <w:rPr>
+                <w:b/>
+                <w:bCs/>
+                <w:color w:val="FFFFFF"/>
+                <w:sz w:val="18"/>
+                <w:szCs w:val="18"/>
+              </w:rPr>
+              <w:t xml:space="preserve">#</w:t>
+            </w:r>
+          </w:p>
+        </w:tc>
+        <w:tc>
+          <w:tcPr>
+            <w:tcW w:type="dxa" w:w="2500"/>
+            <w:shd w:fill="0E2438" w:val="clear"/>
+          </w:tcPr>
+          <w:p>
+            <w:r>
+              <w:rPr>
+                <w:b/>
+                <w:bCs/>
+                <w:color w:val="FFFFFF"/>
+                <w:sz w:val="18"/>
+                <w:szCs w:val="18"/>
+              </w:rPr>
+              <w:t xml:space="preserve">Qué se ve</w:t>
+            </w:r>
+          </w:p>
+        </w:tc>
+        <w:tc>
+          <w:tcPr>
+            <w:tcW w:type="dxa" w:w="2400"/>
+            <w:shd w:fill="0E2438" w:val="clear"/>
+          </w:tcPr>
+          <w:p>
+            <w:r>
+              <w:rPr>
+                <w:b/>
+                <w:bCs/>
+                <w:color w:val="FFFFFF"/>
+                <w:sz w:val="18"/>
+                <w:szCs w:val="18"/>
+              </w:rPr>
+              <w:t xml:space="preserve">Texto en pantalla</w:t>
+            </w:r>
+          </w:p>
+        </w:tc>
+        <w:tc>
+          <w:tcPr>
+            <w:tcW w:type="dxa" w:w="2300"/>
+            <w:shd w:fill="0E2438" w:val="clear"/>
+          </w:tcPr>
+          <w:p>
+            <w:r>
+              <w:rPr>
+                <w:b/>
+                <w:bCs/>
+                <w:color w:val="FFFFFF"/>
+                <w:sz w:val="18"/>
+                <w:szCs w:val="18"/>
+              </w:rPr>
+              <w:t xml:space="preserve">Sticker</w:t>
+            </w:r>
+          </w:p>
+        </w:tc>
+        <w:tc>
+          <w:tcPr>
+            <w:tcW w:type="dxa" w:w="2500"/>
+            <w:shd w:fill="0E2438" w:val="clear"/>
+          </w:tcPr>
+          <w:p>
+            <w:r>
+              <w:rPr>
+                <w:b/>
+                <w:bCs/>
+                <w:color w:val="FFFFFF"/>
+                <w:sz w:val="18"/>
+                <w:szCs w:val="18"/>
+              </w:rPr>
+              <w:t xml:space="preserve">Qué hacer con quien responde</w:t>
+            </w:r>
+          </w:p>
+        </w:tc>
+      </w:tr>
+      <w:tr>
+        <w:tc>
+          <w:tcPr>
+            <w:tcW w:type="dxa" w:w="500"/>
+          </w:tcPr>
+          <w:p>
+            <w:r>
+              <w:rPr>
+                <w:sz w:val="18"/>
+                <w:szCs w:val="18"/>
+              </w:rPr>
+              <w:t xml:space="preserve">1</w:t>
+            </w:r>
+          </w:p>
+        </w:tc>
+        <w:tc>
+          <w:tcPr>
+            <w:tcW w:type="dxa" w:w="2500"/>
+          </w:tcPr>
+          <w:p>
+            <w:r>
+              <w:rPr>
+                <w:sz w:val="18"/>
+                <w:szCs w:val="18"/>
+              </w:rPr>
+              <w:t xml:space="preserve">El reel recortado: solo el POV del que modela a mano.</w:t>
+            </w:r>
+          </w:p>
+        </w:tc>
+        <w:tc>
+          <w:tcPr>
+            <w:tcW w:type="dxa" w:w="2400"/>
+          </w:tcPr>
+          <w:p>
+            <w:r>
+              <w:rPr>
+                <w:sz w:val="18"/>
+                <w:szCs w:val="18"/>
+              </w:rPr>
+              <w:t xml:space="preserve">Tres días para un detalle.</w:t>
+            </w:r>
+          </w:p>
+        </w:tc>
+        <w:tc>
+          <w:tcPr>
+            <w:tcW w:type="dxa" w:w="2300"/>
+          </w:tcPr>
+          <w:p>
+            <w:r>
+              <w:rPr>
+                <w:sz w:val="18"/>
+                <w:szCs w:val="18"/>
+              </w:rPr>
+              <w:t xml:space="preserve">Ninguno.</w:t>
+            </w:r>
+          </w:p>
+        </w:tc>
+        <w:tc>
+          <w:tcPr>
+            <w:tcW w:type="dxa" w:w="2500"/>
+          </w:tcPr>
+          <w:p>
+            <w:r>
+              <w:rPr>
+                <w:sz w:val="18"/>
+                <w:szCs w:val="18"/>
+              </w:rPr>
+              <w:t xml:space="preserve">—</w:t>
+            </w:r>
+          </w:p>
+        </w:tc>
+      </w:tr>
+      <w:tr>
+        <w:tc>
+          <w:tcPr>
+            <w:tcW w:type="dxa" w:w="500"/>
+          </w:tcPr>
+          <w:p>
+            <w:r>
+              <w:rPr>
+                <w:sz w:val="18"/>
+                <w:szCs w:val="18"/>
+              </w:rPr>
+              <w:t xml:space="preserve">2</w:t>
+            </w:r>
+          </w:p>
+        </w:tc>
+        <w:tc>
+          <w:tcPr>
+            <w:tcW w:type="dxa" w:w="2500"/>
+          </w:tcPr>
+          <w:p>
+            <w:r>
+              <w:rPr>
+                <w:sz w:val="18"/>
+                <w:szCs w:val="18"/>
+              </w:rPr>
+              <w:t xml:space="preserve">El corte al coordinador BIM.</w:t>
+            </w:r>
+          </w:p>
+        </w:tc>
+        <w:tc>
+          <w:tcPr>
+            <w:tcW w:type="dxa" w:w="2400"/>
+          </w:tcPr>
+          <w:p>
+            <w:r>
+              <w:rPr>
+                <w:sz w:val="18"/>
+                <w:szCs w:val="18"/>
+              </w:rPr>
+              <w:t xml:space="preserve">20 minutos.</w:t>
+            </w:r>
+          </w:p>
+        </w:tc>
+        <w:tc>
+          <w:tcPr>
+            <w:tcW w:type="dxa" w:w="2300"/>
+          </w:tcPr>
+          <w:p>
+            <w:r>
+              <w:rPr>
+                <w:sz w:val="18"/>
+                <w:szCs w:val="18"/>
+              </w:rPr>
+              <w:t xml:space="preserve">ENCUESTA: «Team a mano» / «Team BIM+IA»</w:t>
+            </w:r>
+          </w:p>
+        </w:tc>
+        <w:tc>
+          <w:tcPr>
+            <w:tcW w:type="dxa" w:w="2500"/>
+          </w:tcPr>
+          <w:p>
+            <w:r>
+              <w:rPr>
+                <w:sz w:val="18"/>
+                <w:szCs w:val="18"/>
+              </w:rPr>
+              <w:t xml:space="preserve">A los de «Team a mano» les preguntas por DM qué los frena. Esa respuesta es oro para el contenido del mes siguiente.</w:t>
+            </w:r>
+          </w:p>
+        </w:tc>
+      </w:tr>
+      <w:tr>
+        <w:tc>
+          <w:tcPr>
+            <w:tcW w:type="dxa" w:w="500"/>
+          </w:tcPr>
+          <w:p>
+            <w:r>
+              <w:rPr>
+                <w:sz w:val="18"/>
+                <w:szCs w:val="18"/>
+              </w:rPr>
+              <w:t xml:space="preserve">3</w:t>
+            </w:r>
+          </w:p>
+        </w:tc>
+        <w:tc>
+          <w:tcPr>
+            <w:tcW w:type="dxa" w:w="2500"/>
+          </w:tcPr>
+          <w:p>
+            <w:r>
+              <w:rPr>
+                <w:sz w:val="18"/>
+                <w:szCs w:val="18"/>
+              </w:rPr>
+              <w:t xml:space="preserve">Captura del reel.</w:t>
+            </w:r>
+          </w:p>
+        </w:tc>
+        <w:tc>
+          <w:tcPr>
+            <w:tcW w:type="dxa" w:w="2400"/>
+          </w:tcPr>
+          <w:p>
+            <w:r>
+              <w:rPr>
+                <w:sz w:val="18"/>
+                <w:szCs w:val="18"/>
+              </w:rPr>
+              <w:t xml:space="preserve">Modelar a mano en 2026 es usar ábaco teniendo Excel.</w:t>
+            </w:r>
+          </w:p>
+        </w:tc>
+        <w:tc>
+          <w:tcPr>
+            <w:tcW w:type="dxa" w:w="2300"/>
+          </w:tcPr>
+          <w:p>
+            <w:r>
+              <w:rPr>
+                <w:sz w:val="18"/>
+                <w:szCs w:val="18"/>
+              </w:rPr>
+              <w:t xml:space="preserve">ENLACE al reel.</w:t>
+            </w:r>
+          </w:p>
+        </w:tc>
+        <w:tc>
+          <w:tcPr>
+            <w:tcW w:type="dxa" w:w="2500"/>
+          </w:tcPr>
+          <w:p>
+            <w:r>
+              <w:rPr>
+                <w:sz w:val="18"/>
+                <w:szCs w:val="18"/>
+              </w:rPr>
+              <w:t xml:space="preserve">—</w:t>
+            </w:r>
+          </w:p>
+        </w:tc>
+      </w:tr>
+    </w:tbl>
+    <w:p>
+      <w:pPr>
+        <w:spacing w:after="50" w:before="150"/>
+      </w:pPr>
+      <w:r>
+        <w:rPr>
+          <w:b/>
+          <w:bCs/>
+          <w:caps/>
+          <w:color w:val="5A6B7B"/>
+          <w:sz w:val="18"/>
+          <w:szCs w:val="18"/>
+        </w:rPr>
         <w:t xml:space="preserve">Descripción / caption completo — listo para copiar</w:t>
       </w:r>
     </w:p>
@@ -18261,6 +23931,465 @@
           <w:sz w:val="18"/>
           <w:szCs w:val="18"/>
         </w:rPr>
+        <w:t xml:space="preserve">Historias — secuencia de 4 frames</w:t>
+      </w:r>
+    </w:p>
+    <w:p>
+      <w:pPr>
+        <w:spacing w:after="80"/>
+        <w:rPr>
+          <w:i/>
+          <w:iCs/>
+          <w:color w:val="5A6B7B"/>
+          <w:sz w:val="19"/>
+          <w:szCs w:val="19"/>
+        </w:rPr>
+      </w:pPr>
+      <w:r>
+        <w:rPr>
+          <w:i/>
+          <w:iCs/>
+          <w:color w:val="5A6B7B"/>
+          <w:sz w:val="19"/>
+          <w:szCs w:val="19"/>
+        </w:rPr>
+        <w:t xml:space="preserve">La historia no repite el post: le abre la puerta. El sticker es el CTA, y quien responde recibe DM.</w:t>
+      </w:r>
+    </w:p>
+    <w:tbl>
+      <w:tblPr>
+        <w:tblW w:type="dxa" w:w="10200"/>
+        <w:tblBorders>
+          <w:top w:val="single" w:color="auto" w:sz="4"/>
+          <w:left w:val="single" w:color="auto" w:sz="4"/>
+          <w:bottom w:val="single" w:color="auto" w:sz="4"/>
+          <w:right w:val="single" w:color="auto" w:sz="4"/>
+          <w:insideH w:val="single" w:color="auto" w:sz="4"/>
+          <w:insideV w:val="single" w:color="auto" w:sz="4"/>
+        </w:tblBorders>
+      </w:tblPr>
+      <w:tblGrid>
+        <w:gridCol w:w="500"/>
+        <w:gridCol w:w="2500"/>
+        <w:gridCol w:w="2400"/>
+        <w:gridCol w:w="2300"/>
+        <w:gridCol w:w="2500"/>
+      </w:tblGrid>
+      <w:tr>
+        <w:trPr>
+          <w:tblHeader/>
+        </w:trPr>
+        <w:tc>
+          <w:tcPr>
+            <w:tcW w:type="dxa" w:w="500"/>
+            <w:shd w:fill="0E2438" w:val="clear"/>
+          </w:tcPr>
+          <w:p>
+            <w:r>
+              <w:rPr>
+                <w:b/>
+                <w:bCs/>
+                <w:color w:val="FFFFFF"/>
+                <w:sz w:val="18"/>
+                <w:szCs w:val="18"/>
+              </w:rPr>
+              <w:t xml:space="preserve">#</w:t>
+            </w:r>
+          </w:p>
+        </w:tc>
+        <w:tc>
+          <w:tcPr>
+            <w:tcW w:type="dxa" w:w="2500"/>
+            <w:shd w:fill="0E2438" w:val="clear"/>
+          </w:tcPr>
+          <w:p>
+            <w:r>
+              <w:rPr>
+                <w:b/>
+                <w:bCs/>
+                <w:color w:val="FFFFFF"/>
+                <w:sz w:val="18"/>
+                <w:szCs w:val="18"/>
+              </w:rPr>
+              <w:t xml:space="preserve">Qué se ve</w:t>
+            </w:r>
+          </w:p>
+        </w:tc>
+        <w:tc>
+          <w:tcPr>
+            <w:tcW w:type="dxa" w:w="2400"/>
+            <w:shd w:fill="0E2438" w:val="clear"/>
+          </w:tcPr>
+          <w:p>
+            <w:r>
+              <w:rPr>
+                <w:b/>
+                <w:bCs/>
+                <w:color w:val="FFFFFF"/>
+                <w:sz w:val="18"/>
+                <w:szCs w:val="18"/>
+              </w:rPr>
+              <w:t xml:space="preserve">Texto en pantalla</w:t>
+            </w:r>
+          </w:p>
+        </w:tc>
+        <w:tc>
+          <w:tcPr>
+            <w:tcW w:type="dxa" w:w="2300"/>
+            <w:shd w:fill="0E2438" w:val="clear"/>
+          </w:tcPr>
+          <w:p>
+            <w:r>
+              <w:rPr>
+                <w:b/>
+                <w:bCs/>
+                <w:color w:val="FFFFFF"/>
+                <w:sz w:val="18"/>
+                <w:szCs w:val="18"/>
+              </w:rPr>
+              <w:t xml:space="preserve">Sticker</w:t>
+            </w:r>
+          </w:p>
+        </w:tc>
+        <w:tc>
+          <w:tcPr>
+            <w:tcW w:type="dxa" w:w="2500"/>
+            <w:shd w:fill="0E2438" w:val="clear"/>
+          </w:tcPr>
+          <w:p>
+            <w:r>
+              <w:rPr>
+                <w:b/>
+                <w:bCs/>
+                <w:color w:val="FFFFFF"/>
+                <w:sz w:val="18"/>
+                <w:szCs w:val="18"/>
+              </w:rPr>
+              <w:t xml:space="preserve">Qué hacer con quien responde</w:t>
+            </w:r>
+          </w:p>
+        </w:tc>
+      </w:tr>
+      <w:tr>
+        <w:tc>
+          <w:tcPr>
+            <w:tcW w:type="dxa" w:w="500"/>
+          </w:tcPr>
+          <w:p>
+            <w:r>
+              <w:rPr>
+                <w:sz w:val="18"/>
+                <w:szCs w:val="18"/>
+              </w:rPr>
+              <w:t xml:space="preserve">1</w:t>
+            </w:r>
+          </w:p>
+        </w:tc>
+        <w:tc>
+          <w:tcPr>
+            <w:tcW w:type="dxa" w:w="2500"/>
+          </w:tcPr>
+          <w:p>
+            <w:r>
+              <w:rPr>
+                <w:sz w:val="18"/>
+                <w:szCs w:val="18"/>
+              </w:rPr>
+              <w:t xml:space="preserve">Esquema de pórtico con todos los perfiles iguales.</w:t>
+            </w:r>
+          </w:p>
+        </w:tc>
+        <w:tc>
+          <w:tcPr>
+            <w:tcW w:type="dxa" w:w="2400"/>
+          </w:tcPr>
+          <w:p>
+            <w:r>
+              <w:rPr>
+                <w:sz w:val="18"/>
+                <w:szCs w:val="18"/>
+              </w:rPr>
+              <w:t xml:space="preserve">Si usas el mismo perfil en toda la estructura,</w:t>
+            </w:r>
+          </w:p>
+          <w:p>
+            <w:r>
+              <w:rPr>
+                <w:sz w:val="18"/>
+                <w:szCs w:val="18"/>
+              </w:rPr>
+              <w:t xml:space="preserve">no estás siendo conservador.</w:t>
+            </w:r>
+          </w:p>
+        </w:tc>
+        <w:tc>
+          <w:tcPr>
+            <w:tcW w:type="dxa" w:w="2300"/>
+          </w:tcPr>
+          <w:p>
+            <w:r>
+              <w:rPr>
+                <w:sz w:val="18"/>
+                <w:szCs w:val="18"/>
+              </w:rPr>
+              <w:t xml:space="preserve">Ninguno.</w:t>
+            </w:r>
+          </w:p>
+        </w:tc>
+        <w:tc>
+          <w:tcPr>
+            <w:tcW w:type="dxa" w:w="2500"/>
+          </w:tcPr>
+          <w:p>
+            <w:r>
+              <w:rPr>
+                <w:sz w:val="18"/>
+                <w:szCs w:val="18"/>
+              </w:rPr>
+              <w:t xml:space="preserve">—</w:t>
+            </w:r>
+          </w:p>
+        </w:tc>
+      </w:tr>
+      <w:tr>
+        <w:tc>
+          <w:tcPr>
+            <w:tcW w:type="dxa" w:w="500"/>
+          </w:tcPr>
+          <w:p>
+            <w:r>
+              <w:rPr>
+                <w:sz w:val="18"/>
+                <w:szCs w:val="18"/>
+              </w:rPr>
+              <w:t xml:space="preserve">2</w:t>
+            </w:r>
+          </w:p>
+        </w:tc>
+        <w:tc>
+          <w:tcPr>
+            <w:tcW w:type="dxa" w:w="2500"/>
+          </w:tcPr>
+          <w:p>
+            <w:r>
+              <w:rPr>
+                <w:sz w:val="18"/>
+                <w:szCs w:val="18"/>
+              </w:rPr>
+              <w:t xml:space="preserve">Tabla de ratios D/C con valores en 0.4 resaltados.</w:t>
+            </w:r>
+          </w:p>
+        </w:tc>
+        <w:tc>
+          <w:tcPr>
+            <w:tcW w:type="dxa" w:w="2400"/>
+          </w:tcPr>
+          <w:p>
+            <w:r>
+              <w:rPr>
+                <w:sz w:val="18"/>
+                <w:szCs w:val="18"/>
+              </w:rPr>
+              <w:t xml:space="preserve">Estás pagando acero de más.</w:t>
+            </w:r>
+          </w:p>
+        </w:tc>
+        <w:tc>
+          <w:tcPr>
+            <w:tcW w:type="dxa" w:w="2300"/>
+          </w:tcPr>
+          <w:p>
+            <w:r>
+              <w:rPr>
+                <w:sz w:val="18"/>
+                <w:szCs w:val="18"/>
+              </w:rPr>
+              <w:t xml:space="preserve">ENCUESTA: «¿Revisas ratio D/C elemento por elemento?» → Siempre / A veces / Nunca</w:t>
+            </w:r>
+          </w:p>
+        </w:tc>
+        <w:tc>
+          <w:tcPr>
+            <w:tcW w:type="dxa" w:w="2500"/>
+          </w:tcPr>
+          <w:p>
+            <w:r>
+              <w:rPr>
+                <w:sz w:val="18"/>
+                <w:szCs w:val="18"/>
+              </w:rPr>
+              <w:t xml:space="preserve">«A veces» y «Nunca» son leads directos de ACERO. DM a cada uno con el carrusel.</w:t>
+            </w:r>
+          </w:p>
+        </w:tc>
+      </w:tr>
+      <w:tr>
+        <w:tc>
+          <w:tcPr>
+            <w:tcW w:type="dxa" w:w="500"/>
+          </w:tcPr>
+          <w:p>
+            <w:r>
+              <w:rPr>
+                <w:sz w:val="18"/>
+                <w:szCs w:val="18"/>
+              </w:rPr>
+              <w:t xml:space="preserve">3</w:t>
+            </w:r>
+          </w:p>
+        </w:tc>
+        <w:tc>
+          <w:tcPr>
+            <w:tcW w:type="dxa" w:w="2500"/>
+          </w:tcPr>
+          <w:p>
+            <w:r>
+              <w:rPr>
+                <w:sz w:val="18"/>
+                <w:szCs w:val="18"/>
+              </w:rPr>
+              <w:t xml:space="preserve">Íconos: soldadura · montaje · cimentación, con «+$».</w:t>
+            </w:r>
+          </w:p>
+        </w:tc>
+        <w:tc>
+          <w:tcPr>
+            <w:tcW w:type="dxa" w:w="2400"/>
+          </w:tcPr>
+          <w:p>
+            <w:r>
+              <w:rPr>
+                <w:sz w:val="18"/>
+                <w:szCs w:val="18"/>
+              </w:rPr>
+              <w:t xml:space="preserve">El exceso no se queda en el perfil.</w:t>
+            </w:r>
+          </w:p>
+          <w:p>
+            <w:r>
+              <w:rPr>
+                <w:sz w:val="18"/>
+                <w:szCs w:val="18"/>
+              </w:rPr>
+              <w:t xml:space="preserve">Lo paga el cliente 3 veces.</w:t>
+            </w:r>
+          </w:p>
+        </w:tc>
+        <w:tc>
+          <w:tcPr>
+            <w:tcW w:type="dxa" w:w="2300"/>
+          </w:tcPr>
+          <w:p>
+            <w:r>
+              <w:rPr>
+                <w:sz w:val="18"/>
+                <w:szCs w:val="18"/>
+              </w:rPr>
+              <w:t xml:space="preserve">Ninguno.</w:t>
+            </w:r>
+          </w:p>
+        </w:tc>
+        <w:tc>
+          <w:tcPr>
+            <w:tcW w:type="dxa" w:w="2500"/>
+          </w:tcPr>
+          <w:p>
+            <w:r>
+              <w:rPr>
+                <w:sz w:val="18"/>
+                <w:szCs w:val="18"/>
+              </w:rPr>
+              <w:t xml:space="preserve">—</w:t>
+            </w:r>
+          </w:p>
+        </w:tc>
+      </w:tr>
+      <w:tr>
+        <w:tc>
+          <w:tcPr>
+            <w:tcW w:type="dxa" w:w="500"/>
+          </w:tcPr>
+          <w:p>
+            <w:r>
+              <w:rPr>
+                <w:sz w:val="18"/>
+                <w:szCs w:val="18"/>
+              </w:rPr>
+              <w:t xml:space="preserve">4</w:t>
+            </w:r>
+          </w:p>
+        </w:tc>
+        <w:tc>
+          <w:tcPr>
+            <w:tcW w:type="dxa" w:w="2500"/>
+          </w:tcPr>
+          <w:p>
+            <w:r>
+              <w:rPr>
+                <w:sz w:val="18"/>
+                <w:szCs w:val="18"/>
+              </w:rPr>
+              <w:t xml:space="preserve">Captura del carrusel.</w:t>
+            </w:r>
+          </w:p>
+        </w:tc>
+        <w:tc>
+          <w:tcPr>
+            <w:tcW w:type="dxa" w:w="2400"/>
+          </w:tcPr>
+          <w:p>
+            <w:r>
+              <w:rPr>
+                <w:sz w:val="18"/>
+                <w:szCs w:val="18"/>
+              </w:rPr>
+              <w:t xml:space="preserve">Las 3 señales, en el post.</w:t>
+            </w:r>
+          </w:p>
+        </w:tc>
+        <w:tc>
+          <w:tcPr>
+            <w:tcW w:type="dxa" w:w="2300"/>
+          </w:tcPr>
+          <w:p>
+            <w:r>
+              <w:rPr>
+                <w:sz w:val="18"/>
+                <w:szCs w:val="18"/>
+              </w:rPr>
+              <w:t xml:space="preserve">ENLACE + «Comenta ACERO».</w:t>
+            </w:r>
+          </w:p>
+        </w:tc>
+        <w:tc>
+          <w:tcPr>
+            <w:tcW w:type="dxa" w:w="2500"/>
+          </w:tcPr>
+          <w:p>
+            <w:r>
+              <w:rPr>
+                <w:sz w:val="18"/>
+                <w:szCs w:val="18"/>
+              </w:rPr>
+              <w:t xml:space="preserve">—</w:t>
+            </w:r>
+          </w:p>
+        </w:tc>
+      </w:tr>
+    </w:tbl>
+    <w:p>
+      <w:pPr>
+        <w:spacing w:after="50" w:before="150"/>
+      </w:pPr>
+      <w:r>
+        <w:rPr>
+          <w:b/>
+          <w:bCs/>
+          <w:caps/>
+          <w:color w:val="5A6B7B"/>
+          <w:sz w:val="18"/>
+          <w:szCs w:val="18"/>
+        </w:rPr>
         <w:t xml:space="preserve">Descripción / caption completo — listo para copiar</w:t>
       </w:r>
     </w:p>
@@ -19334,6 +25463,384 @@
           <w:sz w:val="18"/>
           <w:szCs w:val="18"/>
         </w:rPr>
+        <w:t xml:space="preserve">Historias — secuencia de 3 frames</w:t>
+      </w:r>
+    </w:p>
+    <w:p>
+      <w:pPr>
+        <w:spacing w:after="80"/>
+        <w:rPr>
+          <w:i/>
+          <w:iCs/>
+          <w:color w:val="5A6B7B"/>
+          <w:sz w:val="19"/>
+          <w:szCs w:val="19"/>
+        </w:rPr>
+      </w:pPr>
+      <w:r>
+        <w:rPr>
+          <w:i/>
+          <w:iCs/>
+          <w:color w:val="5A6B7B"/>
+          <w:sz w:val="19"/>
+          <w:szCs w:val="19"/>
+        </w:rPr>
+        <w:t xml:space="preserve">La historia no repite el post: le abre la puerta. El sticker es el CTA, y quien responde recibe DM.</w:t>
+      </w:r>
+    </w:p>
+    <w:tbl>
+      <w:tblPr>
+        <w:tblW w:type="dxa" w:w="10200"/>
+        <w:tblBorders>
+          <w:top w:val="single" w:color="auto" w:sz="4"/>
+          <w:left w:val="single" w:color="auto" w:sz="4"/>
+          <w:bottom w:val="single" w:color="auto" w:sz="4"/>
+          <w:right w:val="single" w:color="auto" w:sz="4"/>
+          <w:insideH w:val="single" w:color="auto" w:sz="4"/>
+          <w:insideV w:val="single" w:color="auto" w:sz="4"/>
+        </w:tblBorders>
+      </w:tblPr>
+      <w:tblGrid>
+        <w:gridCol w:w="500"/>
+        <w:gridCol w:w="2500"/>
+        <w:gridCol w:w="2400"/>
+        <w:gridCol w:w="2300"/>
+        <w:gridCol w:w="2500"/>
+      </w:tblGrid>
+      <w:tr>
+        <w:trPr>
+          <w:tblHeader/>
+        </w:trPr>
+        <w:tc>
+          <w:tcPr>
+            <w:tcW w:type="dxa" w:w="500"/>
+            <w:shd w:fill="0E2438" w:val="clear"/>
+          </w:tcPr>
+          <w:p>
+            <w:r>
+              <w:rPr>
+                <w:b/>
+                <w:bCs/>
+                <w:color w:val="FFFFFF"/>
+                <w:sz w:val="18"/>
+                <w:szCs w:val="18"/>
+              </w:rPr>
+              <w:t xml:space="preserve">#</w:t>
+            </w:r>
+          </w:p>
+        </w:tc>
+        <w:tc>
+          <w:tcPr>
+            <w:tcW w:type="dxa" w:w="2500"/>
+            <w:shd w:fill="0E2438" w:val="clear"/>
+          </w:tcPr>
+          <w:p>
+            <w:r>
+              <w:rPr>
+                <w:b/>
+                <w:bCs/>
+                <w:color w:val="FFFFFF"/>
+                <w:sz w:val="18"/>
+                <w:szCs w:val="18"/>
+              </w:rPr>
+              <w:t xml:space="preserve">Qué se ve</w:t>
+            </w:r>
+          </w:p>
+        </w:tc>
+        <w:tc>
+          <w:tcPr>
+            <w:tcW w:type="dxa" w:w="2400"/>
+            <w:shd w:fill="0E2438" w:val="clear"/>
+          </w:tcPr>
+          <w:p>
+            <w:r>
+              <w:rPr>
+                <w:b/>
+                <w:bCs/>
+                <w:color w:val="FFFFFF"/>
+                <w:sz w:val="18"/>
+                <w:szCs w:val="18"/>
+              </w:rPr>
+              <w:t xml:space="preserve">Texto en pantalla</w:t>
+            </w:r>
+          </w:p>
+        </w:tc>
+        <w:tc>
+          <w:tcPr>
+            <w:tcW w:type="dxa" w:w="2300"/>
+            <w:shd w:fill="0E2438" w:val="clear"/>
+          </w:tcPr>
+          <w:p>
+            <w:r>
+              <w:rPr>
+                <w:b/>
+                <w:bCs/>
+                <w:color w:val="FFFFFF"/>
+                <w:sz w:val="18"/>
+                <w:szCs w:val="18"/>
+              </w:rPr>
+              <w:t xml:space="preserve">Sticker</w:t>
+            </w:r>
+          </w:p>
+        </w:tc>
+        <w:tc>
+          <w:tcPr>
+            <w:tcW w:type="dxa" w:w="2500"/>
+            <w:shd w:fill="0E2438" w:val="clear"/>
+          </w:tcPr>
+          <w:p>
+            <w:r>
+              <w:rPr>
+                <w:b/>
+                <w:bCs/>
+                <w:color w:val="FFFFFF"/>
+                <w:sz w:val="18"/>
+                <w:szCs w:val="18"/>
+              </w:rPr>
+              <w:t xml:space="preserve">Qué hacer con quien responde</w:t>
+            </w:r>
+          </w:p>
+        </w:tc>
+      </w:tr>
+      <w:tr>
+        <w:tc>
+          <w:tcPr>
+            <w:tcW w:type="dxa" w:w="500"/>
+          </w:tcPr>
+          <w:p>
+            <w:r>
+              <w:rPr>
+                <w:sz w:val="18"/>
+                <w:szCs w:val="18"/>
+              </w:rPr>
+              <w:t xml:space="preserve">1</w:t>
+            </w:r>
+          </w:p>
+        </w:tc>
+        <w:tc>
+          <w:tcPr>
+            <w:tcW w:type="dxa" w:w="2500"/>
+          </w:tcPr>
+          <w:p>
+            <w:r>
+              <w:rPr>
+                <w:sz w:val="18"/>
+                <w:szCs w:val="18"/>
+              </w:rPr>
+              <w:t xml:space="preserve">Collage de capturas reales de la comunidad (con permiso).</w:t>
+            </w:r>
+          </w:p>
+        </w:tc>
+        <w:tc>
+          <w:tcPr>
+            <w:tcW w:type="dxa" w:w="2400"/>
+          </w:tcPr>
+          <w:p>
+            <w:r>
+              <w:rPr>
+                <w:sz w:val="18"/>
+                <w:szCs w:val="18"/>
+              </w:rPr>
+              <w:t xml:space="preserve">Esto pasó este mes adentro 👇</w:t>
+            </w:r>
+          </w:p>
+        </w:tc>
+        <w:tc>
+          <w:tcPr>
+            <w:tcW w:type="dxa" w:w="2300"/>
+          </w:tcPr>
+          <w:p>
+            <w:r>
+              <w:rPr>
+                <w:sz w:val="18"/>
+                <w:szCs w:val="18"/>
+              </w:rPr>
+              <w:t xml:space="preserve">Ninguno.</w:t>
+            </w:r>
+          </w:p>
+        </w:tc>
+        <w:tc>
+          <w:tcPr>
+            <w:tcW w:type="dxa" w:w="2500"/>
+          </w:tcPr>
+          <w:p>
+            <w:r>
+              <w:rPr>
+                <w:sz w:val="18"/>
+                <w:szCs w:val="18"/>
+              </w:rPr>
+              <w:t xml:space="preserve">—</w:t>
+            </w:r>
+          </w:p>
+        </w:tc>
+      </w:tr>
+      <w:tr>
+        <w:tc>
+          <w:tcPr>
+            <w:tcW w:type="dxa" w:w="500"/>
+          </w:tcPr>
+          <w:p>
+            <w:r>
+              <w:rPr>
+                <w:sz w:val="18"/>
+                <w:szCs w:val="18"/>
+              </w:rPr>
+              <w:t xml:space="preserve">2</w:t>
+            </w:r>
+          </w:p>
+        </w:tc>
+        <w:tc>
+          <w:tcPr>
+            <w:tcW w:type="dxa" w:w="2500"/>
+          </w:tcPr>
+          <w:p>
+            <w:r>
+              <w:rPr>
+                <w:sz w:val="18"/>
+                <w:szCs w:val="18"/>
+              </w:rPr>
+              <w:t xml:space="preserve">Captura de una duda resuelta.</w:t>
+            </w:r>
+          </w:p>
+        </w:tc>
+        <w:tc>
+          <w:tcPr>
+            <w:tcW w:type="dxa" w:w="2400"/>
+          </w:tcPr>
+          <w:p>
+            <w:r>
+              <w:rPr>
+                <w:sz w:val="18"/>
+                <w:szCs w:val="18"/>
+              </w:rPr>
+              <w:t xml:space="preserve">Una pregunta que respondimos entre todos.</w:t>
+            </w:r>
+          </w:p>
+        </w:tc>
+        <w:tc>
+          <w:tcPr>
+            <w:tcW w:type="dxa" w:w="2300"/>
+          </w:tcPr>
+          <w:p>
+            <w:r>
+              <w:rPr>
+                <w:sz w:val="18"/>
+                <w:szCs w:val="18"/>
+              </w:rPr>
+              <w:t xml:space="preserve">ENCUESTA: «¿Te sirve este tipo de comunidad?» → Sí / Cuéntame más</w:t>
+            </w:r>
+          </w:p>
+        </w:tc>
+        <w:tc>
+          <w:tcPr>
+            <w:tcW w:type="dxa" w:w="2500"/>
+          </w:tcPr>
+          <w:p>
+            <w:r>
+              <w:rPr>
+                <w:sz w:val="18"/>
+                <w:szCs w:val="18"/>
+              </w:rPr>
+              <w:t xml:space="preserve">A los de «Cuéntame más» les mandas la invitación por DM. Nunca en masa: uno por uno.</w:t>
+            </w:r>
+          </w:p>
+        </w:tc>
+      </w:tr>
+      <w:tr>
+        <w:tc>
+          <w:tcPr>
+            <w:tcW w:type="dxa" w:w="500"/>
+          </w:tcPr>
+          <w:p>
+            <w:r>
+              <w:rPr>
+                <w:sz w:val="18"/>
+                <w:szCs w:val="18"/>
+              </w:rPr>
+              <w:t xml:space="preserve">3</w:t>
+            </w:r>
+          </w:p>
+        </w:tc>
+        <w:tc>
+          <w:tcPr>
+            <w:tcW w:type="dxa" w:w="2500"/>
+          </w:tcPr>
+          <w:p>
+            <w:r>
+              <w:rPr>
+                <w:sz w:val="18"/>
+                <w:szCs w:val="18"/>
+              </w:rPr>
+              <w:t xml:space="preserve">Texto sobre azul.</w:t>
+            </w:r>
+          </w:p>
+        </w:tc>
+        <w:tc>
+          <w:tcPr>
+            <w:tcW w:type="dxa" w:w="2400"/>
+          </w:tcPr>
+          <w:p>
+            <w:r>
+              <w:rPr>
+                <w:sz w:val="18"/>
+                <w:szCs w:val="18"/>
+              </w:rPr>
+              <w:t xml:space="preserve">No es un grupo de anuncios.</w:t>
+            </w:r>
+          </w:p>
+          <w:p>
+            <w:r>
+              <w:rPr>
+                <w:sz w:val="18"/>
+                <w:szCs w:val="18"/>
+              </w:rPr>
+              <w:t xml:space="preserve">Es donde se conversa de verdad.</w:t>
+            </w:r>
+          </w:p>
+        </w:tc>
+        <w:tc>
+          <w:tcPr>
+            <w:tcW w:type="dxa" w:w="2300"/>
+          </w:tcPr>
+          <w:p>
+            <w:r>
+              <w:rPr>
+                <w:sz w:val="18"/>
+                <w:szCs w:val="18"/>
+              </w:rPr>
+              <w:t xml:space="preserve">CAJA DE PREGUNTAS: «¿Qué te gustaría que resolviéramos el próximo mes?»</w:t>
+            </w:r>
+          </w:p>
+        </w:tc>
+        <w:tc>
+          <w:tcPr>
+            <w:tcW w:type="dxa" w:w="2500"/>
+          </w:tcPr>
+          <w:p>
+            <w:r>
+              <w:rPr>
+                <w:sz w:val="18"/>
+                <w:szCs w:val="18"/>
+              </w:rPr>
+              <w:t xml:space="preserve">Las respuestas arman el calendario del mes siguiente.</w:t>
+            </w:r>
+          </w:p>
+        </w:tc>
+      </w:tr>
+    </w:tbl>
+    <w:p>
+      <w:pPr>
+        <w:spacing w:after="50" w:before="150"/>
+      </w:pPr>
+      <w:r>
+        <w:rPr>
+          <w:b/>
+          <w:bCs/>
+          <w:caps/>
+          <w:color w:val="5A6B7B"/>
+          <w:sz w:val="18"/>
+          <w:szCs w:val="18"/>
+        </w:rPr>
         <w:t xml:space="preserve">Descripción / caption completo — listo para copiar</w:t>
       </w:r>
     </w:p>
@@ -20110,7 +26617,1210 @@
           <w:bCs/>
           <w:color w:val="0E2438"/>
         </w:rPr>
-        <w:t xml:space="preserve">6 · VENTA y PAUTA — los anuncios (copy listo)</w:t>
+        <w:t xml:space="preserve">6 · HISTORIAS — cómo se convierte con stories</w:t>
+      </w:r>
+    </w:p>
+    <w:p>
+      <w:pPr>
+        <w:spacing w:after="80"/>
+        <w:rPr>
+          <w:i/>
+          <w:iCs/>
+          <w:color w:val="5A6B7B"/>
+        </w:rPr>
+      </w:pPr>
+      <w:r>
+        <w:rPr>
+          <w:i/>
+          <w:iCs/>
+          <w:color w:val="5A6B7B"/>
+          <w:sz w:val="21"/>
+          <w:szCs w:val="21"/>
+        </w:rPr>
+        <w:t xml:space="preserve">Historias que se publican SIEMPRE, tenga o no pieza de feed ese día. La historia no repite el post: le abre la puerta. Todo sticker existe para abrir un DM.</w:t>
+      </w:r>
+    </w:p>
+    <w:p>
+      <w:pPr>
+        <w:spacing w:after="100" w:before="280"/>
+      </w:pPr>
+      <w:r>
+        <w:rPr>
+          <w:b/>
+          <w:bCs/>
+          <w:color w:val="C96A1C"/>
+          <w:sz w:val="26"/>
+          <w:szCs w:val="26"/>
+        </w:rPr>
+        <w:t xml:space="preserve">Las 8 reglas</w:t>
+      </w:r>
+    </w:p>
+    <w:p>
+      <w:pPr>
+        <w:pStyle w:val="ListParagraph"/>
+        <w:numPr>
+          <w:ilvl w:val="0"/>
+          <w:numId w:val="1"/>
+        </w:numPr>
+        <w:spacing w:after="50"/>
+      </w:pPr>
+      <w:r>
+        <w:rPr>
+          <w:sz w:val="21"/>
+          <w:szCs w:val="21"/>
+        </w:rPr>
+        <w:t xml:space="preserve">El sticker es el CTA. Una historia sin sticker es una historia que no convierte — solo se ve.</w:t>
+      </w:r>
+    </w:p>
+    <w:p>
+      <w:pPr>
+        <w:pStyle w:val="ListParagraph"/>
+        <w:numPr>
+          <w:ilvl w:val="0"/>
+          <w:numId w:val="1"/>
+        </w:numPr>
+        <w:spacing w:after="50"/>
+      </w:pPr>
+      <w:r>
+        <w:rPr>
+          <w:sz w:val="21"/>
+          <w:szCs w:val="21"/>
+        </w:rPr>
+        <w:t xml:space="preserve">Todo el que responde un sticker recibe DM. Uno por uno, con su nombre. Ahí vive la conversión, no en la historia.</w:t>
+      </w:r>
+    </w:p>
+    <w:p>
+      <w:pPr>
+        <w:pStyle w:val="ListParagraph"/>
+        <w:numPr>
+          <w:ilvl w:val="0"/>
+          <w:numId w:val="1"/>
+        </w:numPr>
+        <w:spacing w:after="50"/>
+      </w:pPr>
+      <w:r>
+        <w:rPr>
+          <w:sz w:val="21"/>
+          <w:szCs w:val="21"/>
+        </w:rPr>
+        <w:t xml:space="preserve">Nunca poner precio ni «inscríbete» en una historia. El objetivo es que escriban.</w:t>
+      </w:r>
+    </w:p>
+    <w:p>
+      <w:pPr>
+        <w:pStyle w:val="ListParagraph"/>
+        <w:numPr>
+          <w:ilvl w:val="0"/>
+          <w:numId w:val="1"/>
+        </w:numPr>
+        <w:spacing w:after="50"/>
+      </w:pPr>
+      <w:r>
+        <w:rPr>
+          <w:sz w:val="21"/>
+          <w:szCs w:val="21"/>
+        </w:rPr>
+        <w:t xml:space="preserve">Máximo 5 frames por secuencia. A partir del 6 se cae la mitad de la audiencia.</w:t>
+      </w:r>
+    </w:p>
+    <w:p>
+      <w:pPr>
+        <w:pStyle w:val="ListParagraph"/>
+        <w:numPr>
+          <w:ilvl w:val="0"/>
+          <w:numId w:val="1"/>
+        </w:numPr>
+        <w:spacing w:after="50"/>
+      </w:pPr>
+      <w:r>
+        <w:rPr>
+          <w:sz w:val="21"/>
+          <w:szCs w:val="21"/>
+        </w:rPr>
+        <w:t xml:space="preserve">El primer frame no explica nada: frena el dedo. La explicación va del segundo en adelante.</w:t>
+      </w:r>
+    </w:p>
+    <w:p>
+      <w:pPr>
+        <w:pStyle w:val="ListParagraph"/>
+        <w:numPr>
+          <w:ilvl w:val="0"/>
+          <w:numId w:val="1"/>
+        </w:numPr>
+        <w:spacing w:after="50"/>
+      </w:pPr>
+      <w:r>
+        <w:rPr>
+          <w:sz w:val="21"/>
+          <w:szCs w:val="21"/>
+        </w:rPr>
+        <w:t xml:space="preserve">Encuesta = volumen. Caja de preguntas = conversación. Quiz = los que fallan te escriben. Cuenta regresiva = recordatorio automático.</w:t>
+      </w:r>
+    </w:p>
+    <w:p>
+      <w:pPr>
+        <w:pStyle w:val="ListParagraph"/>
+        <w:numPr>
+          <w:ilvl w:val="0"/>
+          <w:numId w:val="1"/>
+        </w:numPr>
+        <w:spacing w:after="50"/>
+      </w:pPr>
+      <w:r>
+        <w:rPr>
+          <w:sz w:val="21"/>
+          <w:szCs w:val="21"/>
+        </w:rPr>
+        <w:t xml:space="preserve">Guardar las buenas en DESTACADAS por tema (ACERO · BIM+IA · Herramientas · Comunidad · Alumnos): son la portada del perfil para quien llega nuevo.</w:t>
+      </w:r>
+    </w:p>
+    <w:p>
+      <w:pPr>
+        <w:pStyle w:val="ListParagraph"/>
+        <w:numPr>
+          <w:ilvl w:val="0"/>
+          <w:numId w:val="1"/>
+        </w:numPr>
+        <w:spacing w:after="50"/>
+      </w:pPr>
+      <w:r>
+        <w:rPr>
+          <w:sz w:val="21"/>
+          <w:szCs w:val="21"/>
+        </w:rPr>
+        <w:t xml:space="preserve">Publicar también en Facebook: es la mitad del alcance real de la cuenta.</w:t>
+      </w:r>
+    </w:p>
+    <w:p>
+      <w:pPr>
+        <w:pBdr>
+          <w:left w:val="single" w:color="C96A1C" w:sz="18" w:space="8"/>
+        </w:pBdr>
+        <w:shd w:fill="F4F7FA" w:val="clear"/>
+        <w:spacing w:after="100"/>
+      </w:pPr>
+      <w:r>
+        <w:rPr>
+          <w:i/>
+          <w:iCs/>
+          <w:color w:val="5A6B7B"/>
+          <w:sz w:val="20"/>
+          <w:szCs w:val="20"/>
+        </w:rPr>
+        <w:t xml:space="preserve">Traducción a tu embudo: en el feed el CTA es «comenta ACERO / BIM / IA» y lo recoge el bot. En historias el CTA es el STICKER, y lo recoges tú por DM. Es el mismo camino — comentario o sticker → DM → conversación → venta.</w:t>
+      </w:r>
+    </w:p>
+    <w:p>
+      <w:pPr>
+        <w:spacing w:after="100" w:before="280"/>
+      </w:pPr>
+      <w:r>
+        <w:rPr>
+          <w:b/>
+          <w:bCs/>
+          <w:color w:val="C96A1C"/>
+          <w:sz w:val="26"/>
+          <w:szCs w:val="26"/>
+        </w:rPr>
+        <w:t xml:space="preserve">Qué sticker usar según lo que buscas</w:t>
+      </w:r>
+    </w:p>
+    <w:tbl>
+      <w:tblPr>
+        <w:tblW w:type="dxa" w:w="10200"/>
+        <w:tblBorders>
+          <w:top w:val="single" w:color="auto" w:sz="4"/>
+          <w:left w:val="single" w:color="auto" w:sz="4"/>
+          <w:bottom w:val="single" w:color="auto" w:sz="4"/>
+          <w:right w:val="single" w:color="auto" w:sz="4"/>
+          <w:insideH w:val="single" w:color="auto" w:sz="4"/>
+          <w:insideV w:val="single" w:color="auto" w:sz="4"/>
+        </w:tblBorders>
+      </w:tblPr>
+      <w:tblGrid>
+        <w:gridCol w:w="1900"/>
+        <w:gridCol w:w="1900"/>
+        <w:gridCol w:w="2900"/>
+        <w:gridCol w:w="3500"/>
+      </w:tblGrid>
+      <w:tr>
+        <w:trPr>
+          <w:tblHeader/>
+        </w:trPr>
+        <w:tc>
+          <w:tcPr>
+            <w:tcW w:type="dxa" w:w="1900"/>
+            <w:shd w:fill="0E2438" w:val="clear"/>
+          </w:tcPr>
+          <w:p>
+            <w:r>
+              <w:rPr>
+                <w:b/>
+                <w:bCs/>
+                <w:color w:val="FFFFFF"/>
+                <w:sz w:val="18"/>
+                <w:szCs w:val="18"/>
+              </w:rPr>
+              <w:t xml:space="preserve">Sticker</w:t>
+            </w:r>
+          </w:p>
+        </w:tc>
+        <w:tc>
+          <w:tcPr>
+            <w:tcW w:type="dxa" w:w="1900"/>
+            <w:shd w:fill="0E2438" w:val="clear"/>
+          </w:tcPr>
+          <w:p>
+            <w:r>
+              <w:rPr>
+                <w:b/>
+                <w:bCs/>
+                <w:color w:val="FFFFFF"/>
+                <w:sz w:val="18"/>
+                <w:szCs w:val="18"/>
+              </w:rPr>
+              <w:t xml:space="preserve">Qué te da</w:t>
+            </w:r>
+          </w:p>
+        </w:tc>
+        <w:tc>
+          <w:tcPr>
+            <w:tcW w:type="dxa" w:w="2900"/>
+            <w:shd w:fill="0E2438" w:val="clear"/>
+          </w:tcPr>
+          <w:p>
+            <w:r>
+              <w:rPr>
+                <w:b/>
+                <w:bCs/>
+                <w:color w:val="FFFFFF"/>
+                <w:sz w:val="18"/>
+                <w:szCs w:val="18"/>
+              </w:rPr>
+              <w:t xml:space="preserve">Cuándo usarlo</w:t>
+            </w:r>
+          </w:p>
+        </w:tc>
+        <w:tc>
+          <w:tcPr>
+            <w:tcW w:type="dxa" w:w="3500"/>
+            <w:shd w:fill="0E2438" w:val="clear"/>
+          </w:tcPr>
+          <w:p>
+            <w:r>
+              <w:rPr>
+                <w:b/>
+                <w:bCs/>
+                <w:color w:val="FFFFFF"/>
+                <w:sz w:val="18"/>
+                <w:szCs w:val="18"/>
+              </w:rPr>
+              <w:t xml:space="preserve">Cómo se cobra</w:t>
+            </w:r>
+          </w:p>
+        </w:tc>
+      </w:tr>
+      <w:tr>
+        <w:tc>
+          <w:tcPr>
+            <w:tcW w:type="dxa" w:w="1900"/>
+          </w:tcPr>
+          <w:p>
+            <w:r>
+              <w:rPr>
+                <w:sz w:val="18"/>
+                <w:szCs w:val="18"/>
+              </w:rPr>
+              <w:t xml:space="preserve">Encuesta (2 opciones)</w:t>
+            </w:r>
+          </w:p>
+        </w:tc>
+        <w:tc>
+          <w:tcPr>
+            <w:tcW w:type="dxa" w:w="1900"/>
+          </w:tcPr>
+          <w:p>
+            <w:r>
+              <w:rPr>
+                <w:sz w:val="18"/>
+                <w:szCs w:val="18"/>
+              </w:rPr>
+              <w:t xml:space="preserve">Volumen de respuestas</w:t>
+            </w:r>
+          </w:p>
+        </w:tc>
+        <w:tc>
+          <w:tcPr>
+            <w:tcW w:type="dxa" w:w="2900"/>
+          </w:tcPr>
+          <w:p>
+            <w:r>
+              <w:rPr>
+                <w:sz w:val="18"/>
+                <w:szCs w:val="18"/>
+              </w:rPr>
+              <w:t xml:space="preserve">Cuando quieres saber en qué bando está tu gente</w:t>
+            </w:r>
+          </w:p>
+        </w:tc>
+        <w:tc>
+          <w:tcPr>
+            <w:tcW w:type="dxa" w:w="3500"/>
+          </w:tcPr>
+          <w:p>
+            <w:r>
+              <w:rPr>
+                <w:sz w:val="18"/>
+                <w:szCs w:val="18"/>
+              </w:rPr>
+              <w:t xml:space="preserve">DM a los que votan la opción «equivocada» — son los que necesitan lo que vendes</w:t>
+            </w:r>
+          </w:p>
+        </w:tc>
+      </w:tr>
+      <w:tr>
+        <w:tc>
+          <w:tcPr>
+            <w:tcW w:type="dxa" w:w="1900"/>
+          </w:tcPr>
+          <w:p>
+            <w:r>
+              <w:rPr>
+                <w:sz w:val="18"/>
+                <w:szCs w:val="18"/>
+              </w:rPr>
+              <w:t xml:space="preserve">Quiz (con respuesta correcta)</w:t>
+            </w:r>
+          </w:p>
+        </w:tc>
+        <w:tc>
+          <w:tcPr>
+            <w:tcW w:type="dxa" w:w="1900"/>
+          </w:tcPr>
+          <w:p>
+            <w:r>
+              <w:rPr>
+                <w:sz w:val="18"/>
+                <w:szCs w:val="18"/>
+              </w:rPr>
+              <w:t xml:space="preserve">Los que fallan</w:t>
+            </w:r>
+          </w:p>
+        </w:tc>
+        <w:tc>
+          <w:tcPr>
+            <w:tcW w:type="dxa" w:w="2900"/>
+          </w:tcPr>
+          <w:p>
+            <w:r>
+              <w:rPr>
+                <w:sz w:val="18"/>
+                <w:szCs w:val="18"/>
+              </w:rPr>
+              <w:t xml:space="preserve">Cuando hay un dato técnico que sorprende</w:t>
+            </w:r>
+          </w:p>
+        </w:tc>
+        <w:tc>
+          <w:tcPr>
+            <w:tcW w:type="dxa" w:w="3500"/>
+          </w:tcPr>
+          <w:p>
+            <w:r>
+              <w:rPr>
+                <w:sz w:val="18"/>
+                <w:szCs w:val="18"/>
+              </w:rPr>
+              <w:t xml:space="preserve">DM con la explicación a cada uno que falló. Es el lead más calificado</w:t>
+            </w:r>
+          </w:p>
+        </w:tc>
+      </w:tr>
+      <w:tr>
+        <w:tc>
+          <w:tcPr>
+            <w:tcW w:type="dxa" w:w="1900"/>
+          </w:tcPr>
+          <w:p>
+            <w:r>
+              <w:rPr>
+                <w:sz w:val="18"/>
+                <w:szCs w:val="18"/>
+              </w:rPr>
+              <w:t xml:space="preserve">Caja de preguntas</w:t>
+            </w:r>
+          </w:p>
+        </w:tc>
+        <w:tc>
+          <w:tcPr>
+            <w:tcW w:type="dxa" w:w="1900"/>
+          </w:tcPr>
+          <w:p>
+            <w:r>
+              <w:rPr>
+                <w:sz w:val="18"/>
+                <w:szCs w:val="18"/>
+              </w:rPr>
+              <w:t xml:space="preserve">Conversación real</w:t>
+            </w:r>
+          </w:p>
+        </w:tc>
+        <w:tc>
+          <w:tcPr>
+            <w:tcW w:type="dxa" w:w="2900"/>
+          </w:tcPr>
+          <w:p>
+            <w:r>
+              <w:rPr>
+                <w:sz w:val="18"/>
+                <w:szCs w:val="18"/>
+              </w:rPr>
+              <w:t xml:space="preserve">Cuando quieres material y confianza</w:t>
+            </w:r>
+          </w:p>
+        </w:tc>
+        <w:tc>
+          <w:tcPr>
+            <w:tcW w:type="dxa" w:w="3500"/>
+          </w:tcPr>
+          <w:p>
+            <w:r>
+              <w:rPr>
+                <w:sz w:val="18"/>
+                <w:szCs w:val="18"/>
+              </w:rPr>
+              <w:t xml:space="preserve">Contestar UNA POR UNA por DM. Republicar las mejores al día siguiente</w:t>
+            </w:r>
+          </w:p>
+        </w:tc>
+      </w:tr>
+      <w:tr>
+        <w:tc>
+          <w:tcPr>
+            <w:tcW w:type="dxa" w:w="1900"/>
+          </w:tcPr>
+          <w:p>
+            <w:r>
+              <w:rPr>
+                <w:sz w:val="18"/>
+                <w:szCs w:val="18"/>
+              </w:rPr>
+              <w:t xml:space="preserve">Deslizador (0-100%)</w:t>
+            </w:r>
+          </w:p>
+        </w:tc>
+        <w:tc>
+          <w:tcPr>
+            <w:tcW w:type="dxa" w:w="1900"/>
+          </w:tcPr>
+          <w:p>
+            <w:r>
+              <w:rPr>
+                <w:sz w:val="18"/>
+                <w:szCs w:val="18"/>
+              </w:rPr>
+              <w:t xml:space="preserve">Participación fácil</w:t>
+            </w:r>
+          </w:p>
+        </w:tc>
+        <w:tc>
+          <w:tcPr>
+            <w:tcW w:type="dxa" w:w="2900"/>
+          </w:tcPr>
+          <w:p>
+            <w:r>
+              <w:rPr>
+                <w:sz w:val="18"/>
+                <w:szCs w:val="18"/>
+              </w:rPr>
+              <w:t xml:space="preserve">Cuando quieres números, no charla</w:t>
+            </w:r>
+          </w:p>
+        </w:tc>
+        <w:tc>
+          <w:tcPr>
+            <w:tcW w:type="dxa" w:w="3500"/>
+          </w:tcPr>
+          <w:p>
+            <w:r>
+              <w:rPr>
+                <w:sz w:val="18"/>
+                <w:szCs w:val="18"/>
+              </w:rPr>
+              <w:t xml:space="preserve">Poco valor de conversión: úsalo para calentar la cuenta</w:t>
+            </w:r>
+          </w:p>
+        </w:tc>
+      </w:tr>
+      <w:tr>
+        <w:tc>
+          <w:tcPr>
+            <w:tcW w:type="dxa" w:w="1900"/>
+          </w:tcPr>
+          <w:p>
+            <w:r>
+              <w:rPr>
+                <w:sz w:val="18"/>
+                <w:szCs w:val="18"/>
+              </w:rPr>
+              <w:t xml:space="preserve">Cuenta regresiva</w:t>
+            </w:r>
+          </w:p>
+        </w:tc>
+        <w:tc>
+          <w:tcPr>
+            <w:tcW w:type="dxa" w:w="1900"/>
+          </w:tcPr>
+          <w:p>
+            <w:r>
+              <w:rPr>
+                <w:sz w:val="18"/>
+                <w:szCs w:val="18"/>
+              </w:rPr>
+              <w:t xml:space="preserve">Recordatorio automático</w:t>
+            </w:r>
+          </w:p>
+        </w:tc>
+        <w:tc>
+          <w:tcPr>
+            <w:tcW w:type="dxa" w:w="2900"/>
+          </w:tcPr>
+          <w:p>
+            <w:r>
+              <w:rPr>
+                <w:sz w:val="18"/>
+                <w:szCs w:val="18"/>
+              </w:rPr>
+              <w:t xml:space="preserve">Antes de un video, un evento o un lanzamiento</w:t>
+            </w:r>
+          </w:p>
+        </w:tc>
+        <w:tc>
+          <w:tcPr>
+            <w:tcW w:type="dxa" w:w="3500"/>
+          </w:tcPr>
+          <w:p>
+            <w:r>
+              <w:rPr>
+                <w:sz w:val="18"/>
+                <w:szCs w:val="18"/>
+              </w:rPr>
+              <w:t xml:space="preserve">Los que la activan reciben aviso solos. Cero trabajo</w:t>
+            </w:r>
+          </w:p>
+        </w:tc>
+      </w:tr>
+      <w:tr>
+        <w:tc>
+          <w:tcPr>
+            <w:tcW w:type="dxa" w:w="1900"/>
+          </w:tcPr>
+          <w:p>
+            <w:r>
+              <w:rPr>
+                <w:sz w:val="18"/>
+                <w:szCs w:val="18"/>
+              </w:rPr>
+              <w:t xml:space="preserve">Enlace</w:t>
+            </w:r>
+          </w:p>
+        </w:tc>
+        <w:tc>
+          <w:tcPr>
+            <w:tcW w:type="dxa" w:w="1900"/>
+          </w:tcPr>
+          <w:p>
+            <w:r>
+              <w:rPr>
+                <w:sz w:val="18"/>
+                <w:szCs w:val="18"/>
+              </w:rPr>
+              <w:t xml:space="preserve">Tráfico directo</w:t>
+            </w:r>
+          </w:p>
+        </w:tc>
+        <w:tc>
+          <w:tcPr>
+            <w:tcW w:type="dxa" w:w="2900"/>
+          </w:tcPr>
+          <w:p>
+            <w:r>
+              <w:rPr>
+                <w:sz w:val="18"/>
+                <w:szCs w:val="18"/>
+              </w:rPr>
+              <w:t xml:space="preserve">Al blog, al post o al video</w:t>
+            </w:r>
+          </w:p>
+        </w:tc>
+        <w:tc>
+          <w:tcPr>
+            <w:tcW w:type="dxa" w:w="3500"/>
+          </w:tcPr>
+          <w:p>
+            <w:r>
+              <w:rPr>
+                <w:sz w:val="18"/>
+                <w:szCs w:val="18"/>
+              </w:rPr>
+              <w:t xml:space="preserve">En historias el enlace SÍ va directo (la regla de «nunca a landing» es solo para la pauta)</w:t>
+            </w:r>
+          </w:p>
+        </w:tc>
+      </w:tr>
+    </w:tbl>
+    <w:p>
+      <w:pPr>
+        <w:spacing w:after="100" w:before="280"/>
+      </w:pPr>
+      <w:r>
+        <w:rPr>
+          <w:b/>
+          <w:bCs/>
+          <w:color w:val="C96A1C"/>
+          <w:sz w:val="26"/>
+          <w:szCs w:val="26"/>
+        </w:rPr>
+        <w:t xml:space="preserve">La semana tipo de historias</w:t>
+      </w:r>
+    </w:p>
+    <w:tbl>
+      <w:tblPr>
+        <w:tblW w:type="dxa" w:w="10200"/>
+        <w:tblBorders>
+          <w:top w:val="single" w:color="auto" w:sz="4"/>
+          <w:left w:val="single" w:color="auto" w:sz="4"/>
+          <w:bottom w:val="single" w:color="auto" w:sz="4"/>
+          <w:right w:val="single" w:color="auto" w:sz="4"/>
+          <w:insideH w:val="single" w:color="auto" w:sz="4"/>
+          <w:insideV w:val="single" w:color="auto" w:sz="4"/>
+        </w:tblBorders>
+      </w:tblPr>
+      <w:tblGrid>
+        <w:gridCol w:w="1400"/>
+        <w:gridCol w:w="4900"/>
+        <w:gridCol w:w="3900"/>
+      </w:tblGrid>
+      <w:tr>
+        <w:trPr>
+          <w:tblHeader/>
+        </w:trPr>
+        <w:tc>
+          <w:tcPr>
+            <w:tcW w:type="dxa" w:w="1400"/>
+            <w:shd w:fill="0E2438" w:val="clear"/>
+          </w:tcPr>
+          <w:p>
+            <w:r>
+              <w:rPr>
+                <w:b/>
+                <w:bCs/>
+                <w:color w:val="FFFFFF"/>
+                <w:sz w:val="18"/>
+                <w:szCs w:val="18"/>
+              </w:rPr>
+              <w:t xml:space="preserve">Día</w:t>
+            </w:r>
+          </w:p>
+        </w:tc>
+        <w:tc>
+          <w:tcPr>
+            <w:tcW w:type="dxa" w:w="4900"/>
+            <w:shd w:fill="0E2438" w:val="clear"/>
+          </w:tcPr>
+          <w:p>
+            <w:r>
+              <w:rPr>
+                <w:b/>
+                <w:bCs/>
+                <w:color w:val="FFFFFF"/>
+                <w:sz w:val="18"/>
+                <w:szCs w:val="18"/>
+              </w:rPr>
+              <w:t xml:space="preserve">Qué se publica</w:t>
+            </w:r>
+          </w:p>
+        </w:tc>
+        <w:tc>
+          <w:tcPr>
+            <w:tcW w:type="dxa" w:w="3900"/>
+            <w:shd w:fill="0E2438" w:val="clear"/>
+          </w:tcPr>
+          <w:p>
+            <w:r>
+              <w:rPr>
+                <w:b/>
+                <w:bCs/>
+                <w:color w:val="FFFFFF"/>
+                <w:sz w:val="18"/>
+                <w:szCs w:val="18"/>
+              </w:rPr>
+              <w:t xml:space="preserve">Sticker</w:t>
+            </w:r>
+          </w:p>
+        </w:tc>
+      </w:tr>
+      <w:tr>
+        <w:tc>
+          <w:tcPr>
+            <w:tcW w:type="dxa" w:w="1400"/>
+          </w:tcPr>
+          <w:p>
+            <w:r>
+              <w:rPr>
+                <w:sz w:val="18"/>
+                <w:szCs w:val="18"/>
+              </w:rPr>
+              <w:t xml:space="preserve">Lunes</w:t>
+            </w:r>
+          </w:p>
+        </w:tc>
+        <w:tc>
+          <w:tcPr>
+            <w:tcW w:type="dxa" w:w="4900"/>
+          </w:tcPr>
+          <w:p>
+            <w:r>
+              <w:rPr>
+                <w:sz w:val="18"/>
+                <w:szCs w:val="18"/>
+              </w:rPr>
+              <w:t xml:space="preserve">Secuencia de la pieza del día (3-5 frames, ver cada pieza).</w:t>
+            </w:r>
+          </w:p>
+        </w:tc>
+        <w:tc>
+          <w:tcPr>
+            <w:tcW w:type="dxa" w:w="3900"/>
+          </w:tcPr>
+          <w:p>
+            <w:r>
+              <w:rPr>
+                <w:sz w:val="18"/>
+                <w:szCs w:val="18"/>
+              </w:rPr>
+              <w:t xml:space="preserve">El que traiga la pieza.</w:t>
+            </w:r>
+          </w:p>
+        </w:tc>
+      </w:tr>
+      <w:tr>
+        <w:tc>
+          <w:tcPr>
+            <w:tcW w:type="dxa" w:w="1400"/>
+          </w:tcPr>
+          <w:p>
+            <w:r>
+              <w:rPr>
+                <w:sz w:val="18"/>
+                <w:szCs w:val="18"/>
+              </w:rPr>
+              <w:t xml:space="preserve">Martes</w:t>
+            </w:r>
+          </w:p>
+        </w:tc>
+        <w:tc>
+          <w:tcPr>
+            <w:tcW w:type="dxa" w:w="4900"/>
+          </w:tcPr>
+          <w:p>
+            <w:r>
+              <w:rPr>
+                <w:sz w:val="18"/>
+                <w:szCs w:val="18"/>
+              </w:rPr>
+              <w:t xml:space="preserve">Detrás de cámara: qué estás grabando, modelando o preparando. Sin producción.</w:t>
+            </w:r>
+          </w:p>
+        </w:tc>
+        <w:tc>
+          <w:tcPr>
+            <w:tcW w:type="dxa" w:w="3900"/>
+          </w:tcPr>
+          <w:p>
+            <w:r>
+              <w:rPr>
+                <w:sz w:val="18"/>
+                <w:szCs w:val="18"/>
+              </w:rPr>
+              <w:t xml:space="preserve">Ninguno o encuesta simple.</w:t>
+            </w:r>
+          </w:p>
+        </w:tc>
+      </w:tr>
+      <w:tr>
+        <w:tc>
+          <w:tcPr>
+            <w:tcW w:type="dxa" w:w="1400"/>
+          </w:tcPr>
+          <w:p>
+            <w:r>
+              <w:rPr>
+                <w:sz w:val="18"/>
+                <w:szCs w:val="18"/>
+              </w:rPr>
+              <w:t xml:space="preserve">Miércoles</w:t>
+            </w:r>
+          </w:p>
+        </w:tc>
+        <w:tc>
+          <w:tcPr>
+            <w:tcW w:type="dxa" w:w="4900"/>
+          </w:tcPr>
+          <w:p>
+            <w:r>
+              <w:rPr>
+                <w:sz w:val="18"/>
+                <w:szCs w:val="18"/>
+              </w:rPr>
+              <w:t xml:space="preserve">Secuencia de la pieza del día.</w:t>
+            </w:r>
+          </w:p>
+        </w:tc>
+        <w:tc>
+          <w:tcPr>
+            <w:tcW w:type="dxa" w:w="3900"/>
+          </w:tcPr>
+          <w:p>
+            <w:r>
+              <w:rPr>
+                <w:sz w:val="18"/>
+                <w:szCs w:val="18"/>
+              </w:rPr>
+              <w:t xml:space="preserve">El que traiga la pieza.</w:t>
+            </w:r>
+          </w:p>
+        </w:tc>
+      </w:tr>
+      <w:tr>
+        <w:tc>
+          <w:tcPr>
+            <w:tcW w:type="dxa" w:w="1400"/>
+          </w:tcPr>
+          <w:p>
+            <w:r>
+              <w:rPr>
+                <w:sz w:val="18"/>
+                <w:szCs w:val="18"/>
+              </w:rPr>
+              <w:t xml:space="preserve">Jueves</w:t>
+            </w:r>
+          </w:p>
+        </w:tc>
+        <w:tc>
+          <w:tcPr>
+            <w:tcW w:type="dxa" w:w="4900"/>
+          </w:tcPr>
+          <w:p>
+            <w:r>
+              <w:rPr>
+                <w:sz w:val="18"/>
+                <w:szCs w:val="18"/>
+              </w:rPr>
+              <w:t xml:space="preserve">Caja de preguntas abierta: «¿En qué estás atascado esta semana?»</w:t>
+            </w:r>
+          </w:p>
+        </w:tc>
+        <w:tc>
+          <w:tcPr>
+            <w:tcW w:type="dxa" w:w="3900"/>
+          </w:tcPr>
+          <w:p>
+            <w:r>
+              <w:rPr>
+                <w:sz w:val="18"/>
+                <w:szCs w:val="18"/>
+              </w:rPr>
+              <w:t xml:space="preserve">CAJA DE PREGUNTAS. Contestar en historias las 3 mejores al día siguiente.</w:t>
+            </w:r>
+          </w:p>
+        </w:tc>
+      </w:tr>
+      <w:tr>
+        <w:tc>
+          <w:tcPr>
+            <w:tcW w:type="dxa" w:w="1400"/>
+          </w:tcPr>
+          <w:p>
+            <w:r>
+              <w:rPr>
+                <w:sz w:val="18"/>
+                <w:szCs w:val="18"/>
+              </w:rPr>
+              <w:t xml:space="preserve">Viernes</w:t>
+            </w:r>
+          </w:p>
+        </w:tc>
+        <w:tc>
+          <w:tcPr>
+            <w:tcW w:type="dxa" w:w="4900"/>
+          </w:tcPr>
+          <w:p>
+            <w:r>
+              <w:rPr>
+                <w:sz w:val="18"/>
+                <w:szCs w:val="18"/>
+              </w:rPr>
+              <w:t xml:space="preserve">Secuencia de la pieza del día + republicar las respuestas del jueves.</w:t>
+            </w:r>
+          </w:p>
+        </w:tc>
+        <w:tc>
+          <w:tcPr>
+            <w:tcW w:type="dxa" w:w="3900"/>
+          </w:tcPr>
+          <w:p>
+            <w:r>
+              <w:rPr>
+                <w:sz w:val="18"/>
+                <w:szCs w:val="18"/>
+              </w:rPr>
+              <w:t xml:space="preserve">Enlace al post.</w:t>
+            </w:r>
+          </w:p>
+        </w:tc>
+      </w:tr>
+      <w:tr>
+        <w:tc>
+          <w:tcPr>
+            <w:tcW w:type="dxa" w:w="1400"/>
+          </w:tcPr>
+          <w:p>
+            <w:r>
+              <w:rPr>
+                <w:sz w:val="18"/>
+                <w:szCs w:val="18"/>
+              </w:rPr>
+              <w:t xml:space="preserve">Sábado</w:t>
+            </w:r>
+          </w:p>
+        </w:tc>
+        <w:tc>
+          <w:tcPr>
+            <w:tcW w:type="dxa" w:w="4900"/>
+          </w:tcPr>
+          <w:p>
+            <w:r>
+              <w:rPr>
+                <w:sz w:val="18"/>
+                <w:szCs w:val="18"/>
+              </w:rPr>
+              <w:t xml:space="preserve">Testimonio o avance de un alumno (con permiso). Prueba social, sin vender.</w:t>
+            </w:r>
+          </w:p>
+        </w:tc>
+        <w:tc>
+          <w:tcPr>
+            <w:tcW w:type="dxa" w:w="3900"/>
+          </w:tcPr>
+          <w:p>
+            <w:r>
+              <w:rPr>
+                <w:sz w:val="18"/>
+                <w:szCs w:val="18"/>
+              </w:rPr>
+              <w:t xml:space="preserve">Encuesta: «¿Te ves aquí?»</w:t>
+            </w:r>
+          </w:p>
+        </w:tc>
+      </w:tr>
+      <w:tr>
+        <w:tc>
+          <w:tcPr>
+            <w:tcW w:type="dxa" w:w="1400"/>
+          </w:tcPr>
+          <w:p>
+            <w:r>
+              <w:rPr>
+                <w:sz w:val="18"/>
+                <w:szCs w:val="18"/>
+              </w:rPr>
+              <w:t xml:space="preserve">Domingo</w:t>
+            </w:r>
+          </w:p>
+        </w:tc>
+        <w:tc>
+          <w:tcPr>
+            <w:tcW w:type="dxa" w:w="4900"/>
+          </w:tcPr>
+          <w:p>
+            <w:r>
+              <w:rPr>
+                <w:sz w:val="18"/>
+                <w:szCs w:val="18"/>
+              </w:rPr>
+              <w:t xml:space="preserve">Nada, o una sola de cierre de semana. Descansar también es estrategia.</w:t>
+            </w:r>
+          </w:p>
+        </w:tc>
+        <w:tc>
+          <w:tcPr>
+            <w:tcW w:type="dxa" w:w="3900"/>
+          </w:tcPr>
+          <w:p>
+            <w:r>
+              <w:rPr>
+                <w:sz w:val="18"/>
+                <w:szCs w:val="18"/>
+              </w:rPr>
+              <w:t xml:space="preserve">—</w:t>
+            </w:r>
+          </w:p>
+        </w:tc>
+      </w:tr>
+    </w:tbl>
+    <w:p>
+      <w:pPr>
+        <w:spacing w:after="100" w:before="280"/>
+      </w:pPr>
+      <w:r>
+        <w:rPr>
+          <w:b/>
+          <w:bCs/>
+          <w:color w:val="C96A1C"/>
+          <w:sz w:val="26"/>
+          <w:szCs w:val="26"/>
+        </w:rPr>
+        <w:t xml:space="preserve">Destacadas del perfil</w:t>
+      </w:r>
+    </w:p>
+    <w:p>
+      <w:pPr>
+        <w:spacing w:after="80"/>
+        <w:rPr>
+          <w:color w:val="5A6B7B"/>
+        </w:rPr>
+      </w:pPr>
+      <w:r>
+        <w:rPr>
+          <w:color w:val="5A6B7B"/>
+          <w:sz w:val="21"/>
+          <w:szCs w:val="21"/>
+        </w:rPr>
+        <w:t xml:space="preserve">Las buenas secuencias no se pierden a las 24 horas: se guardan en destacadas. Son la portada del perfil para quien te descubre.</w:t>
+      </w:r>
+    </w:p>
+    <w:p>
+      <w:pPr>
+        <w:pStyle w:val="ListParagraph"/>
+        <w:numPr>
+          <w:ilvl w:val="0"/>
+          <w:numId w:val="1"/>
+        </w:numPr>
+        <w:spacing w:after="50"/>
+      </w:pPr>
+      <w:r>
+        <w:rPr>
+          <w:sz w:val="21"/>
+          <w:szCs w:val="21"/>
+        </w:rPr>
+        <w:t xml:space="preserve">🔩 ACERO — las secuencias de conexiones, verificaciones y sobredimensionamiento.</w:t>
+      </w:r>
+    </w:p>
+    <w:p>
+      <w:pPr>
+        <w:pStyle w:val="ListParagraph"/>
+        <w:numPr>
+          <w:ilvl w:val="0"/>
+          <w:numId w:val="1"/>
+        </w:numPr>
+        <w:spacing w:after="50"/>
+      </w:pPr>
+      <w:r>
+        <w:rPr>
+          <w:sz w:val="21"/>
+          <w:szCs w:val="21"/>
+        </w:rPr>
+        <w:t xml:space="preserve">🎯 BIM + IA — Revit con IA, coordinación, criterio.</w:t>
+      </w:r>
+    </w:p>
+    <w:p>
+      <w:pPr>
+        <w:pStyle w:val="ListParagraph"/>
+        <w:numPr>
+          <w:ilvl w:val="0"/>
+          <w:numId w:val="1"/>
+        </w:numPr>
+        <w:spacing w:after="50"/>
+      </w:pPr>
+      <w:r>
+        <w:rPr>
+          <w:sz w:val="21"/>
+          <w:szCs w:val="21"/>
+        </w:rPr>
+        <w:t xml:space="preserve">🎁 HERRAMIENTAS — la calculadora y las que vengan.</w:t>
+      </w:r>
+    </w:p>
+    <w:p>
+      <w:pPr>
+        <w:pStyle w:val="ListParagraph"/>
+        <w:numPr>
+          <w:ilvl w:val="0"/>
+          <w:numId w:val="1"/>
+        </w:numPr>
+        <w:spacing w:after="50"/>
+      </w:pPr>
+      <w:r>
+        <w:rPr>
+          <w:sz w:val="21"/>
+          <w:szCs w:val="21"/>
+        </w:rPr>
+        <w:t xml:space="preserve">👥 COMUNIDAD — recaps y conversaciones.</w:t>
+      </w:r>
+    </w:p>
+    <w:p>
+      <w:pPr>
+        <w:pStyle w:val="ListParagraph"/>
+        <w:numPr>
+          <w:ilvl w:val="0"/>
+          <w:numId w:val="1"/>
+        </w:numPr>
+        <w:spacing w:after="50"/>
+      </w:pPr>
+      <w:r>
+        <w:rPr>
+          <w:sz w:val="21"/>
+          <w:szCs w:val="21"/>
+        </w:rPr>
+        <w:t xml:space="preserve">⭐ ALUMNOS — testimonios y casos.</w:t>
+      </w:r>
+    </w:p>
+    <w:p>
+      <w:pPr>
+        <w:pBdr>
+          <w:left w:val="single" w:color="C96A1C" w:sz="18" w:space="8"/>
+        </w:pBdr>
+        <w:shd w:fill="F4F7FA" w:val="clear"/>
+        <w:spacing w:after="100"/>
+      </w:pPr>
+      <w:r>
+        <w:rPr>
+          <w:i/>
+          <w:iCs/>
+          <w:color w:val="5A6B7B"/>
+          <w:sz w:val="20"/>
+          <w:szCs w:val="20"/>
+        </w:rPr>
+        <w:t xml:space="preserve">Cada pieza del mes tiene su secuencia de historias escrita frame por frame — está dentro del desarrollo de la pieza, en la sección 5.</w:t>
+      </w:r>
+    </w:p>
+    <w:p>
+      <w:r>
+        <w:br w:type="page"/>
+      </w:r>
+    </w:p>
+    <w:p>
+      <w:pPr>
+        <w:pStyle w:val="Heading1"/>
+        <w:spacing w:after="140" w:before="360"/>
+      </w:pPr>
+      <w:r>
+        <w:rPr>
+          <w:b/>
+          <w:bCs/>
+          <w:color w:val="0E2438"/>
+        </w:rPr>
+        <w:t xml:space="preserve">7 · VENTA y PAUTA — los anuncios (copy listo)</w:t>
       </w:r>
     </w:p>
     <w:p>
@@ -23535,7 +31245,7 @@
           <w:bCs/>
           <w:color w:val="0E2438"/>
         </w:rPr>
-        <w:t xml:space="preserve">7 · Banco de reserva (piezas listas por si se cae alguna)</w:t>
+        <w:t xml:space="preserve">8 · Banco de reserva (piezas listas por si se cae alguna)</w:t>
       </w:r>
     </w:p>
     <w:p>
@@ -25014,7 +32724,7 @@
           <w:bCs/>
           <w:color w:val="0E2438"/>
         </w:rPr>
-        <w:t xml:space="preserve">8 · Resumen operativo y checklist</w:t>
+        <w:t xml:space="preserve">9 · Resumen operativo y checklist</w:t>
       </w:r>
     </w:p>
     <w:tbl>

--- a/matriz-viral/entregables/Matriz-Contenido-Agosto-2026-DMA.docx
+++ b/matriz-viral/entregables/Matriz-Contenido-Agosto-2026-DMA.docx
@@ -43,7 +43,7 @@
           <w:sz w:val="22"/>
           <w:szCs w:val="22"/>
         </w:rPr>
-        <w:t xml:space="preserve">Desarrollo completo de cada pieza · incluye los pendientes de julio</w:t>
+        <w:t xml:space="preserve">Desarrollo completo de cada pieza, red por red</w:t>
       </w:r>
     </w:p>
     <w:p>
@@ -67,7 +67,7 @@
           <w:sz w:val="21"/>
           <w:szCs w:val="21"/>
         </w:rPr>
-        <w:t xml:space="preserve">Todo está construido sobre datos reales: la matriz viral de la cuenta (124 reels analizados) y el rendimiento de las campañas activas de los últimos 30 días.</w:t>
+        <w:t xml:space="preserve">Todo está construido sobre datos reales: la matriz viral de la cuenta (151 piezas analizadas, al 2026-08-16) y el rendimiento real de las campañas.</w:t>
       </w:r>
     </w:p>
     <w:p>
@@ -619,7 +619,7 @@
           <w:bCs/>
           <w:color w:val="0E2438"/>
         </w:rPr>
-        <w:t xml:space="preserve">3 · Qué está trayendo clientes (campañas reales, últimos 30 días)</w:t>
+        <w:t xml:space="preserve">3 · Qué está trayendo clientes (pauta real)</w:t>
       </w:r>
     </w:p>
     <w:p>
@@ -631,12 +631,12 @@
           <w:sz w:val="21"/>
           <w:szCs w:val="21"/>
         </w:rPr>
-        <w:t xml:space="preserve">Datos de tu cuenta publicitaria: $1,474 invertidos · 1,873 leads · CPL promedio $0.79.</w:t>
+        <w:t xml:space="preserve">Cuenta publicitaria, ventana 2026-07-17 → 2026-08-15: $959.34 invertidos · 1231 leads · CPL promedio $0.78.</w:t>
       </w:r>
     </w:p>
     <w:tbl>
       <w:tblPr>
-        <w:tblW w:type="dxa" w:w="10200"/>
+        <w:tblW w:type="dxa" w:w="9200"/>
         <w:tblBorders>
           <w:top w:val="single" w:color="auto" w:sz="4"/>
           <w:left w:val="single" w:color="auto" w:sz="4"/>
@@ -647,10 +647,11 @@
         </w:tblBorders>
       </w:tblPr>
       <w:tblGrid>
-        <w:gridCol w:w="900"/>
-        <w:gridCol w:w="3300"/>
-        <w:gridCol w:w="1200"/>
-        <w:gridCol w:w="4800"/>
+        <w:gridCol w:w="4200"/>
+        <w:gridCol w:w="1300"/>
+        <w:gridCol w:w="1100"/>
+        <w:gridCol w:w="1600"/>
+        <w:gridCol w:w="1000"/>
       </w:tblGrid>
       <w:tr>
         <w:trPr>
@@ -658,7 +659,7 @@
         </w:trPr>
         <w:tc>
           <w:tcPr>
-            <w:tcW w:type="dxa" w:w="900"/>
+            <w:tcW w:type="dxa" w:w="4200"/>
             <w:shd w:fill="0E2438" w:val="clear"/>
           </w:tcPr>
           <w:p>
@@ -670,13 +671,13 @@
                 <w:sz w:val="18"/>
                 <w:szCs w:val="18"/>
               </w:rPr>
-              <w:t xml:space="preserve">Leads</w:t>
-            </w:r>
-          </w:p>
-        </w:tc>
-        <w:tc>
-          <w:tcPr>
-            <w:tcW w:type="dxa" w:w="3300"/>
+              <w:t xml:space="preserve">Campaña</w:t>
+            </w:r>
+          </w:p>
+        </w:tc>
+        <w:tc>
+          <w:tcPr>
+            <w:tcW w:type="dxa" w:w="1300"/>
             <w:shd w:fill="0E2438" w:val="clear"/>
           </w:tcPr>
           <w:p>
@@ -688,13 +689,13 @@
                 <w:sz w:val="18"/>
                 <w:szCs w:val="18"/>
               </w:rPr>
-              <w:t xml:space="preserve">Campaña</w:t>
-            </w:r>
-          </w:p>
-        </w:tc>
-        <w:tc>
-          <w:tcPr>
-            <w:tcW w:type="dxa" w:w="1200"/>
+              <w:t xml:space="preserve">Gasto</w:t>
+            </w:r>
+          </w:p>
+        </w:tc>
+        <w:tc>
+          <w:tcPr>
+            <w:tcW w:type="dxa" w:w="1100"/>
             <w:shd w:fill="0E2438" w:val="clear"/>
           </w:tcPr>
           <w:p>
@@ -706,13 +707,13 @@
                 <w:sz w:val="18"/>
                 <w:szCs w:val="18"/>
               </w:rPr>
-              <w:t xml:space="preserve">CPL</w:t>
-            </w:r>
-          </w:p>
-        </w:tc>
-        <w:tc>
-          <w:tcPr>
-            <w:tcW w:type="dxa" w:w="4800"/>
+              <w:t xml:space="preserve">Leads</w:t>
+            </w:r>
+          </w:p>
+        </w:tc>
+        <w:tc>
+          <w:tcPr>
+            <w:tcW w:type="dxa" w:w="1600"/>
             <w:shd w:fill="0E2438" w:val="clear"/>
           </w:tcPr>
           <w:p>
@@ -724,43 +725,89 @@
                 <w:sz w:val="18"/>
                 <w:szCs w:val="18"/>
               </w:rPr>
-              <w:t xml:space="preserve">Lectura</w:t>
-            </w:r>
-          </w:p>
-        </w:tc>
-      </w:tr>
-      <w:tr>
-        <w:tc>
-          <w:tcPr>
-            <w:tcW w:type="dxa" w:w="900"/>
-          </w:tcPr>
-          <w:p>
-            <w:r>
-              <w:rPr>
-                <w:sz w:val="18"/>
-                <w:szCs w:val="18"/>
-              </w:rPr>
-              <w:t xml:space="preserve">582</w:t>
-            </w:r>
-          </w:p>
-        </w:tc>
-        <w:tc>
-          <w:tcPr>
-            <w:tcW w:type="dxa" w:w="3300"/>
-          </w:tcPr>
-          <w:p>
-            <w:r>
-              <w:rPr>
-                <w:sz w:val="18"/>
-                <w:szCs w:val="18"/>
-              </w:rPr>
-              <w:t xml:space="preserve">ESPE.1 ACERO – WhatsApp</w:t>
-            </w:r>
-          </w:p>
-        </w:tc>
-        <w:tc>
-          <w:tcPr>
-            <w:tcW w:type="dxa" w:w="1200"/>
+              <w:t xml:space="preserve">Vía</w:t>
+            </w:r>
+          </w:p>
+        </w:tc>
+        <w:tc>
+          <w:tcPr>
+            <w:tcW w:type="dxa" w:w="1000"/>
+            <w:shd w:fill="0E2438" w:val="clear"/>
+          </w:tcPr>
+          <w:p>
+            <w:r>
+              <w:rPr>
+                <w:b/>
+                <w:bCs/>
+                <w:color w:val="FFFFFF"/>
+                <w:sz w:val="18"/>
+                <w:szCs w:val="18"/>
+              </w:rPr>
+              <w:t xml:space="preserve">CPL</w:t>
+            </w:r>
+          </w:p>
+        </w:tc>
+      </w:tr>
+      <w:tr>
+        <w:tc>
+          <w:tcPr>
+            <w:tcW w:type="dxa" w:w="4200"/>
+          </w:tcPr>
+          <w:p>
+            <w:r>
+              <w:rPr>
+                <w:sz w:val="18"/>
+                <w:szCs w:val="18"/>
+              </w:rPr>
+              <w:t xml:space="preserve">🟡 [JUL] ESPE.1 ACERO - WSP SMS (geo-split)</w:t>
+            </w:r>
+          </w:p>
+        </w:tc>
+        <w:tc>
+          <w:tcPr>
+            <w:tcW w:type="dxa" w:w="1300"/>
+          </w:tcPr>
+          <w:p>
+            <w:r>
+              <w:rPr>
+                <w:sz w:val="18"/>
+                <w:szCs w:val="18"/>
+              </w:rPr>
+              <w:t xml:space="preserve">$475.43</w:t>
+            </w:r>
+          </w:p>
+        </w:tc>
+        <w:tc>
+          <w:tcPr>
+            <w:tcW w:type="dxa" w:w="1100"/>
+          </w:tcPr>
+          <w:p>
+            <w:r>
+              <w:rPr>
+                <w:sz w:val="18"/>
+                <w:szCs w:val="18"/>
+              </w:rPr>
+              <w:t xml:space="preserve">783</w:t>
+            </w:r>
+          </w:p>
+        </w:tc>
+        <w:tc>
+          <w:tcPr>
+            <w:tcW w:type="dxa" w:w="1600"/>
+          </w:tcPr>
+          <w:p>
+            <w:r>
+              <w:rPr>
+                <w:sz w:val="18"/>
+                <w:szCs w:val="18"/>
+              </w:rPr>
+              <w:t xml:space="preserve">WhatsApp</w:t>
+            </w:r>
+          </w:p>
+        </w:tc>
+        <w:tc>
+          <w:tcPr>
+            <w:tcW w:type="dxa" w:w="1000"/>
           </w:tcPr>
           <w:p>
             <w:r>
@@ -772,285 +819,111 @@
             </w:r>
           </w:p>
         </w:tc>
-        <w:tc>
-          <w:tcPr>
-            <w:tcW w:type="dxa" w:w="4800"/>
-          </w:tcPr>
-          <w:p>
-            <w:r>
-              <w:rPr>
-                <w:sz w:val="18"/>
-                <w:szCs w:val="18"/>
-              </w:rPr>
-              <w:t xml:space="preserve">ACERO manda en volumen</w:t>
-            </w:r>
-          </w:p>
-        </w:tc>
-      </w:tr>
-      <w:tr>
-        <w:tc>
-          <w:tcPr>
-            <w:tcW w:type="dxa" w:w="900"/>
-          </w:tcPr>
-          <w:p>
-            <w:r>
-              <w:rPr>
-                <w:sz w:val="18"/>
-                <w:szCs w:val="18"/>
-              </w:rPr>
-              <w:t xml:space="preserve">535</w:t>
-            </w:r>
-          </w:p>
-        </w:tc>
-        <w:tc>
-          <w:tcPr>
-            <w:tcW w:type="dxa" w:w="3300"/>
-          </w:tcPr>
-          <w:p>
-            <w:r>
-              <w:rPr>
-                <w:sz w:val="18"/>
-                <w:szCs w:val="18"/>
-              </w:rPr>
-              <w:t xml:space="preserve">MÁSTER – Formulario V2</w:t>
-            </w:r>
-          </w:p>
-        </w:tc>
-        <w:tc>
-          <w:tcPr>
-            <w:tcW w:type="dxa" w:w="1200"/>
-          </w:tcPr>
-          <w:p>
-            <w:r>
-              <w:rPr>
-                <w:sz w:val="18"/>
-                <w:szCs w:val="18"/>
-              </w:rPr>
-              <w:t xml:space="preserve">$0.71</w:t>
-            </w:r>
-          </w:p>
-        </w:tc>
-        <w:tc>
-          <w:tcPr>
-            <w:tcW w:type="dxa" w:w="4800"/>
-          </w:tcPr>
-          <w:p>
-            <w:r>
-              <w:rPr>
-                <w:sz w:val="18"/>
-                <w:szCs w:val="18"/>
-              </w:rPr>
-              <w:t xml:space="preserve">El Máster convierte bien y sostenido</w:t>
-            </w:r>
-          </w:p>
-        </w:tc>
-      </w:tr>
-      <w:tr>
-        <w:tc>
-          <w:tcPr>
-            <w:tcW w:type="dxa" w:w="900"/>
-          </w:tcPr>
-          <w:p>
-            <w:r>
-              <w:rPr>
-                <w:sz w:val="18"/>
-                <w:szCs w:val="18"/>
-              </w:rPr>
-              <w:t xml:space="preserve">486</w:t>
-            </w:r>
-          </w:p>
-        </w:tc>
-        <w:tc>
-          <w:tcPr>
-            <w:tcW w:type="dxa" w:w="3300"/>
-          </w:tcPr>
-          <w:p>
-            <w:r>
-              <w:rPr>
-                <w:sz w:val="18"/>
-                <w:szCs w:val="18"/>
-              </w:rPr>
-              <w:t xml:space="preserve">ACERO geo-split – WSP + SMS</w:t>
-            </w:r>
-          </w:p>
-        </w:tc>
-        <w:tc>
-          <w:tcPr>
-            <w:tcW w:type="dxa" w:w="1200"/>
-          </w:tcPr>
-          <w:p>
-            <w:r>
-              <w:rPr>
-                <w:sz w:val="18"/>
-                <w:szCs w:val="18"/>
-              </w:rPr>
-              <w:t xml:space="preserve">$0.45</w:t>
-            </w:r>
-          </w:p>
-        </w:tc>
-        <w:tc>
-          <w:tcPr>
-            <w:tcW w:type="dxa" w:w="4800"/>
-          </w:tcPr>
-          <w:p>
-            <w:r>
-              <w:rPr>
-                <w:sz w:val="18"/>
-                <w:szCs w:val="18"/>
-              </w:rPr>
-              <w:t xml:space="preserve">EL MEJOR CPL. Segmentar por zona funciona</w:t>
-            </w:r>
-          </w:p>
-        </w:tc>
-      </w:tr>
-      <w:tr>
-        <w:tc>
-          <w:tcPr>
-            <w:tcW w:type="dxa" w:w="900"/>
-          </w:tcPr>
-          <w:p>
-            <w:r>
-              <w:rPr>
-                <w:sz w:val="18"/>
-                <w:szCs w:val="18"/>
-              </w:rPr>
-              <w:t xml:space="preserve">125</w:t>
-            </w:r>
-          </w:p>
-        </w:tc>
-        <w:tc>
-          <w:tcPr>
-            <w:tcW w:type="dxa" w:w="3300"/>
-          </w:tcPr>
-          <w:p>
-            <w:r>
-              <w:rPr>
-                <w:sz w:val="18"/>
-                <w:szCs w:val="18"/>
-              </w:rPr>
-              <w:t xml:space="preserve">MÁSTER BIM+IA – WSP API</w:t>
-            </w:r>
-          </w:p>
-        </w:tc>
-        <w:tc>
-          <w:tcPr>
-            <w:tcW w:type="dxa" w:w="1200"/>
-          </w:tcPr>
-          <w:p>
-            <w:r>
-              <w:rPr>
-                <w:sz w:val="18"/>
-                <w:szCs w:val="18"/>
-              </w:rPr>
-              <w:t xml:space="preserve">$0.51</w:t>
-            </w:r>
-          </w:p>
-        </w:tc>
-        <w:tc>
-          <w:tcPr>
-            <w:tcW w:type="dxa" w:w="4800"/>
-          </w:tcPr>
-          <w:p>
-            <w:r>
-              <w:rPr>
-                <w:sz w:val="18"/>
-                <w:szCs w:val="18"/>
-              </w:rPr>
-              <w:t xml:space="preserve">CPL excelente con $64. Hay que escalarla</w:t>
-            </w:r>
-          </w:p>
-        </w:tc>
-      </w:tr>
-      <w:tr>
-        <w:tc>
-          <w:tcPr>
-            <w:tcW w:type="dxa" w:w="900"/>
-          </w:tcPr>
-          <w:p>
-            <w:r>
-              <w:rPr>
-                <w:sz w:val="18"/>
-                <w:szCs w:val="18"/>
-              </w:rPr>
-              <w:t xml:space="preserve">1</w:t>
-            </w:r>
-          </w:p>
-        </w:tc>
-        <w:tc>
-          <w:tcPr>
-            <w:tcW w:type="dxa" w:w="3300"/>
-          </w:tcPr>
-          <w:p>
-            <w:r>
-              <w:rPr>
-                <w:sz w:val="18"/>
-                <w:szCs w:val="18"/>
-              </w:rPr>
-              <w:t xml:space="preserve">Curso SAP2000 – LANDING</w:t>
-            </w:r>
-          </w:p>
-        </w:tc>
-        <w:tc>
-          <w:tcPr>
-            <w:tcW w:type="dxa" w:w="1200"/>
-          </w:tcPr>
-          <w:p>
-            <w:r>
-              <w:rPr>
-                <w:sz w:val="18"/>
-                <w:szCs w:val="18"/>
-              </w:rPr>
-              <w:t xml:space="preserve">$164.64</w:t>
-            </w:r>
-          </w:p>
-        </w:tc>
-        <w:tc>
-          <w:tcPr>
-            <w:tcW w:type="dxa" w:w="4800"/>
-          </w:tcPr>
-          <w:p>
-            <w:r>
-              <w:rPr>
-                <w:sz w:val="18"/>
-                <w:szCs w:val="18"/>
-              </w:rPr>
-              <w:t xml:space="preserve">❌ La landing destruye el CPL</w:t>
-            </w:r>
-          </w:p>
-        </w:tc>
-      </w:tr>
-      <w:tr>
-        <w:tc>
-          <w:tcPr>
-            <w:tcW w:type="dxa" w:w="900"/>
-          </w:tcPr>
-          <w:p>
-            <w:r>
-              <w:rPr>
-                <w:sz w:val="18"/>
-                <w:szCs w:val="18"/>
-              </w:rPr>
-              <w:t xml:space="preserve">0</w:t>
-            </w:r>
-          </w:p>
-        </w:tc>
-        <w:tc>
-          <w:tcPr>
-            <w:tcW w:type="dxa" w:w="3300"/>
-          </w:tcPr>
-          <w:p>
-            <w:r>
-              <w:rPr>
-                <w:sz w:val="18"/>
-                <w:szCs w:val="18"/>
-              </w:rPr>
-              <w:t xml:space="preserve">Tráfico al perfil – IG</w:t>
-            </w:r>
-          </w:p>
-        </w:tc>
-        <w:tc>
-          <w:tcPr>
-            <w:tcW w:type="dxa" w:w="1200"/>
+      </w:tr>
+      <w:tr>
+        <w:tc>
+          <w:tcPr>
+            <w:tcW w:type="dxa" w:w="4200"/>
+          </w:tcPr>
+          <w:p>
+            <w:r>
+              <w:rPr>
+                <w:sz w:val="18"/>
+                <w:szCs w:val="18"/>
+              </w:rPr>
+              <w:t xml:space="preserve">🟡[18MAYO] MASTER - FORM V2</w:t>
+            </w:r>
+          </w:p>
+        </w:tc>
+        <w:tc>
+          <w:tcPr>
+            <w:tcW w:type="dxa" w:w="1300"/>
+          </w:tcPr>
+          <w:p>
+            <w:r>
+              <w:rPr>
+                <w:sz w:val="18"/>
+                <w:szCs w:val="18"/>
+              </w:rPr>
+              <w:t xml:space="preserve">$267.39</w:t>
+            </w:r>
+          </w:p>
+        </w:tc>
+        <w:tc>
+          <w:tcPr>
+            <w:tcW w:type="dxa" w:w="1100"/>
+          </w:tcPr>
+          <w:p>
+            <w:r>
+              <w:rPr>
+                <w:sz w:val="18"/>
+                <w:szCs w:val="18"/>
+              </w:rPr>
+              <w:t xml:space="preserve">226</w:t>
+            </w:r>
+          </w:p>
+        </w:tc>
+        <w:tc>
+          <w:tcPr>
+            <w:tcW w:type="dxa" w:w="1600"/>
+          </w:tcPr>
+          <w:p>
+            <w:r>
+              <w:rPr>
+                <w:sz w:val="18"/>
+                <w:szCs w:val="18"/>
+              </w:rPr>
+              <w:t xml:space="preserve">Formulario</w:t>
+            </w:r>
+          </w:p>
+        </w:tc>
+        <w:tc>
+          <w:tcPr>
+            <w:tcW w:type="dxa" w:w="1000"/>
+          </w:tcPr>
+          <w:p>
+            <w:r>
+              <w:rPr>
+                <w:sz w:val="18"/>
+                <w:szCs w:val="18"/>
+              </w:rPr>
+              <w:t xml:space="preserve">$1.18</w:t>
+            </w:r>
+          </w:p>
+        </w:tc>
+      </w:tr>
+      <w:tr>
+        <w:tc>
+          <w:tcPr>
+            <w:tcW w:type="dxa" w:w="4200"/>
+          </w:tcPr>
+          <w:p>
+            <w:r>
+              <w:rPr>
+                <w:sz w:val="18"/>
+                <w:szCs w:val="18"/>
+              </w:rPr>
+              <w:t xml:space="preserve">🟢[12MAYO] TRÁFICO AL PERFIL - IG</w:t>
+            </w:r>
+          </w:p>
+        </w:tc>
+        <w:tc>
+          <w:tcPr>
+            <w:tcW w:type="dxa" w:w="1300"/>
+          </w:tcPr>
+          <w:p>
+            <w:r>
+              <w:rPr>
+                <w:sz w:val="18"/>
+                <w:szCs w:val="18"/>
+              </w:rPr>
+              <w:t xml:space="preserve">$81.52</w:t>
+            </w:r>
+          </w:p>
+        </w:tc>
+        <w:tc>
+          <w:tcPr>
+            <w:tcW w:type="dxa" w:w="1100"/>
           </w:tcPr>
           <w:p>
             <w:r>
@@ -1064,20 +937,216 @@
         </w:tc>
         <w:tc>
           <w:tcPr>
-            <w:tcW w:type="dxa" w:w="4800"/>
-          </w:tcPr>
-          <w:p>
-            <w:r>
-              <w:rPr>
-                <w:sz w:val="18"/>
-                <w:szCs w:val="18"/>
-              </w:rPr>
-              <w:t xml:space="preserve">CTR 15% y cero leads. No genera negocio</w:t>
+            <w:tcW w:type="dxa" w:w="1600"/>
+          </w:tcPr>
+          <w:p>
+            <w:r>
+              <w:rPr>
+                <w:sz w:val="18"/>
+                <w:szCs w:val="18"/>
+              </w:rPr>
+              <w:t xml:space="preserve">—</w:t>
+            </w:r>
+          </w:p>
+        </w:tc>
+        <w:tc>
+          <w:tcPr>
+            <w:tcW w:type="dxa" w:w="1000"/>
+          </w:tcPr>
+          <w:p>
+            <w:r>
+              <w:rPr>
+                <w:sz w:val="18"/>
+                <w:szCs w:val="18"/>
+              </w:rPr>
+              <w:t xml:space="preserve">—</w:t>
+            </w:r>
+          </w:p>
+        </w:tc>
+      </w:tr>
+      <w:tr>
+        <w:tc>
+          <w:tcPr>
+            <w:tcW w:type="dxa" w:w="4200"/>
+          </w:tcPr>
+          <w:p>
+            <w:r>
+              <w:rPr>
+                <w:sz w:val="18"/>
+                <w:szCs w:val="18"/>
+              </w:rPr>
+              <w:t xml:space="preserve">🟡 [AGOSTO] MASTER BIM+IA - WSP API</w:t>
+            </w:r>
+          </w:p>
+        </w:tc>
+        <w:tc>
+          <w:tcPr>
+            <w:tcW w:type="dxa" w:w="1300"/>
+          </w:tcPr>
+          <w:p>
+            <w:r>
+              <w:rPr>
+                <w:sz w:val="18"/>
+                <w:szCs w:val="18"/>
+              </w:rPr>
+              <w:t xml:space="preserve">$72.85</w:t>
+            </w:r>
+          </w:p>
+        </w:tc>
+        <w:tc>
+          <w:tcPr>
+            <w:tcW w:type="dxa" w:w="1100"/>
+          </w:tcPr>
+          <w:p>
+            <w:r>
+              <w:rPr>
+                <w:sz w:val="18"/>
+                <w:szCs w:val="18"/>
+              </w:rPr>
+              <w:t xml:space="preserve">128</w:t>
+            </w:r>
+          </w:p>
+        </w:tc>
+        <w:tc>
+          <w:tcPr>
+            <w:tcW w:type="dxa" w:w="1600"/>
+          </w:tcPr>
+          <w:p>
+            <w:r>
+              <w:rPr>
+                <w:sz w:val="18"/>
+                <w:szCs w:val="18"/>
+              </w:rPr>
+              <w:t xml:space="preserve">WhatsApp</w:t>
+            </w:r>
+          </w:p>
+        </w:tc>
+        <w:tc>
+          <w:tcPr>
+            <w:tcW w:type="dxa" w:w="1000"/>
+          </w:tcPr>
+          <w:p>
+            <w:r>
+              <w:rPr>
+                <w:sz w:val="18"/>
+                <w:szCs w:val="18"/>
+              </w:rPr>
+              <w:t xml:space="preserve">$0.57</w:t>
+            </w:r>
+          </w:p>
+        </w:tc>
+      </w:tr>
+      <w:tr>
+        <w:tc>
+          <w:tcPr>
+            <w:tcW w:type="dxa" w:w="4200"/>
+          </w:tcPr>
+          <w:p>
+            <w:r>
+              <w:rPr>
+                <w:sz w:val="18"/>
+                <w:szCs w:val="18"/>
+              </w:rPr>
+              <w:t xml:space="preserve">🟡 [AGOSTO] ESPE.1 ACERO - FORM (geo-split)</w:t>
+            </w:r>
+          </w:p>
+        </w:tc>
+        <w:tc>
+          <w:tcPr>
+            <w:tcW w:type="dxa" w:w="1300"/>
+          </w:tcPr>
+          <w:p>
+            <w:r>
+              <w:rPr>
+                <w:sz w:val="18"/>
+                <w:szCs w:val="18"/>
+              </w:rPr>
+              <w:t xml:space="preserve">$62.15</w:t>
+            </w:r>
+          </w:p>
+        </w:tc>
+        <w:tc>
+          <w:tcPr>
+            <w:tcW w:type="dxa" w:w="1100"/>
+          </w:tcPr>
+          <w:p>
+            <w:r>
+              <w:rPr>
+                <w:sz w:val="18"/>
+                <w:szCs w:val="18"/>
+              </w:rPr>
+              <w:t xml:space="preserve">93</w:t>
+            </w:r>
+          </w:p>
+        </w:tc>
+        <w:tc>
+          <w:tcPr>
+            <w:tcW w:type="dxa" w:w="1600"/>
+          </w:tcPr>
+          <w:p>
+            <w:r>
+              <w:rPr>
+                <w:sz w:val="18"/>
+                <w:szCs w:val="18"/>
+              </w:rPr>
+              <w:t xml:space="preserve">Formulario</w:t>
+            </w:r>
+          </w:p>
+        </w:tc>
+        <w:tc>
+          <w:tcPr>
+            <w:tcW w:type="dxa" w:w="1000"/>
+          </w:tcPr>
+          <w:p>
+            <w:r>
+              <w:rPr>
+                <w:sz w:val="18"/>
+                <w:szCs w:val="18"/>
+              </w:rPr>
+              <w:t xml:space="preserve">$0.67</w:t>
             </w:r>
           </w:p>
         </w:tc>
       </w:tr>
     </w:tbl>
+    <w:p>
+      <w:pPr>
+        <w:pBdr>
+          <w:left w:val="single" w:color="C96A1C" w:sz="18" w:space="8"/>
+        </w:pBdr>
+        <w:shd w:fill="F4F7FA" w:val="clear"/>
+        <w:spacing w:after="100"/>
+      </w:pPr>
+      <w:r>
+        <w:rPr>
+          <w:i/>
+          <w:iCs/>
+          <w:color w:val="5A6B7B"/>
+          <w:sz w:val="20"/>
+          <w:szCs w:val="20"/>
+        </w:rPr>
+        <w:t xml:space="preserve">⚠️ 1 campaña(s) gastaron $81.52 sin un solo lead: 🟢[12MAYO] TRÁFICO AL PERFIL - IG. Un CTR alto sin conversión no es una buena campaña.</w:t>
+      </w:r>
+    </w:p>
+    <w:p>
+      <w:pPr>
+        <w:pBdr>
+          <w:left w:val="single" w:color="C96A1C" w:sz="18" w:space="8"/>
+        </w:pBdr>
+        <w:shd w:fill="F4F7FA" w:val="clear"/>
+        <w:spacing w:after="100"/>
+      </w:pPr>
+      <w:r>
+        <w:rPr>
+          <w:i/>
+          <w:iCs/>
+          <w:color w:val="5A6B7B"/>
+          <w:sz w:val="20"/>
+          <w:szCs w:val="20"/>
+        </w:rPr>
+        <w:t xml:space="preserve">2 campaña(s) sin gasto en la ventana: están pausadas o sin entregar. No se listan.</w:t>
+      </w:r>
+    </w:p>
     <w:p>
       <w:pPr>
         <w:spacing w:after="100" w:before="280"/>
@@ -1090,58 +1159,19 @@
           <w:sz w:val="26"/>
           <w:szCs w:val="26"/>
         </w:rPr>
-        <w:t xml:space="preserve">Las 3 conclusiones para la pauta</w:t>
-      </w:r>
-    </w:p>
-    <w:p>
-      <w:pPr>
-        <w:pStyle w:val="ListParagraph"/>
-        <w:numPr>
-          <w:ilvl w:val="0"/>
-          <w:numId w:val="1"/>
-        </w:numPr>
-        <w:spacing w:after="50"/>
+        <w:t xml:space="preserve">Lo que volvió de verdad</w:t>
+      </w:r>
+    </w:p>
+    <w:p>
+      <w:pPr>
+        <w:spacing w:after="80"/>
       </w:pPr>
       <w:r>
         <w:rPr>
           <w:sz w:val="21"/>
           <w:szCs w:val="21"/>
         </w:rPr>
-        <w:t xml:space="preserve">WhatsApp gana siempre. Todos los ganadores van a WSP; la única landing hizo CPL $164 contra $0.45 del mejor.</w:t>
-      </w:r>
-    </w:p>
-    <w:p>
-      <w:pPr>
-        <w:pStyle w:val="ListParagraph"/>
-        <w:numPr>
-          <w:ilvl w:val="0"/>
-          <w:numId w:val="1"/>
-        </w:numPr>
-        <w:spacing w:after="50"/>
-      </w:pPr>
-      <w:r>
-        <w:rPr>
-          <w:sz w:val="21"/>
-          <w:szCs w:val="21"/>
-        </w:rPr>
-        <w:t xml:space="preserve">ACERO es el caballo de batalla: 1,086 leads combinados con el CPL más bajo. Por eso este mes suma 3 piezas orgánicas de acero.</w:t>
-      </w:r>
-    </w:p>
-    <w:p>
-      <w:pPr>
-        <w:pStyle w:val="ListParagraph"/>
-        <w:numPr>
-          <w:ilvl w:val="0"/>
-          <w:numId w:val="1"/>
-        </w:numPr>
-        <w:spacing w:after="50"/>
-      </w:pPr>
-      <w:r>
-        <w:rPr>
-          <w:sz w:val="21"/>
-          <w:szCs w:val="21"/>
-        </w:rPr>
-        <w:t xml:space="preserve">Los anuncios ganadores son IMÁGENES simples (el top, «IMG2»: 558 leads, CPL $0.58), no producciones caras.</w:t>
+        <w:t xml:space="preserve">Cobrado en el periodo: $10.767,91. Por cada dólar de pauta volvieron $11.22.</w:t>
       </w:r>
     </w:p>
     <w:p>
@@ -1160,7 +1190,7 @@
           <w:sz w:val="20"/>
           <w:szCs w:val="20"/>
         </w:rPr>
-        <w:t xml:space="preserve">Ojo con la métrica bonita: «Tráfico al perfil» tuvo el CTR más alto de la cuenta (15%) y cero negocio. El CTR sin conversión no es una buena campaña.</w:t>
+        <w:t xml:space="preserve">Es lo COBRADO en Stripe y PayPal, no lo que el CRM marcó ganado ni lo que estimó el píxel. No todo es atribuible a la pauta: hay orgánico y recompra.</w:t>
       </w:r>
     </w:p>
     <w:p>
@@ -1179,7 +1209,999 @@
           <w:bCs/>
           <w:color w:val="0E2438"/>
         </w:rPr>
-        <w:t xml:space="preserve">4 · Calendario del mes de un vistazo</w:t>
+        <w:t xml:space="preserve">4 · Cómo va el contenido (tu cuenta, datos reales)</w:t>
+      </w:r>
+    </w:p>
+    <w:p>
+      <w:pPr>
+        <w:spacing w:after="80"/>
+      </w:pPr>
+      <w:r>
+        <w:rPr>
+          <w:sz w:val="21"/>
+          <w:szCs w:val="21"/>
+        </w:rPr>
+        <w:t xml:space="preserve">151 piezas analizadas · 13.210.187 vistas · mediana 5246 · refrescado el 2026-08-16.</w:t>
+      </w:r>
+    </w:p>
+    <w:tbl>
+      <w:tblPr>
+        <w:tblW w:type="dxa" w:w="9200"/>
+        <w:tblBorders>
+          <w:top w:val="single" w:color="auto" w:sz="4"/>
+          <w:left w:val="single" w:color="auto" w:sz="4"/>
+          <w:bottom w:val="single" w:color="auto" w:sz="4"/>
+          <w:right w:val="single" w:color="auto" w:sz="4"/>
+          <w:insideH w:val="single" w:color="auto" w:sz="4"/>
+          <w:insideV w:val="single" w:color="auto" w:sz="4"/>
+        </w:tblBorders>
+      </w:tblPr>
+      <w:tblGrid>
+        <w:gridCol w:w="3600"/>
+        <w:gridCol w:w="1300"/>
+        <w:gridCol w:w="1800"/>
+        <w:gridCol w:w="2500"/>
+      </w:tblGrid>
+      <w:tr>
+        <w:trPr>
+          <w:tblHeader/>
+        </w:trPr>
+        <w:tc>
+          <w:tcPr>
+            <w:tcW w:type="dxa" w:w="3600"/>
+            <w:shd w:fill="0E2438" w:val="clear"/>
+          </w:tcPr>
+          <w:p>
+            <w:r>
+              <w:rPr>
+                <w:b/>
+                <w:bCs/>
+                <w:color w:val="FFFFFF"/>
+                <w:sz w:val="18"/>
+                <w:szCs w:val="18"/>
+              </w:rPr>
+              <w:t xml:space="preserve">Eje</w:t>
+            </w:r>
+          </w:p>
+        </w:tc>
+        <w:tc>
+          <w:tcPr>
+            <w:tcW w:type="dxa" w:w="1300"/>
+            <w:shd w:fill="0E2438" w:val="clear"/>
+          </w:tcPr>
+          <w:p>
+            <w:r>
+              <w:rPr>
+                <w:b/>
+                <w:bCs/>
+                <w:color w:val="FFFFFF"/>
+                <w:sz w:val="18"/>
+                <w:szCs w:val="18"/>
+              </w:rPr>
+              <w:t xml:space="preserve">Piezas</w:t>
+            </w:r>
+          </w:p>
+        </w:tc>
+        <w:tc>
+          <w:tcPr>
+            <w:tcW w:type="dxa" w:w="1800"/>
+            <w:shd w:fill="0E2438" w:val="clear"/>
+          </w:tcPr>
+          <w:p>
+            <w:r>
+              <w:rPr>
+                <w:b/>
+                <w:bCs/>
+                <w:color w:val="FFFFFF"/>
+                <w:sz w:val="18"/>
+                <w:szCs w:val="18"/>
+              </w:rPr>
+              <w:t xml:space="preserve">% piezas</w:t>
+            </w:r>
+          </w:p>
+        </w:tc>
+        <w:tc>
+          <w:tcPr>
+            <w:tcW w:type="dxa" w:w="2500"/>
+            <w:shd w:fill="0E2438" w:val="clear"/>
+          </w:tcPr>
+          <w:p>
+            <w:r>
+              <w:rPr>
+                <w:b/>
+                <w:bCs/>
+                <w:color w:val="FFFFFF"/>
+                <w:sz w:val="18"/>
+                <w:szCs w:val="18"/>
+              </w:rPr>
+              <w:t xml:space="preserve">% del alcance</w:t>
+            </w:r>
+          </w:p>
+        </w:tc>
+      </w:tr>
+      <w:tr>
+        <w:tc>
+          <w:tcPr>
+            <w:tcW w:type="dxa" w:w="3600"/>
+          </w:tcPr>
+          <w:p>
+            <w:r>
+              <w:rPr>
+                <w:sz w:val="18"/>
+                <w:szCs w:val="18"/>
+              </w:rPr>
+              <w:t xml:space="preserve">OBRA</w:t>
+            </w:r>
+          </w:p>
+        </w:tc>
+        <w:tc>
+          <w:tcPr>
+            <w:tcW w:type="dxa" w:w="1300"/>
+          </w:tcPr>
+          <w:p>
+            <w:r>
+              <w:rPr>
+                <w:sz w:val="18"/>
+                <w:szCs w:val="18"/>
+              </w:rPr>
+              <w:t xml:space="preserve">78</w:t>
+            </w:r>
+          </w:p>
+        </w:tc>
+        <w:tc>
+          <w:tcPr>
+            <w:tcW w:type="dxa" w:w="1800"/>
+          </w:tcPr>
+          <w:p>
+            <w:r>
+              <w:rPr>
+                <w:sz w:val="18"/>
+                <w:szCs w:val="18"/>
+              </w:rPr>
+              <w:t xml:space="preserve">52%</w:t>
+            </w:r>
+          </w:p>
+        </w:tc>
+        <w:tc>
+          <w:tcPr>
+            <w:tcW w:type="dxa" w:w="2500"/>
+          </w:tcPr>
+          <w:p>
+            <w:r>
+              <w:rPr>
+                <w:sz w:val="18"/>
+                <w:szCs w:val="18"/>
+              </w:rPr>
+              <w:t xml:space="preserve">98.1%</w:t>
+            </w:r>
+          </w:p>
+        </w:tc>
+      </w:tr>
+      <w:tr>
+        <w:tc>
+          <w:tcPr>
+            <w:tcW w:type="dxa" w:w="3600"/>
+          </w:tcPr>
+          <w:p>
+            <w:r>
+              <w:rPr>
+                <w:sz w:val="18"/>
+                <w:szCs w:val="18"/>
+              </w:rPr>
+              <w:t xml:space="preserve">NÚCLEO-IA</w:t>
+            </w:r>
+          </w:p>
+        </w:tc>
+        <w:tc>
+          <w:tcPr>
+            <w:tcW w:type="dxa" w:w="1300"/>
+          </w:tcPr>
+          <w:p>
+            <w:r>
+              <w:rPr>
+                <w:sz w:val="18"/>
+                <w:szCs w:val="18"/>
+              </w:rPr>
+              <w:t xml:space="preserve">29</w:t>
+            </w:r>
+          </w:p>
+        </w:tc>
+        <w:tc>
+          <w:tcPr>
+            <w:tcW w:type="dxa" w:w="1800"/>
+          </w:tcPr>
+          <w:p>
+            <w:r>
+              <w:rPr>
+                <w:sz w:val="18"/>
+                <w:szCs w:val="18"/>
+              </w:rPr>
+              <w:t xml:space="preserve">19%</w:t>
+            </w:r>
+          </w:p>
+        </w:tc>
+        <w:tc>
+          <w:tcPr>
+            <w:tcW w:type="dxa" w:w="2500"/>
+          </w:tcPr>
+          <w:p>
+            <w:r>
+              <w:rPr>
+                <w:sz w:val="18"/>
+                <w:szCs w:val="18"/>
+              </w:rPr>
+              <w:t xml:space="preserve">0.7%</w:t>
+            </w:r>
+          </w:p>
+        </w:tc>
+      </w:tr>
+      <w:tr>
+        <w:tc>
+          <w:tcPr>
+            <w:tcW w:type="dxa" w:w="3600"/>
+          </w:tcPr>
+          <w:p>
+            <w:r>
+              <w:rPr>
+                <w:sz w:val="18"/>
+                <w:szCs w:val="18"/>
+              </w:rPr>
+              <w:t xml:space="preserve">NÚCLEO-BIM</w:t>
+            </w:r>
+          </w:p>
+        </w:tc>
+        <w:tc>
+          <w:tcPr>
+            <w:tcW w:type="dxa" w:w="1300"/>
+          </w:tcPr>
+          <w:p>
+            <w:r>
+              <w:rPr>
+                <w:sz w:val="18"/>
+                <w:szCs w:val="18"/>
+              </w:rPr>
+              <w:t xml:space="preserve">21</w:t>
+            </w:r>
+          </w:p>
+        </w:tc>
+        <w:tc>
+          <w:tcPr>
+            <w:tcW w:type="dxa" w:w="1800"/>
+          </w:tcPr>
+          <w:p>
+            <w:r>
+              <w:rPr>
+                <w:sz w:val="18"/>
+                <w:szCs w:val="18"/>
+              </w:rPr>
+              <w:t xml:space="preserve">14%</w:t>
+            </w:r>
+          </w:p>
+        </w:tc>
+        <w:tc>
+          <w:tcPr>
+            <w:tcW w:type="dxa" w:w="2500"/>
+          </w:tcPr>
+          <w:p>
+            <w:r>
+              <w:rPr>
+                <w:sz w:val="18"/>
+                <w:szCs w:val="18"/>
+              </w:rPr>
+              <w:t xml:space="preserve">0.6%</w:t>
+            </w:r>
+          </w:p>
+        </w:tc>
+      </w:tr>
+      <w:tr>
+        <w:tc>
+          <w:tcPr>
+            <w:tcW w:type="dxa" w:w="3600"/>
+          </w:tcPr>
+          <w:p>
+            <w:r>
+              <w:rPr>
+                <w:sz w:val="18"/>
+                <w:szCs w:val="18"/>
+              </w:rPr>
+              <w:t xml:space="preserve">sin clasificar</w:t>
+            </w:r>
+          </w:p>
+        </w:tc>
+        <w:tc>
+          <w:tcPr>
+            <w:tcW w:type="dxa" w:w="1300"/>
+          </w:tcPr>
+          <w:p>
+            <w:r>
+              <w:rPr>
+                <w:sz w:val="18"/>
+                <w:szCs w:val="18"/>
+              </w:rPr>
+              <w:t xml:space="preserve">14</w:t>
+            </w:r>
+          </w:p>
+        </w:tc>
+        <w:tc>
+          <w:tcPr>
+            <w:tcW w:type="dxa" w:w="1800"/>
+          </w:tcPr>
+          <w:p>
+            <w:r>
+              <w:rPr>
+                <w:sz w:val="18"/>
+                <w:szCs w:val="18"/>
+              </w:rPr>
+              <w:t xml:space="preserve">9%</w:t>
+            </w:r>
+          </w:p>
+        </w:tc>
+        <w:tc>
+          <w:tcPr>
+            <w:tcW w:type="dxa" w:w="2500"/>
+          </w:tcPr>
+          <w:p>
+            <w:r>
+              <w:rPr>
+                <w:sz w:val="18"/>
+                <w:szCs w:val="18"/>
+              </w:rPr>
+              <w:t xml:space="preserve">0.4%</w:t>
+            </w:r>
+          </w:p>
+        </w:tc>
+      </w:tr>
+      <w:tr>
+        <w:tc>
+          <w:tcPr>
+            <w:tcW w:type="dxa" w:w="3600"/>
+          </w:tcPr>
+          <w:p>
+            <w:r>
+              <w:rPr>
+                <w:sz w:val="18"/>
+                <w:szCs w:val="18"/>
+              </w:rPr>
+              <w:t xml:space="preserve">PROMO</w:t>
+            </w:r>
+          </w:p>
+        </w:tc>
+        <w:tc>
+          <w:tcPr>
+            <w:tcW w:type="dxa" w:w="1300"/>
+          </w:tcPr>
+          <w:p>
+            <w:r>
+              <w:rPr>
+                <w:sz w:val="18"/>
+                <w:szCs w:val="18"/>
+              </w:rPr>
+              <w:t xml:space="preserve">7</w:t>
+            </w:r>
+          </w:p>
+        </w:tc>
+        <w:tc>
+          <w:tcPr>
+            <w:tcW w:type="dxa" w:w="1800"/>
+          </w:tcPr>
+          <w:p>
+            <w:r>
+              <w:rPr>
+                <w:sz w:val="18"/>
+                <w:szCs w:val="18"/>
+              </w:rPr>
+              <w:t xml:space="preserve">5%</w:t>
+            </w:r>
+          </w:p>
+        </w:tc>
+        <w:tc>
+          <w:tcPr>
+            <w:tcW w:type="dxa" w:w="2500"/>
+          </w:tcPr>
+          <w:p>
+            <w:r>
+              <w:rPr>
+                <w:sz w:val="18"/>
+                <w:szCs w:val="18"/>
+              </w:rPr>
+              <w:t xml:space="preserve">0.2%</w:t>
+            </w:r>
+          </w:p>
+        </w:tc>
+      </w:tr>
+      <w:tr>
+        <w:tc>
+          <w:tcPr>
+            <w:tcW w:type="dxa" w:w="3600"/>
+          </w:tcPr>
+          <w:p>
+            <w:r>
+              <w:rPr>
+                <w:sz w:val="18"/>
+                <w:szCs w:val="18"/>
+              </w:rPr>
+              <w:t xml:space="preserve">COMUNIDAD</w:t>
+            </w:r>
+          </w:p>
+        </w:tc>
+        <w:tc>
+          <w:tcPr>
+            <w:tcW w:type="dxa" w:w="1300"/>
+          </w:tcPr>
+          <w:p>
+            <w:r>
+              <w:rPr>
+                <w:sz w:val="18"/>
+                <w:szCs w:val="18"/>
+              </w:rPr>
+              <w:t xml:space="preserve">2</w:t>
+            </w:r>
+          </w:p>
+        </w:tc>
+        <w:tc>
+          <w:tcPr>
+            <w:tcW w:type="dxa" w:w="1800"/>
+          </w:tcPr>
+          <w:p>
+            <w:r>
+              <w:rPr>
+                <w:sz w:val="18"/>
+                <w:szCs w:val="18"/>
+              </w:rPr>
+              <w:t xml:space="preserve">1%</w:t>
+            </w:r>
+          </w:p>
+        </w:tc>
+        <w:tc>
+          <w:tcPr>
+            <w:tcW w:type="dxa" w:w="2500"/>
+          </w:tcPr>
+          <w:p>
+            <w:r>
+              <w:rPr>
+                <w:sz w:val="18"/>
+                <w:szCs w:val="18"/>
+              </w:rPr>
+              <w:t xml:space="preserve">0.1%</w:t>
+            </w:r>
+          </w:p>
+        </w:tc>
+      </w:tr>
+    </w:tbl>
+    <w:p>
+      <w:pPr>
+        <w:pBdr>
+          <w:left w:val="single" w:color="C96A1C" w:sz="18" w:space="8"/>
+        </w:pBdr>
+        <w:shd w:fill="F4F7FA" w:val="clear"/>
+        <w:spacing w:after="100"/>
+      </w:pPr>
+      <w:r>
+        <w:rPr>
+          <w:i/>
+          <w:iCs/>
+          <w:color w:val="5A6B7B"/>
+          <w:sz w:val="20"/>
+          <w:szCs w:val="20"/>
+        </w:rPr>
+        <w:t xml:space="preserve">OBRA se lleva el 98.1% del alcance con el 52% de las piezas — y trae publico que mira pero no compra. El formato viral funciona; el tema es el que hay que mover al nucleo BIM+IA.</w:t>
+      </w:r>
+    </w:p>
+    <w:p>
+      <w:pPr>
+        <w:spacing w:after="100" w:before="280"/>
+      </w:pPr>
+      <w:r>
+        <w:rPr>
+          <w:b/>
+          <w:bCs/>
+          <w:color w:val="C96A1C"/>
+          <w:sz w:val="26"/>
+          <w:szCs w:val="26"/>
+        </w:rPr>
+        <w:t xml:space="preserve">Las piezas que mas conversacion generaron</w:t>
+      </w:r>
+    </w:p>
+    <w:p>
+      <w:pPr>
+        <w:spacing w:after="80"/>
+        <w:rPr>
+          <w:i/>
+          <w:iCs/>
+          <w:color w:val="5A6B7B"/>
+        </w:rPr>
+      </w:pPr>
+      <w:r>
+        <w:rPr>
+          <w:i/>
+          <w:iCs/>
+          <w:color w:val="5A6B7B"/>
+          <w:sz w:val="21"/>
+          <w:szCs w:val="21"/>
+        </w:rPr>
+        <w:t xml:space="preserve">Ordenadas por comentarios, no por vistas: el comentario es lo que dispara el bot y abre la venta.</w:t>
+      </w:r>
+    </w:p>
+    <w:tbl>
+      <w:tblPr>
+        <w:tblW w:type="dxa" w:w="9200"/>
+        <w:tblBorders>
+          <w:top w:val="single" w:color="auto" w:sz="4"/>
+          <w:left w:val="single" w:color="auto" w:sz="4"/>
+          <w:bottom w:val="single" w:color="auto" w:sz="4"/>
+          <w:right w:val="single" w:color="auto" w:sz="4"/>
+          <w:insideH w:val="single" w:color="auto" w:sz="4"/>
+          <w:insideV w:val="single" w:color="auto" w:sz="4"/>
+        </w:tblBorders>
+      </w:tblPr>
+      <w:tblGrid>
+        <w:gridCol w:w="1500"/>
+        <w:gridCol w:w="1500"/>
+        <w:gridCol w:w="1700"/>
+        <w:gridCol w:w="4500"/>
+      </w:tblGrid>
+      <w:tr>
+        <w:trPr>
+          <w:tblHeader/>
+        </w:trPr>
+        <w:tc>
+          <w:tcPr>
+            <w:tcW w:type="dxa" w:w="1500"/>
+            <w:shd w:fill="0E2438" w:val="clear"/>
+          </w:tcPr>
+          <w:p>
+            <w:r>
+              <w:rPr>
+                <w:b/>
+                <w:bCs/>
+                <w:color w:val="FFFFFF"/>
+                <w:sz w:val="18"/>
+                <w:szCs w:val="18"/>
+              </w:rPr>
+              <w:t xml:space="preserve">Comentarios</w:t>
+            </w:r>
+          </w:p>
+        </w:tc>
+        <w:tc>
+          <w:tcPr>
+            <w:tcW w:type="dxa" w:w="1500"/>
+            <w:shd w:fill="0E2438" w:val="clear"/>
+          </w:tcPr>
+          <w:p>
+            <w:r>
+              <w:rPr>
+                <w:b/>
+                <w:bCs/>
+                <w:color w:val="FFFFFF"/>
+                <w:sz w:val="18"/>
+                <w:szCs w:val="18"/>
+              </w:rPr>
+              <w:t xml:space="preserve">Vistas</w:t>
+            </w:r>
+          </w:p>
+        </w:tc>
+        <w:tc>
+          <w:tcPr>
+            <w:tcW w:type="dxa" w:w="1700"/>
+            <w:shd w:fill="0E2438" w:val="clear"/>
+          </w:tcPr>
+          <w:p>
+            <w:r>
+              <w:rPr>
+                <w:b/>
+                <w:bCs/>
+                <w:color w:val="FFFFFF"/>
+                <w:sz w:val="18"/>
+                <w:szCs w:val="18"/>
+              </w:rPr>
+              <w:t xml:space="preserve">Eje</w:t>
+            </w:r>
+          </w:p>
+        </w:tc>
+        <w:tc>
+          <w:tcPr>
+            <w:tcW w:type="dxa" w:w="4500"/>
+            <w:shd w:fill="0E2438" w:val="clear"/>
+          </w:tcPr>
+          <w:p>
+            <w:r>
+              <w:rPr>
+                <w:b/>
+                <w:bCs/>
+                <w:color w:val="FFFFFF"/>
+                <w:sz w:val="18"/>
+                <w:szCs w:val="18"/>
+              </w:rPr>
+              <w:t xml:space="preserve">Pieza</w:t>
+            </w:r>
+          </w:p>
+        </w:tc>
+      </w:tr>
+      <w:tr>
+        <w:tc>
+          <w:tcPr>
+            <w:tcW w:type="dxa" w:w="1500"/>
+          </w:tcPr>
+          <w:p>
+            <w:r>
+              <w:rPr>
+                <w:sz w:val="18"/>
+                <w:szCs w:val="18"/>
+              </w:rPr>
+              <w:t xml:space="preserve">759</w:t>
+            </w:r>
+          </w:p>
+        </w:tc>
+        <w:tc>
+          <w:tcPr>
+            <w:tcW w:type="dxa" w:w="1500"/>
+          </w:tcPr>
+          <w:p>
+            <w:r>
+              <w:rPr>
+                <w:sz w:val="18"/>
+                <w:szCs w:val="18"/>
+              </w:rPr>
+              <w:t xml:space="preserve">708.870</w:t>
+            </w:r>
+          </w:p>
+        </w:tc>
+        <w:tc>
+          <w:tcPr>
+            <w:tcW w:type="dxa" w:w="1700"/>
+          </w:tcPr>
+          <w:p>
+            <w:r>
+              <w:rPr>
+                <w:sz w:val="18"/>
+                <w:szCs w:val="18"/>
+              </w:rPr>
+              <w:t xml:space="preserve">OBRA</w:t>
+            </w:r>
+          </w:p>
+        </w:tc>
+        <w:tc>
+          <w:tcPr>
+            <w:tcW w:type="dxa" w:w="4500"/>
+          </w:tcPr>
+          <w:p>
+            <w:r>
+              <w:rPr>
+                <w:sz w:val="18"/>
+                <w:szCs w:val="18"/>
+              </w:rPr>
+              <w:t xml:space="preserve">Anclaje de tierra con tornillo vs cimentación</w:t>
+            </w:r>
+          </w:p>
+        </w:tc>
+      </w:tr>
+      <w:tr>
+        <w:tc>
+          <w:tcPr>
+            <w:tcW w:type="dxa" w:w="1500"/>
+          </w:tcPr>
+          <w:p>
+            <w:r>
+              <w:rPr>
+                <w:sz w:val="18"/>
+                <w:szCs w:val="18"/>
+              </w:rPr>
+              <w:t xml:space="preserve">521</w:t>
+            </w:r>
+          </w:p>
+        </w:tc>
+        <w:tc>
+          <w:tcPr>
+            <w:tcW w:type="dxa" w:w="1500"/>
+          </w:tcPr>
+          <w:p>
+            <w:r>
+              <w:rPr>
+                <w:sz w:val="18"/>
+                <w:szCs w:val="18"/>
+              </w:rPr>
+              <w:t xml:space="preserve">1.701.819</w:t>
+            </w:r>
+          </w:p>
+        </w:tc>
+        <w:tc>
+          <w:tcPr>
+            <w:tcW w:type="dxa" w:w="1700"/>
+          </w:tcPr>
+          <w:p>
+            <w:r>
+              <w:rPr>
+                <w:sz w:val="18"/>
+                <w:szCs w:val="18"/>
+              </w:rPr>
+              <w:t xml:space="preserve">OBRA</w:t>
+            </w:r>
+          </w:p>
+        </w:tc>
+        <w:tc>
+          <w:tcPr>
+            <w:tcW w:type="dxa" w:w="4500"/>
+          </w:tcPr>
+          <w:p>
+            <w:r>
+              <w:rPr>
+                <w:sz w:val="18"/>
+                <w:szCs w:val="18"/>
+              </w:rPr>
+              <w:t xml:space="preserve">Columnas de acero enterradas como cimentación</w:t>
+            </w:r>
+          </w:p>
+        </w:tc>
+      </w:tr>
+      <w:tr>
+        <w:tc>
+          <w:tcPr>
+            <w:tcW w:type="dxa" w:w="1500"/>
+          </w:tcPr>
+          <w:p>
+            <w:r>
+              <w:rPr>
+                <w:sz w:val="18"/>
+                <w:szCs w:val="18"/>
+              </w:rPr>
+              <w:t xml:space="preserve">470</w:t>
+            </w:r>
+          </w:p>
+        </w:tc>
+        <w:tc>
+          <w:tcPr>
+            <w:tcW w:type="dxa" w:w="1500"/>
+          </w:tcPr>
+          <w:p>
+            <w:r>
+              <w:rPr>
+                <w:sz w:val="18"/>
+                <w:szCs w:val="18"/>
+              </w:rPr>
+              <w:t xml:space="preserve">4.720.794</w:t>
+            </w:r>
+          </w:p>
+        </w:tc>
+        <w:tc>
+          <w:tcPr>
+            <w:tcW w:type="dxa" w:w="1700"/>
+          </w:tcPr>
+          <w:p>
+            <w:r>
+              <w:rPr>
+                <w:sz w:val="18"/>
+                <w:szCs w:val="18"/>
+              </w:rPr>
+              <w:t xml:space="preserve">OBRA</w:t>
+            </w:r>
+          </w:p>
+        </w:tc>
+        <w:tc>
+          <w:tcPr>
+            <w:tcW w:type="dxa" w:w="4500"/>
+          </w:tcPr>
+          <w:p>
+            <w:r>
+              <w:rPr>
+                <w:sz w:val="18"/>
+                <w:szCs w:val="18"/>
+              </w:rPr>
+              <w:t xml:space="preserve">Encofrado modular: ya no son tablas y clavos</w:t>
+            </w:r>
+          </w:p>
+        </w:tc>
+      </w:tr>
+      <w:tr>
+        <w:tc>
+          <w:tcPr>
+            <w:tcW w:type="dxa" w:w="1500"/>
+          </w:tcPr>
+          <w:p>
+            <w:r>
+              <w:rPr>
+                <w:sz w:val="18"/>
+                <w:szCs w:val="18"/>
+              </w:rPr>
+              <w:t xml:space="preserve">314</w:t>
+            </w:r>
+          </w:p>
+        </w:tc>
+        <w:tc>
+          <w:tcPr>
+            <w:tcW w:type="dxa" w:w="1500"/>
+          </w:tcPr>
+          <w:p>
+            <w:r>
+              <w:rPr>
+                <w:sz w:val="18"/>
+                <w:szCs w:val="18"/>
+              </w:rPr>
+              <w:t xml:space="preserve">752.713</w:t>
+            </w:r>
+          </w:p>
+        </w:tc>
+        <w:tc>
+          <w:tcPr>
+            <w:tcW w:type="dxa" w:w="1700"/>
+          </w:tcPr>
+          <w:p>
+            <w:r>
+              <w:rPr>
+                <w:sz w:val="18"/>
+                <w:szCs w:val="18"/>
+              </w:rPr>
+              <w:t xml:space="preserve">OBRA</w:t>
+            </w:r>
+          </w:p>
+        </w:tc>
+        <w:tc>
+          <w:tcPr>
+            <w:tcW w:type="dxa" w:w="4500"/>
+          </w:tcPr>
+          <w:p>
+            <w:r>
+              <w:rPr>
+                <w:sz w:val="18"/>
+                <w:szCs w:val="18"/>
+              </w:rPr>
+              <w:t xml:space="preserve">Pasajuntas: los "palitos milagrosos" de las losas</w:t>
+            </w:r>
+          </w:p>
+        </w:tc>
+      </w:tr>
+      <w:tr>
+        <w:tc>
+          <w:tcPr>
+            <w:tcW w:type="dxa" w:w="1500"/>
+          </w:tcPr>
+          <w:p>
+            <w:r>
+              <w:rPr>
+                <w:sz w:val="18"/>
+                <w:szCs w:val="18"/>
+              </w:rPr>
+              <w:t xml:space="preserve">222</w:t>
+            </w:r>
+          </w:p>
+        </w:tc>
+        <w:tc>
+          <w:tcPr>
+            <w:tcW w:type="dxa" w:w="1500"/>
+          </w:tcPr>
+          <w:p>
+            <w:r>
+              <w:rPr>
+                <w:sz w:val="18"/>
+                <w:szCs w:val="18"/>
+              </w:rPr>
+              <w:t xml:space="preserve">1.116.938</w:t>
+            </w:r>
+          </w:p>
+        </w:tc>
+        <w:tc>
+          <w:tcPr>
+            <w:tcW w:type="dxa" w:w="1700"/>
+          </w:tcPr>
+          <w:p>
+            <w:r>
+              <w:rPr>
+                <w:sz w:val="18"/>
+                <w:szCs w:val="18"/>
+              </w:rPr>
+              <w:t xml:space="preserve">OBRA</w:t>
+            </w:r>
+          </w:p>
+        </w:tc>
+        <w:tc>
+          <w:tcPr>
+            <w:tcW w:type="dxa" w:w="4500"/>
+          </w:tcPr>
+          <w:p>
+            <w:r>
+              <w:rPr>
+                <w:sz w:val="18"/>
+                <w:szCs w:val="18"/>
+              </w:rPr>
+              <w:t xml:space="preserve">Aislamiento sísmico: edificios que se mueven con el sismo</w:t>
+            </w:r>
+          </w:p>
+        </w:tc>
+      </w:tr>
+      <w:tr>
+        <w:tc>
+          <w:tcPr>
+            <w:tcW w:type="dxa" w:w="1500"/>
+          </w:tcPr>
+          <w:p>
+            <w:r>
+              <w:rPr>
+                <w:sz w:val="18"/>
+                <w:szCs w:val="18"/>
+              </w:rPr>
+              <w:t xml:space="preserve">152</w:t>
+            </w:r>
+          </w:p>
+        </w:tc>
+        <w:tc>
+          <w:tcPr>
+            <w:tcW w:type="dxa" w:w="1500"/>
+          </w:tcPr>
+          <w:p>
+            <w:r>
+              <w:rPr>
+                <w:sz w:val="18"/>
+                <w:szCs w:val="18"/>
+              </w:rPr>
+              <w:t xml:space="preserve">676.227</w:t>
+            </w:r>
+          </w:p>
+        </w:tc>
+        <w:tc>
+          <w:tcPr>
+            <w:tcW w:type="dxa" w:w="1700"/>
+          </w:tcPr>
+          <w:p>
+            <w:r>
+              <w:rPr>
+                <w:sz w:val="18"/>
+                <w:szCs w:val="18"/>
+              </w:rPr>
+              <w:t xml:space="preserve">OBRA</w:t>
+            </w:r>
+          </w:p>
+        </w:tc>
+        <w:tc>
+          <w:tcPr>
+            <w:tcW w:type="dxa" w:w="4500"/>
+          </w:tcPr>
+          <w:p>
+            <w:r>
+              <w:rPr>
+                <w:sz w:val="18"/>
+                <w:szCs w:val="18"/>
+              </w:rPr>
+              <w:t xml:space="preserve">Humor: ingenieros a las 11:47pm "reforzando conceptos"</w:t>
+            </w:r>
+          </w:p>
+        </w:tc>
+      </w:tr>
+    </w:tbl>
+    <w:p>
+      <w:pPr>
+        <w:pBdr>
+          <w:left w:val="single" w:color="C96A1C" w:sz="18" w:space="8"/>
+        </w:pBdr>
+        <w:shd w:fill="F4F7FA" w:val="clear"/>
+        <w:spacing w:after="100"/>
+      </w:pPr>
+      <w:r>
+        <w:rPr>
+          <w:i/>
+          <w:iCs/>
+          <w:color w:val="5A6B7B"/>
+          <w:sz w:val="20"/>
+          <w:szCs w:val="20"/>
+        </w:rPr>
+        <w:t xml:space="preserve">14 pieza(s) estan sin clasificar por eje. Hasta que se les ponga, no cuentan en el diagnostico de arriba.</w:t>
+      </w:r>
+    </w:p>
+    <w:p>
+      <w:r>
+        <w:br w:type="page"/>
+      </w:r>
+    </w:p>
+    <w:p>
+      <w:pPr>
+        <w:pStyle w:val="Heading1"/>
+        <w:spacing w:after="140" w:before="360"/>
+      </w:pPr>
+      <w:r>
+        <w:rPr>
+          <w:b/>
+          <w:bCs/>
+          <w:color w:val="0E2438"/>
+        </w:rPr>
+        <w:t xml:space="preserve">5 · Calendario del mes de un vistazo</w:t>
       </w:r>
     </w:p>
     <w:p>
@@ -1369,7 +2391,7 @@
                 <w:sz w:val="18"/>
                 <w:szCs w:val="18"/>
               </w:rPr>
-              <w:t xml:space="preserve">3 cosas que tu Revit ya hace con IA y no sabías</w:t>
+              <w:t xml:space="preserve">La IA de Revit: qué trae de verdad y en qué versión</w:t>
             </w:r>
           </w:p>
         </w:tc>
@@ -2648,7 +3670,7 @@
           <w:bCs/>
           <w:color w:val="0E2438"/>
         </w:rPr>
-        <w:t xml:space="preserve">5 · Desarrollo completo, pieza por pieza</w:t>
+        <w:t xml:space="preserve">6 · Desarrollo completo, pieza por pieza</w:t>
       </w:r>
     </w:p>
     <w:p>
@@ -2711,7 +3733,7 @@
           <w:sz w:val="24"/>
           <w:szCs w:val="24"/>
         </w:rPr>
-        <w:t xml:space="preserve">3 cosas que tu Revit ya hace con IA y no sabías</w:t>
+        <w:t xml:space="preserve">La IA de Revit: qué trae de verdad y en qué versión</w:t>
       </w:r>
     </w:p>
     <w:tbl>
@@ -2918,7 +3940,7 @@
           <w:left w:val="single" w:color="C96A1C" w:sz="20" w:space="8"/>
         </w:pBdr>
         <w:shd w:fill="FDF1E4" w:val="clear"/>
-        <w:spacing w:after="140"/>
+        <w:spacing w:after="0"/>
       </w:pPr>
       <w:r>
         <w:rPr>
@@ -2928,7 +3950,26 @@
           <w:sz w:val="21"/>
           <w:szCs w:val="21"/>
         </w:rPr>
-        <w:t xml:space="preserve">Tu Revit ya tiene IA adentro. Y probablemente nunca la activaste.</w:t>
+        <w:t xml:space="preserve">Revit ya tiene IA. Pero solo si estás en la versión correcta — y no hace lo que te están</w:t>
+      </w:r>
+    </w:p>
+    <w:p>
+      <w:pPr>
+        <w:pBdr>
+          <w:left w:val="single" w:color="C96A1C" w:sz="20" w:space="8"/>
+        </w:pBdr>
+        <w:shd w:fill="FDF1E4" w:val="clear"/>
+        <w:spacing w:after="140"/>
+      </w:pPr>
+      <w:r>
+        <w:rPr>
+          <w:b/>
+          <w:bCs/>
+          <w:color w:val="0E2438"/>
+          <w:sz w:val="21"/>
+          <w:szCs w:val="21"/>
+        </w:rPr>
+        <w:t xml:space="preserve">contando.</w:t>
       </w:r>
     </w:p>
     <w:p>
@@ -2944,7 +3985,7 @@
           <w:sz w:val="18"/>
           <w:szCs w:val="18"/>
         </w:rPr>
-        <w:t xml:space="preserve">Carrusel — qué va en cada diapositiva (6 slides)</w:t>
+        <w:t xml:space="preserve">Carrusel — qué va en cada diapositiva (8 slides)</w:t>
       </w:r>
     </w:p>
     <w:p>
@@ -2959,7 +4000,7 @@
           <w:sz w:val="19"/>
           <w:szCs w:val="19"/>
         </w:rPr>
-        <w:t xml:space="preserve">SLIDE 1 de 6</w:t>
+        <w:t xml:space="preserve">SLIDE 1 de 8</w:t>
       </w:r>
     </w:p>
     <w:p>
@@ -2976,7 +4017,7 @@
           <w:sz w:val="18"/>
           <w:szCs w:val="18"/>
         </w:rPr>
-        <w:t xml:space="preserve">Tu Revit ya tiene IA adentro. Y probablemente nunca la activaste. 3 funciones →</w:t>
+        <w:t xml:space="preserve">Revit ya tiene IA. Pero solo si estás en la versión correcta. Lo que sí trae →</w:t>
       </w:r>
     </w:p>
     <w:p>
@@ -3002,7 +4043,7 @@
           <w:sz w:val="19"/>
           <w:szCs w:val="19"/>
         </w:rPr>
-        <w:t xml:space="preserve">Portada. Captura de la interfaz de Revit desenfocada al fondo, velo azul encima. Título en 3 líneas, «IA» en naranja. Flecha «3 funciones →».</w:t>
+        <w:t xml:space="preserve">Portada. Captura de la interfaz de Revit desenfocada al fondo, velo azul marino #001e30. Título en 3 líneas, «IA» en naranja #ca7520. Flecha «lo que sí trae →».</w:t>
       </w:r>
     </w:p>
     <w:p>
@@ -3017,7 +4058,7 @@
           <w:sz w:val="19"/>
           <w:szCs w:val="19"/>
         </w:rPr>
-        <w:t xml:space="preserve">SLIDE 2 de 6</w:t>
+        <w:t xml:space="preserve">SLIDE 2 de 8</w:t>
       </w:r>
     </w:p>
     <w:p>
@@ -3034,7 +4075,7 @@
           <w:sz w:val="18"/>
           <w:szCs w:val="18"/>
         </w:rPr>
-        <w:t xml:space="preserve">01 · Genera detalles constructivos — con Autodesk AI Assist le describes el detalle y te arma</w:t>
+        <w:t xml:space="preserve">Primero la verdad: Autodesk dice que HASTA REVIT 2026 no hay funciones de IA. Lo que existe</w:t>
       </w:r>
     </w:p>
     <w:p>
@@ -3051,7 +4092,7 @@
           <w:sz w:val="18"/>
           <w:szCs w:val="18"/>
         </w:rPr>
-        <w:t xml:space="preserve">la primera versión.</w:t>
+        <w:t xml:space="preserve">llegó en 2027.</w:t>
       </w:r>
     </w:p>
     <w:p>
@@ -3077,7 +4118,7 @@
           <w:sz w:val="19"/>
           <w:szCs w:val="19"/>
         </w:rPr>
-        <w:t xml:space="preserve">Número 01 gigante en naranja. Captura real del panel de Autodesk AI Assist. Texto a la derecha, dos líneas máximo.</w:t>
+        <w:t xml:space="preserve">Slide de dato duro. Fondo azul, texto grande centrado. «2026» tachado en rojo, «2027» en naranja. Abajo, pequeño: «fuente: help.autodesk.com».</w:t>
       </w:r>
     </w:p>
     <w:p>
@@ -3092,7 +4133,7 @@
           <w:sz w:val="19"/>
           <w:szCs w:val="19"/>
         </w:rPr>
-        <w:t xml:space="preserve">SLIDE 3 de 6</w:t>
+        <w:t xml:space="preserve">SLIDE 3 de 8</w:t>
       </w:r>
     </w:p>
     <w:p>
@@ -3109,7 +4150,7 @@
           <w:sz w:val="18"/>
           <w:szCs w:val="18"/>
         </w:rPr>
-        <w:t xml:space="preserve">02 · Detecta y RESUELVE choques — ya no solo dice “aquí hay un choque”: te sugiere la solución</w:t>
+        <w:t xml:space="preserve">01 · Autodesk Assistant — le escribes en lenguaje normal y crea láminas, tablas y plantas.</w:t>
       </w:r>
     </w:p>
     <w:p>
@@ -3126,7 +4167,7 @@
           <w:sz w:val="18"/>
           <w:szCs w:val="18"/>
         </w:rPr>
-        <w:t xml:space="preserve">más común según miles de proyectos.</w:t>
+        <w:t xml:space="preserve">Revit 2027, hay que activar el Tech Preview.</w:t>
       </w:r>
     </w:p>
     <w:p>
@@ -3152,7 +4193,7 @@
           <w:sz w:val="19"/>
           <w:szCs w:val="19"/>
         </w:rPr>
-        <w:t xml:space="preserve">Número 02. Captura de una vista de coordinación con dos elementos en choque resaltados en rojo/naranja. Texto debajo.</w:t>
+        <w:t xml:space="preserve">Número 01 gigante en naranja. Captura real del panel del Autodesk Assistant abierto en Revit. Texto a la derecha, dos líneas máximo.</w:t>
       </w:r>
     </w:p>
     <w:p>
@@ -3167,7 +4208,24 @@
           <w:sz w:val="19"/>
           <w:szCs w:val="19"/>
         </w:rPr>
-        <w:t xml:space="preserve">SLIDE 4 de 6</w:t>
+        <w:t xml:space="preserve">SLIDE 4 de 8</w:t>
+      </w:r>
+    </w:p>
+    <w:p>
+      <w:pPr>
+        <w:pBdr>
+          <w:left w:val="single" w:color="B9C6D3" w:sz="14" w:space="8"/>
+        </w:pBdr>
+        <w:shd w:fill="F7F9FB" w:val="clear"/>
+        <w:spacing w:after="0"/>
+      </w:pPr>
+      <w:r>
+        <w:rPr>
+          <w:rFonts w:ascii="Consolas" w:cs="Consolas" w:eastAsia="Consolas" w:hAnsi="Consolas"/>
+          <w:sz w:val="18"/>
+          <w:szCs w:val="18"/>
+        </w:rPr>
+        <w:t xml:space="preserve">02 · Consultar tu modelo sin contar a mano — «¿cuántas puertas hay en el Nivel 1?» y te</w:t>
       </w:r>
     </w:p>
     <w:p>
@@ -3184,7 +4242,7 @@
           <w:sz w:val="18"/>
           <w:szCs w:val="18"/>
         </w:rPr>
-        <w:t xml:space="preserve">03 · Propone distribución en planta — le das los m² del programa y te da 3 layouts en segundos.</w:t>
+        <w:t xml:space="preserve">responde.</w:t>
       </w:r>
     </w:p>
     <w:p>
@@ -3210,7 +4268,7 @@
           <w:sz w:val="19"/>
           <w:szCs w:val="19"/>
         </w:rPr>
-        <w:t xml:space="preserve">Número 03. Tres miniaturas de planta lado a lado (3 layouts) con un «3 opciones en segundos» encima.</w:t>
+        <w:t xml:space="preserve">Número 02. Captura del chat del Assistant con una pregunta escrita y su respuesta. Resaltar la pregunta en naranja.</w:t>
       </w:r>
     </w:p>
     <w:p>
@@ -3225,7 +4283,24 @@
           <w:sz w:val="19"/>
           <w:szCs w:val="19"/>
         </w:rPr>
-        <w:t xml:space="preserve">SLIDE 5 de 6</w:t>
+        <w:t xml:space="preserve">SLIDE 5 de 8</w:t>
+      </w:r>
+    </w:p>
+    <w:p>
+      <w:pPr>
+        <w:pBdr>
+          <w:left w:val="single" w:color="B9C6D3" w:sz="14" w:space="8"/>
+        </w:pBdr>
+        <w:shd w:fill="F7F9FB" w:val="clear"/>
+        <w:spacing w:after="0"/>
+      </w:pPr>
+      <w:r>
+        <w:rPr>
+          <w:rFonts w:ascii="Consolas" w:cs="Consolas" w:eastAsia="Consolas" w:hAnsi="Consolas"/>
+          <w:sz w:val="18"/>
+          <w:szCs w:val="18"/>
+        </w:rPr>
+        <w:t xml:space="preserve">03 · Generative Design — genera y evalúa cientos de alternativas de distribución. Existe hace</w:t>
       </w:r>
     </w:p>
     <w:p>
@@ -3242,7 +4317,7 @@
           <w:sz w:val="18"/>
           <w:szCs w:val="18"/>
         </w:rPr>
-        <w:t xml:space="preserve">Ninguna te da el proyecto terminado. Te dan el primer borrador. Tú pones el criterio.</w:t>
+        <w:t xml:space="preserve">años, pero pide AEC Collection.</w:t>
       </w:r>
     </w:p>
     <w:p>
@@ -3268,7 +4343,7 @@
           <w:sz w:val="19"/>
           <w:szCs w:val="19"/>
         </w:rPr>
-        <w:t xml:space="preserve">Slide de mensaje, sin número ni captura. Solo texto grande centrado sobre azul. Es el slide del criterio: tiene que respirar.</w:t>
+        <w:t xml:space="preserve">Número 03. Tres miniaturas de planta lado a lado con «cientos de opciones evaluadas» encima.</w:t>
       </w:r>
     </w:p>
     <w:p>
@@ -3283,7 +4358,24 @@
           <w:sz w:val="19"/>
           <w:szCs w:val="19"/>
         </w:rPr>
-        <w:t xml:space="preserve">SLIDE 6 de 6</w:t>
+        <w:t xml:space="preserve">SLIDE 6 de 8</w:t>
+      </w:r>
+    </w:p>
+    <w:p>
+      <w:pPr>
+        <w:pBdr>
+          <w:left w:val="single" w:color="B9C6D3" w:sz="14" w:space="8"/>
+        </w:pBdr>
+        <w:shd w:fill="F7F9FB" w:val="clear"/>
+        <w:spacing w:after="0"/>
+      </w:pPr>
+      <w:r>
+        <w:rPr>
+          <w:rFonts w:ascii="Consolas" w:cs="Consolas" w:eastAsia="Consolas" w:hAnsi="Consolas"/>
+          <w:sz w:val="18"/>
+          <w:szCs w:val="18"/>
+        </w:rPr>
+        <w:t xml:space="preserve">Lo que NO hace: no genera detalles constructivos, y detecta los choques pero NO los resuelve.</w:t>
       </w:r>
     </w:p>
     <w:p>
@@ -3300,7 +4392,140 @@
           <w:sz w:val="18"/>
           <w:szCs w:val="18"/>
         </w:rPr>
-        <w:t xml:space="preserve">¿Cuál no conocías? Comenta “BIM” o “IA” y te mando cómo activarlas paso a paso.</w:t>
+        <w:t xml:space="preserve">Eso sigue siendo tuyo.</w:t>
+      </w:r>
+    </w:p>
+    <w:p>
+      <w:pPr>
+        <w:spacing w:after="60"/>
+        <w:ind w:left="180"/>
+      </w:pPr>
+      <w:r>
+        <w:rPr>
+          <w:b/>
+          <w:bCs/>
+          <w:color w:val="0E2438"/>
+          <w:sz w:val="19"/>
+          <w:szCs w:val="19"/>
+        </w:rPr>
+        <w:t xml:space="preserve">🖼  Imagen: </w:t>
+      </w:r>
+      <w:r>
+        <w:rPr>
+          <w:i/>
+          <w:iCs/>
+          <w:color w:val="5A6B7B"/>
+          <w:sz w:val="19"/>
+          <w:szCs w:val="19"/>
+        </w:rPr>
+        <w:t xml:space="preserve">Slide de contraste. Fondo azul oscuro, dos ❌ grandes en rojo apagado. Es el slide que da credibilidad: tiene que respirar.</w:t>
+      </w:r>
+    </w:p>
+    <w:p>
+      <w:pPr>
+        <w:spacing w:after="40" w:before="130"/>
+      </w:pPr>
+      <w:r>
+        <w:rPr>
+          <w:b/>
+          <w:bCs/>
+          <w:color w:val="C96A1C"/>
+          <w:sz w:val="19"/>
+          <w:szCs w:val="19"/>
+        </w:rPr>
+        <w:t xml:space="preserve">SLIDE 7 de 8</w:t>
+      </w:r>
+    </w:p>
+    <w:p>
+      <w:pPr>
+        <w:pBdr>
+          <w:left w:val="single" w:color="B9C6D3" w:sz="14" w:space="8"/>
+        </w:pBdr>
+        <w:shd w:fill="F7F9FB" w:val="clear"/>
+        <w:spacing w:after="140"/>
+      </w:pPr>
+      <w:r>
+        <w:rPr>
+          <w:rFonts w:ascii="Consolas" w:cs="Consolas" w:eastAsia="Consolas" w:hAnsi="Consolas"/>
+          <w:sz w:val="18"/>
+          <w:szCs w:val="18"/>
+        </w:rPr>
+        <w:t xml:space="preserve">Ninguna te da el proyecto terminado. Te dan el primer borrador. Tú pones el criterio.</w:t>
+      </w:r>
+    </w:p>
+    <w:p>
+      <w:pPr>
+        <w:spacing w:after="60"/>
+        <w:ind w:left="180"/>
+      </w:pPr>
+      <w:r>
+        <w:rPr>
+          <w:b/>
+          <w:bCs/>
+          <w:color w:val="0E2438"/>
+          <w:sz w:val="19"/>
+          <w:szCs w:val="19"/>
+        </w:rPr>
+        <w:t xml:space="preserve">🖼  Imagen: </w:t>
+      </w:r>
+      <w:r>
+        <w:rPr>
+          <w:i/>
+          <w:iCs/>
+          <w:color w:val="5A6B7B"/>
+          <w:sz w:val="19"/>
+          <w:szCs w:val="19"/>
+        </w:rPr>
+        <w:t xml:space="preserve">Slide de mensaje, sin número ni captura. Solo texto grande centrado sobre azul.</w:t>
+      </w:r>
+    </w:p>
+    <w:p>
+      <w:pPr>
+        <w:spacing w:after="40" w:before="130"/>
+      </w:pPr>
+      <w:r>
+        <w:rPr>
+          <w:b/>
+          <w:bCs/>
+          <w:color w:val="C96A1C"/>
+          <w:sz w:val="19"/>
+          <w:szCs w:val="19"/>
+        </w:rPr>
+        <w:t xml:space="preserve">SLIDE 8 de 8</w:t>
+      </w:r>
+    </w:p>
+    <w:p>
+      <w:pPr>
+        <w:pBdr>
+          <w:left w:val="single" w:color="B9C6D3" w:sz="14" w:space="8"/>
+        </w:pBdr>
+        <w:shd w:fill="F7F9FB" w:val="clear"/>
+        <w:spacing w:after="0"/>
+      </w:pPr>
+      <w:r>
+        <w:rPr>
+          <w:rFonts w:ascii="Consolas" w:cs="Consolas" w:eastAsia="Consolas" w:hAnsi="Consolas"/>
+          <w:sz w:val="18"/>
+          <w:szCs w:val="18"/>
+        </w:rPr>
+        <w:t xml:space="preserve">El paso a paso completo, con las fuentes de Autodesk, está en el blog. Comenta «BIM» o «IA» y</w:t>
+      </w:r>
+    </w:p>
+    <w:p>
+      <w:pPr>
+        <w:pBdr>
+          <w:left w:val="single" w:color="B9C6D3" w:sz="14" w:space="8"/>
+        </w:pBdr>
+        <w:shd w:fill="F7F9FB" w:val="clear"/>
+        <w:spacing w:after="140"/>
+      </w:pPr>
+      <w:r>
+        <w:rPr>
+          <w:rFonts w:ascii="Consolas" w:cs="Consolas" w:eastAsia="Consolas" w:hAnsi="Consolas"/>
+          <w:sz w:val="18"/>
+          <w:szCs w:val="18"/>
+        </w:rPr>
+        <w:t xml:space="preserve">te mando el enlace.</w:t>
       </w:r>
     </w:p>
     <w:p>
@@ -3926,7 +5151,7 @@
           <w:sz w:val="18"/>
           <w:szCs w:val="18"/>
         </w:rPr>
-        <w:t xml:space="preserve">Tu Revit ya trae IA y poca gente la activó. Estas son 3 funciones que ya podrías usar:</w:t>
+        <w:t xml:space="preserve">Revit y la IA: vamos a separar lo que es verdad de lo que se repite por ahí.</w:t>
       </w:r>
     </w:p>
     <w:p>
@@ -3943,7 +5168,7 @@
           <w:sz w:val="18"/>
           <w:szCs w:val="18"/>
         </w:rPr>
-        <w:t xml:space="preserve">1. Genera detalles constructivos (Autodesk AI Assist).</w:t>
+        <w:t xml:space="preserve"> </w:t>
       </w:r>
     </w:p>
     <w:p>
@@ -3960,7 +5185,7 @@
           <w:sz w:val="18"/>
           <w:szCs w:val="18"/>
         </w:rPr>
-        <w:t xml:space="preserve">2. Detecta y sugiere la solución a los choques entre disciplinas.</w:t>
+        <w:t xml:space="preserve">Empecemos por lo incómodo. Autodesk lo dice en su propia documentación: hasta Revit 2026 NO hay</w:t>
       </w:r>
     </w:p>
     <w:p>
@@ -3977,7 +5202,7 @@
           <w:sz w:val="18"/>
           <w:szCs w:val="18"/>
         </w:rPr>
-        <w:t xml:space="preserve">3. Propone opciones de distribución en planta en segundos.</w:t>
+        <w:t xml:space="preserve">funciones de IA. Lo que existe llegó con la 2027.</w:t>
       </w:r>
     </w:p>
     <w:p>
@@ -4011,7 +5236,7 @@
           <w:sz w:val="18"/>
           <w:szCs w:val="18"/>
         </w:rPr>
-        <w:t xml:space="preserve">Ninguna te da el proyecto: te da el borrador. El criterio lo pones tú.</w:t>
+        <w:t xml:space="preserve">Y esto es lo que sí hace:</w:t>
       </w:r>
     </w:p>
     <w:p>
@@ -4028,7 +5253,7 @@
           <w:sz w:val="18"/>
           <w:szCs w:val="18"/>
         </w:rPr>
-        <w:t xml:space="preserve"> </w:t>
+        <w:t xml:space="preserve">1. Autodesk Assistant (Revit 2027): le pides en lenguaje normal que cree láminas, tablas o</w:t>
       </w:r>
     </w:p>
     <w:p>
@@ -4045,7 +5270,194 @@
           <w:sz w:val="18"/>
           <w:szCs w:val="18"/>
         </w:rPr>
-        <w:t xml:space="preserve">💬 ¿Cuál no conocías? Comenta “BIM” o “IA” y te mando cómo activarlas.</w:t>
+        <w:t xml:space="preserve">plantas, y las hace. Hay que activar el Tech Preview.</w:t>
+      </w:r>
+    </w:p>
+    <w:p>
+      <w:pPr>
+        <w:pBdr>
+          <w:left w:val="single" w:color="B9C6D3" w:sz="14" w:space="8"/>
+        </w:pBdr>
+        <w:shd w:fill="F7F9FB" w:val="clear"/>
+        <w:spacing w:after="0"/>
+      </w:pPr>
+      <w:r>
+        <w:rPr>
+          <w:rFonts w:ascii="Consolas" w:cs="Consolas" w:eastAsia="Consolas" w:hAnsi="Consolas"/>
+          <w:sz w:val="18"/>
+          <w:szCs w:val="18"/>
+        </w:rPr>
+        <w:t xml:space="preserve">2. Consultar el modelo: «¿cuántas puertas hay en el Nivel 1?» y te responde, sin contar a mano.</w:t>
+      </w:r>
+    </w:p>
+    <w:p>
+      <w:pPr>
+        <w:pBdr>
+          <w:left w:val="single" w:color="B9C6D3" w:sz="14" w:space="8"/>
+        </w:pBdr>
+        <w:shd w:fill="F7F9FB" w:val="clear"/>
+        <w:spacing w:after="0"/>
+      </w:pPr>
+      <w:r>
+        <w:rPr>
+          <w:rFonts w:ascii="Consolas" w:cs="Consolas" w:eastAsia="Consolas" w:hAnsi="Consolas"/>
+          <w:sz w:val="18"/>
+          <w:szCs w:val="18"/>
+        </w:rPr>
+        <w:t xml:space="preserve">3. Generative Design: genera y evalúa cientos de alternativas. Existe hace años, pero necesitas</w:t>
+      </w:r>
+    </w:p>
+    <w:p>
+      <w:pPr>
+        <w:pBdr>
+          <w:left w:val="single" w:color="B9C6D3" w:sz="14" w:space="8"/>
+        </w:pBdr>
+        <w:shd w:fill="F7F9FB" w:val="clear"/>
+        <w:spacing w:after="0"/>
+      </w:pPr>
+      <w:r>
+        <w:rPr>
+          <w:rFonts w:ascii="Consolas" w:cs="Consolas" w:eastAsia="Consolas" w:hAnsi="Consolas"/>
+          <w:sz w:val="18"/>
+          <w:szCs w:val="18"/>
+        </w:rPr>
+        <w:t xml:space="preserve">la AEC Collection.</w:t>
+      </w:r>
+    </w:p>
+    <w:p>
+      <w:pPr>
+        <w:pBdr>
+          <w:left w:val="single" w:color="B9C6D3" w:sz="14" w:space="8"/>
+        </w:pBdr>
+        <w:shd w:fill="F7F9FB" w:val="clear"/>
+        <w:spacing w:after="0"/>
+      </w:pPr>
+      <w:r>
+        <w:rPr>
+          <w:rFonts w:ascii="Consolas" w:cs="Consolas" w:eastAsia="Consolas" w:hAnsi="Consolas"/>
+          <w:sz w:val="18"/>
+          <w:szCs w:val="18"/>
+        </w:rPr>
+        <w:t xml:space="preserve"> </w:t>
+      </w:r>
+    </w:p>
+    <w:p>
+      <w:pPr>
+        <w:pBdr>
+          <w:left w:val="single" w:color="B9C6D3" w:sz="14" w:space="8"/>
+        </w:pBdr>
+        <w:shd w:fill="F7F9FB" w:val="clear"/>
+        <w:spacing w:after="0"/>
+      </w:pPr>
+      <w:r>
+        <w:rPr>
+          <w:rFonts w:ascii="Consolas" w:cs="Consolas" w:eastAsia="Consolas" w:hAnsi="Consolas"/>
+          <w:sz w:val="18"/>
+          <w:szCs w:val="18"/>
+        </w:rPr>
+        <w:t xml:space="preserve">Lo que NO hace, aunque lo hayas leído: no genera detalles constructivos con IA, y detecta los</w:t>
+      </w:r>
+    </w:p>
+    <w:p>
+      <w:pPr>
+        <w:pBdr>
+          <w:left w:val="single" w:color="B9C6D3" w:sz="14" w:space="8"/>
+        </w:pBdr>
+        <w:shd w:fill="F7F9FB" w:val="clear"/>
+        <w:spacing w:after="0"/>
+      </w:pPr>
+      <w:r>
+        <w:rPr>
+          <w:rFonts w:ascii="Consolas" w:cs="Consolas" w:eastAsia="Consolas" w:hAnsi="Consolas"/>
+          <w:sz w:val="18"/>
+          <w:szCs w:val="18"/>
+        </w:rPr>
+        <w:t xml:space="preserve">choques pero no te dice cuál resolver. Esa decisión sigue siendo de un coordinador.</w:t>
+      </w:r>
+    </w:p>
+    <w:p>
+      <w:pPr>
+        <w:pBdr>
+          <w:left w:val="single" w:color="B9C6D3" w:sz="14" w:space="8"/>
+        </w:pBdr>
+        <w:shd w:fill="F7F9FB" w:val="clear"/>
+        <w:spacing w:after="0"/>
+      </w:pPr>
+      <w:r>
+        <w:rPr>
+          <w:rFonts w:ascii="Consolas" w:cs="Consolas" w:eastAsia="Consolas" w:hAnsi="Consolas"/>
+          <w:sz w:val="18"/>
+          <w:szCs w:val="18"/>
+        </w:rPr>
+        <w:t xml:space="preserve"> </w:t>
+      </w:r>
+    </w:p>
+    <w:p>
+      <w:pPr>
+        <w:pBdr>
+          <w:left w:val="single" w:color="B9C6D3" w:sz="14" w:space="8"/>
+        </w:pBdr>
+        <w:shd w:fill="F7F9FB" w:val="clear"/>
+        <w:spacing w:after="0"/>
+      </w:pPr>
+      <w:r>
+        <w:rPr>
+          <w:rFonts w:ascii="Consolas" w:cs="Consolas" w:eastAsia="Consolas" w:hAnsi="Consolas"/>
+          <w:sz w:val="18"/>
+          <w:szCs w:val="18"/>
+        </w:rPr>
+        <w:t xml:space="preserve">Ninguna te da el proyecto. Te dan el primer borrador. El criterio lo pones tú.</w:t>
+      </w:r>
+    </w:p>
+    <w:p>
+      <w:pPr>
+        <w:pBdr>
+          <w:left w:val="single" w:color="B9C6D3" w:sz="14" w:space="8"/>
+        </w:pBdr>
+        <w:shd w:fill="F7F9FB" w:val="clear"/>
+        <w:spacing w:after="0"/>
+      </w:pPr>
+      <w:r>
+        <w:rPr>
+          <w:rFonts w:ascii="Consolas" w:cs="Consolas" w:eastAsia="Consolas" w:hAnsi="Consolas"/>
+          <w:sz w:val="18"/>
+          <w:szCs w:val="18"/>
+        </w:rPr>
+        <w:t xml:space="preserve"> </w:t>
+      </w:r>
+    </w:p>
+    <w:p>
+      <w:pPr>
+        <w:pBdr>
+          <w:left w:val="single" w:color="B9C6D3" w:sz="14" w:space="8"/>
+        </w:pBdr>
+        <w:shd w:fill="F7F9FB" w:val="clear"/>
+        <w:spacing w:after="0"/>
+      </w:pPr>
+      <w:r>
+        <w:rPr>
+          <w:rFonts w:ascii="Consolas" w:cs="Consolas" w:eastAsia="Consolas" w:hAnsi="Consolas"/>
+          <w:sz w:val="18"/>
+          <w:szCs w:val="18"/>
+        </w:rPr>
+        <w:t xml:space="preserve">💬 ¿En qué versión de Revit estás? Comenta «BIM» o «IA» y te mando el paso a paso completo, con</w:t>
+      </w:r>
+    </w:p>
+    <w:p>
+      <w:pPr>
+        <w:pBdr>
+          <w:left w:val="single" w:color="B9C6D3" w:sz="14" w:space="8"/>
+        </w:pBdr>
+        <w:shd w:fill="F7F9FB" w:val="clear"/>
+        <w:spacing w:after="0"/>
+      </w:pPr>
+      <w:r>
+        <w:rPr>
+          <w:rFonts w:ascii="Consolas" w:cs="Consolas" w:eastAsia="Consolas" w:hAnsi="Consolas"/>
+          <w:sz w:val="18"/>
+          <w:szCs w:val="18"/>
+        </w:rPr>
+        <w:t xml:space="preserve">las fuentes de Autodesk.</w:t>
       </w:r>
     </w:p>
     <w:p>
@@ -4180,7 +5592,7 @@
                 <w:sz w:val="18"/>
                 <w:szCs w:val="18"/>
               </w:rPr>
-              <w:t xml:space="preserve">Comenta “BIM” o “IA” y te mando la info por DM.</w:t>
+              <w:t xml:space="preserve">Comenta “BIM” o “IA” y te mando el paso a paso completo por DM.</w:t>
             </w:r>
           </w:p>
         </w:tc>
@@ -4210,7 +5622,7 @@
                 <w:sz w:val="18"/>
                 <w:szCs w:val="18"/>
               </w:rPr>
-              <w:t xml:space="preserve">3 funciones de IA que Revit ya trae y deberíamos estar usando. ¿Cuál usan ustedes?</w:t>
+              <w:t xml:space="preserve">Autodesk dice que hasta Revit 2026 no hay funciones de IA. Lo que sí llegó con la 2027, y lo que sigue sin existir. ¿En qué versión están ustedes?</w:t>
             </w:r>
           </w:p>
         </w:tc>
@@ -4271,6 +5683,36 @@
                 <w:szCs w:val="18"/>
               </w:rPr>
               <w:t xml:space="preserve">Todo el paso a paso en el video · link en la descripción.</w:t>
+            </w:r>
+          </w:p>
+        </w:tc>
+      </w:tr>
+      <w:tr>
+        <w:tc>
+          <w:tcPr>
+            <w:tcW w:type="dxa" w:w="1800"/>
+          </w:tcPr>
+          <w:p>
+            <w:r>
+              <w:rPr>
+                <w:sz w:val="18"/>
+                <w:szCs w:val="18"/>
+              </w:rPr>
+              <w:t xml:space="preserve">Meta Ads</w:t>
+            </w:r>
+          </w:p>
+        </w:tc>
+        <w:tc>
+          <w:tcPr>
+            <w:tcW w:type="dxa" w:w="8400"/>
+          </w:tcPr>
+          <w:p>
+            <w:r>
+              <w:rPr>
+                <w:sz w:val="18"/>
+                <w:szCs w:val="18"/>
+              </w:rPr>
+              <w:t xml:space="preserve">Descubre qué funciones de IA trae Revit de verdad — y en qué versión.</w:t>
             </w:r>
           </w:p>
         </w:tc>
@@ -8006,7 +9448,7 @@
           <w:sz w:val="20"/>
           <w:szCs w:val="20"/>
         </w:rPr>
-        <w:t xml:space="preserve">PENDIENTE DE JULIO. Cambia de post plano a REEL: el meme estático rindió 1,321 views contra 4,700+ del humor en video.</w:t>
+        <w:t xml:space="preserve">PENDIENTE DE JULIO. Cambia de post plano a REEL: el meme estático rindió 1,321 views contra 4,700+ del humor en video. Confirmado 3-ago: el humor de gremio en reel hizo 8,373 views (8x el peor de la semana). OBLIGATORIO cerrar con pregunta directa — el del 27-jul no preguntó y sacó 3 comentarios; el del 25-jun sí preguntó y sacó 623.</w:t>
       </w:r>
     </w:p>
     <w:p>
@@ -26617,7 +28059,7 @@
           <w:bCs/>
           <w:color w:val="0E2438"/>
         </w:rPr>
-        <w:t xml:space="preserve">6 · HISTORIAS — cómo se convierte con stories</w:t>
+        <w:t xml:space="preserve">7 · HISTORIAS — cómo se convierte con stories</w:t>
       </w:r>
     </w:p>
     <w:p>
@@ -27820,7 +29262,7 @@
           <w:bCs/>
           <w:color w:val="0E2438"/>
         </w:rPr>
-        <w:t xml:space="preserve">7 · VENTA y PAUTA — los anuncios (copy listo)</w:t>
+        <w:t xml:space="preserve">8 · VENTA y PAUTA — los anuncios (copy listo)</w:t>
       </w:r>
     </w:p>
     <w:p>
@@ -31245,7 +32687,7 @@
           <w:bCs/>
           <w:color w:val="0E2438"/>
         </w:rPr>
-        <w:t xml:space="preserve">8 · Banco de reserva (piezas listas por si se cae alguna)</w:t>
+        <w:t xml:space="preserve">9 · Banco de reserva (piezas listas por si se cae alguna)</w:t>
       </w:r>
     </w:p>
     <w:p>
@@ -32724,7 +34166,7 @@
           <w:bCs/>
           <w:color w:val="0E2438"/>
         </w:rPr>
-        <w:t xml:space="preserve">9 · Resumen operativo y checklist</w:t>
+        <w:t xml:space="preserve">10 · Resumen operativo y checklist</w:t>
       </w:r>
     </w:p>
     <w:tbl>
